--- a/docs/律瞳-LegalLens-产品介绍.docx
+++ b/docs/律瞳-LegalLens-产品介绍.docx
@@ -143,7 +143,37 @@
           <w:rFonts w:ascii="Microsoft YaHei" w:hAnsi="Microsoft YaHei" w:eastAsia="Microsoft YaHei"/>
           <w:sz w:val="22"/>
         </w:rPr>
-        <w:t>，完全基于检索增强生成（RAG）技术——从 26 部中国现行法律 + 30 个真实判例的私有知识库中精准检索相关法条和案号，再交给大语言模型（LLM）综合分析。</w:t>
+        <w:t>。它以检索增强生成（RAG）为底座，</w:t>
+      </w:r>
+      <w:r>
+        <w:rPr>
+          <w:rFonts w:ascii="Microsoft YaHei" w:hAnsi="Microsoft YaHei" w:eastAsia="Microsoft YaHei"/>
+          <w:b/>
+          <w:sz w:val="22"/>
+        </w:rPr>
+        <w:t>采用业内独创的 4 Agent 协同架构</w:t>
+      </w:r>
+      <w:r>
+        <w:rPr>
+          <w:rFonts w:ascii="Microsoft YaHei" w:hAnsi="Microsoft YaHei" w:eastAsia="Microsoft YaHei"/>
+          <w:sz w:val="22"/>
+        </w:rPr>
+        <w:t xml:space="preserve">——从 26 部中国现行法律 + 30 个真实判例的私有知识库中精准检索相关法条和案号，再交由 4 个独立 Agent 互相校验后输出。每条观点都经过"焦点识别 → 法律分析 → </w:t>
+      </w:r>
+      <w:r>
+        <w:rPr>
+          <w:rFonts w:ascii="Microsoft YaHei" w:hAnsi="Microsoft YaHei" w:eastAsia="Microsoft YaHei"/>
+          <w:b/>
+          <w:sz w:val="22"/>
+        </w:rPr>
+        <w:t>引用真实性核验</w:t>
+      </w:r>
+      <w:r>
+        <w:rPr>
+          <w:rFonts w:ascii="Microsoft YaHei" w:hAnsi="Microsoft YaHei" w:eastAsia="Microsoft YaHei"/>
+          <w:sz w:val="22"/>
+        </w:rPr>
+        <w:t xml:space="preserve"> → 风险评估"四道独立工序，幻觉引用在最终输出前被自动剔除，结果可直接交付专业场景。</w:t>
       </w:r>
     </w:p>
     <w:p>
@@ -180,6 +210,21 @@
           <w:b/>
           <w:sz w:val="22"/>
         </w:rPr>
+        <w:t>业内独创 4 Agent 协同</w:t>
+      </w:r>
+      <w:r>
+        <w:rPr>
+          <w:rFonts w:ascii="Microsoft YaHei" w:hAnsi="Microsoft YaHei" w:eastAsia="Microsoft YaHei"/>
+          <w:sz w:val="22"/>
+        </w:rPr>
+        <w:t xml:space="preserve">：单次分析发起 4 次独立 LLM 调用（焦点识别 A1 / 法律分析 A2 / 引用真实性核验 A3 / 风险评估 A4），互相校验，从源头压低幻觉 - </w:t>
+      </w:r>
+      <w:r>
+        <w:rPr>
+          <w:rFonts w:ascii="Microsoft YaHei" w:hAnsi="Microsoft YaHei" w:eastAsia="Microsoft YaHei"/>
+          <w:b/>
+          <w:sz w:val="22"/>
+        </w:rPr>
         <w:t>可追溯</w:t>
       </w:r>
       <w:r>
@@ -202,22 +247,7 @@
           <w:rFonts w:ascii="Microsoft YaHei" w:hAnsi="Microsoft YaHei" w:eastAsia="Microsoft YaHei"/>
           <w:sz w:val="22"/>
         </w:rPr>
-        <w:t xml:space="preserve">：4 Agent 协同校验（焦点识别 / 法律分析 / </w:t>
-      </w:r>
-      <w:r>
-        <w:rPr>
-          <w:rFonts w:ascii="Microsoft YaHei" w:hAnsi="Microsoft YaHei" w:eastAsia="Microsoft YaHei"/>
-          <w:b/>
-          <w:sz w:val="22"/>
-        </w:rPr>
-        <w:t>引用真实性核验</w:t>
-      </w:r>
-      <w:r>
-        <w:rPr>
-          <w:rFonts w:ascii="Microsoft YaHei" w:hAnsi="Microsoft YaHei" w:eastAsia="Microsoft YaHei"/>
-          <w:sz w:val="22"/>
-        </w:rPr>
-        <w:t xml:space="preserve"> / 风险评估），幻觉引用自动剔除 - </w:t>
+        <w:t xml:space="preserve">：A3 Agent 逐字核对 `[n]` 引用是否真在召回文档中，标"幻觉"的整条观点自动过滤并重算置信度 - </w:t>
       </w:r>
       <w:r>
         <w:rPr>
@@ -262,7 +292,374 @@
           <w:color w:val="374A4A"/>
           <w:sz w:val="24"/>
         </w:rPr>
-        <w:t>1.2 适用场景</w:t>
+        <w:t>1.2 多 Agent 协同架构 ⭐</w:t>
+      </w:r>
+    </w:p>
+    <w:p>
+      <w:pPr>
+        <w:spacing w:before="120" w:after="120" w:line="288" w:lineRule="auto"/>
+        <w:ind w:left="283"/>
+        <w:shd w:val="clear" w:color="auto" w:fill="F5F5F4"/>
+        <w:pBdr>
+          <w:top w:val="single" w:sz="4" w:color="D6D3D1"/>
+          <w:left w:val="single" w:sz="4" w:color="D6D3D1"/>
+          <w:bottom w:val="single" w:sz="4" w:color="D6D3D1"/>
+          <w:right w:val="single" w:sz="4" w:color="D6D3D1"/>
+        </w:pBdr>
+      </w:pPr>
+      <w:r>
+        <w:rPr>
+          <w:rFonts w:ascii="Consolas" w:hAnsi="Consolas" w:eastAsia="SimSun"/>
+          <w:sz w:val="18"/>
+        </w:rPr>
+        <w:t xml:space="preserve">         案情输入</w:t>
+      </w:r>
+      <w:r>
+        <w:br/>
+      </w:r>
+      <w:r>
+        <w:rPr>
+          <w:rFonts w:ascii="Consolas" w:hAnsi="Consolas" w:eastAsia="SimSun"/>
+          <w:sz w:val="18"/>
+        </w:rPr>
+        <w:t xml:space="preserve">              ↓</w:t>
+      </w:r>
+      <w:r>
+        <w:br/>
+      </w:r>
+      <w:r>
+        <w:rPr>
+          <w:rFonts w:ascii="Consolas" w:hAnsi="Consolas" w:eastAsia="SimSun"/>
+          <w:sz w:val="18"/>
+        </w:rPr>
+        <w:t xml:space="preserve">   ┌─────────────────────┐</w:t>
+      </w:r>
+      <w:r>
+        <w:br/>
+      </w:r>
+      <w:r>
+        <w:rPr>
+          <w:rFonts w:ascii="Consolas" w:hAnsi="Consolas" w:eastAsia="SimSun"/>
+          <w:sz w:val="18"/>
+        </w:rPr>
+        <w:t xml:space="preserve">   │  Step 1 RAG 检索     │  召回 top-20 法条 (Embedding + Qdrant + RRF 融合)</w:t>
+      </w:r>
+      <w:r>
+        <w:br/>
+      </w:r>
+      <w:r>
+        <w:rPr>
+          <w:rFonts w:ascii="Consolas" w:hAnsi="Consolas" w:eastAsia="SimSun"/>
+          <w:sz w:val="18"/>
+        </w:rPr>
+        <w:t xml:space="preserve">   └─────────────────────┘</w:t>
+      </w:r>
+      <w:r>
+        <w:br/>
+      </w:r>
+      <w:r>
+        <w:rPr>
+          <w:rFonts w:ascii="Consolas" w:hAnsi="Consolas" w:eastAsia="SimSun"/>
+          <w:sz w:val="18"/>
+        </w:rPr>
+        <w:t xml:space="preserve">              ↓</w:t>
+      </w:r>
+      <w:r>
+        <w:br/>
+      </w:r>
+      <w:r>
+        <w:rPr>
+          <w:rFonts w:ascii="Consolas" w:hAnsi="Consolas" w:eastAsia="SimSun"/>
+          <w:sz w:val="18"/>
+        </w:rPr>
+        <w:t xml:space="preserve">   ┌─────────────────────┐  并行</w:t>
+      </w:r>
+      <w:r>
+        <w:br/>
+      </w:r>
+      <w:r>
+        <w:rPr>
+          <w:rFonts w:ascii="Consolas" w:hAnsi="Consolas" w:eastAsia="SimSun"/>
+          <w:sz w:val="18"/>
+        </w:rPr>
+        <w:t xml:space="preserve">   │  A1 焦点识别  Agent  │──┐</w:t>
+      </w:r>
+      <w:r>
+        <w:br/>
+      </w:r>
+      <w:r>
+        <w:rPr>
+          <w:rFonts w:ascii="Consolas" w:hAnsi="Consolas" w:eastAsia="SimSun"/>
+          <w:sz w:val="18"/>
+        </w:rPr>
+        <w:t xml:space="preserve">   │  A4 风险评估  Agent  │──┤  独立 LLM 调用，结果互不干扰</w:t>
+      </w:r>
+      <w:r>
+        <w:br/>
+      </w:r>
+      <w:r>
+        <w:rPr>
+          <w:rFonts w:ascii="Consolas" w:hAnsi="Consolas" w:eastAsia="SimSun"/>
+          <w:sz w:val="18"/>
+        </w:rPr>
+        <w:t xml:space="preserve">   └─────────────────────┘  │</w:t>
+      </w:r>
+      <w:r>
+        <w:br/>
+      </w:r>
+      <w:r>
+        <w:rPr>
+          <w:rFonts w:ascii="Consolas" w:hAnsi="Consolas" w:eastAsia="SimSun"/>
+          <w:sz w:val="18"/>
+        </w:rPr>
+        <w:t xml:space="preserve">                            ↓</w:t>
+      </w:r>
+      <w:r>
+        <w:br/>
+      </w:r>
+      <w:r>
+        <w:rPr>
+          <w:rFonts w:ascii="Consolas" w:hAnsi="Consolas" w:eastAsia="SimSun"/>
+          <w:sz w:val="18"/>
+        </w:rPr>
+        <w:t xml:space="preserve">   ┌─────────────────────┐</w:t>
+      </w:r>
+      <w:r>
+        <w:br/>
+      </w:r>
+      <w:r>
+        <w:rPr>
+          <w:rFonts w:ascii="Consolas" w:hAnsi="Consolas" w:eastAsia="SimSun"/>
+          <w:sz w:val="18"/>
+        </w:rPr>
+        <w:t xml:space="preserve">   │  A2 法律分析 Agent   │  基于 A1 焦点 + RAG 检索法条</w:t>
+      </w:r>
+      <w:r>
+        <w:br/>
+      </w:r>
+      <w:r>
+        <w:rPr>
+          <w:rFonts w:ascii="Consolas" w:hAnsi="Consolas" w:eastAsia="SimSun"/>
+          <w:sz w:val="18"/>
+        </w:rPr>
+        <w:t xml:space="preserve">   │  每条观点带 [n] 引用 │</w:t>
+      </w:r>
+      <w:r>
+        <w:br/>
+      </w:r>
+      <w:r>
+        <w:rPr>
+          <w:rFonts w:ascii="Consolas" w:hAnsi="Consolas" w:eastAsia="SimSun"/>
+          <w:sz w:val="18"/>
+        </w:rPr>
+        <w:t xml:space="preserve">   └─────────────────────┘</w:t>
+      </w:r>
+      <w:r>
+        <w:br/>
+      </w:r>
+      <w:r>
+        <w:rPr>
+          <w:rFonts w:ascii="Consolas" w:hAnsi="Consolas" w:eastAsia="SimSun"/>
+          <w:sz w:val="18"/>
+        </w:rPr>
+        <w:t xml:space="preserve">              ↓</w:t>
+      </w:r>
+      <w:r>
+        <w:br/>
+      </w:r>
+      <w:r>
+        <w:rPr>
+          <w:rFonts w:ascii="Consolas" w:hAnsi="Consolas" w:eastAsia="SimSun"/>
+          <w:sz w:val="18"/>
+        </w:rPr>
+        <w:t xml:space="preserve">   ┌─────────────────────┐</w:t>
+      </w:r>
+      <w:r>
+        <w:br/>
+      </w:r>
+      <w:r>
+        <w:rPr>
+          <w:rFonts w:ascii="Consolas" w:hAnsi="Consolas" w:eastAsia="SimSun"/>
+          <w:sz w:val="18"/>
+        </w:rPr>
+        <w:t xml:space="preserve">   │  A3 引用核验 Agent ⭐│  逐字核对 [n] 引用真实性，标"幻觉"</w:t>
+      </w:r>
+      <w:r>
+        <w:br/>
+      </w:r>
+      <w:r>
+        <w:rPr>
+          <w:rFonts w:ascii="Consolas" w:hAnsi="Consolas" w:eastAsia="SimSun"/>
+          <w:sz w:val="18"/>
+        </w:rPr>
+        <w:t xml:space="preserve">   └─────────────────────┘</w:t>
+      </w:r>
+      <w:r>
+        <w:br/>
+      </w:r>
+      <w:r>
+        <w:rPr>
+          <w:rFonts w:ascii="Consolas" w:hAnsi="Consolas" w:eastAsia="SimSun"/>
+          <w:sz w:val="18"/>
+        </w:rPr>
+        <w:t xml:space="preserve">              ↓</w:t>
+      </w:r>
+      <w:r>
+        <w:br/>
+      </w:r>
+      <w:r>
+        <w:rPr>
+          <w:rFonts w:ascii="Consolas" w:hAnsi="Consolas" w:eastAsia="SimSun"/>
+          <w:sz w:val="18"/>
+        </w:rPr>
+        <w:t xml:space="preserve">   ┌─────────────────────┐</w:t>
+      </w:r>
+      <w:r>
+        <w:br/>
+      </w:r>
+      <w:r>
+        <w:rPr>
+          <w:rFonts w:ascii="Consolas" w:hAnsi="Consolas" w:eastAsia="SimSun"/>
+          <w:sz w:val="18"/>
+        </w:rPr>
+        <w:t xml:space="preserve">   │  整合输出            │  过滤幻觉 + 引用去重 + 补全元数据</w:t>
+      </w:r>
+      <w:r>
+        <w:br/>
+      </w:r>
+      <w:r>
+        <w:rPr>
+          <w:rFonts w:ascii="Consolas" w:hAnsi="Consolas" w:eastAsia="SimSun"/>
+          <w:sz w:val="18"/>
+        </w:rPr>
+        <w:t xml:space="preserve">   │  重新计算 confidence  │  重新编号 [1] [2] [3]</w:t>
+      </w:r>
+      <w:r>
+        <w:br/>
+      </w:r>
+      <w:r>
+        <w:rPr>
+          <w:rFonts w:ascii="Consolas" w:hAnsi="Consolas" w:eastAsia="SimSun"/>
+          <w:sz w:val="18"/>
+        </w:rPr>
+        <w:t xml:space="preserve">   └─────────────────────┘</w:t>
+      </w:r>
+      <w:r>
+        <w:br/>
+      </w:r>
+      <w:r>
+        <w:rPr>
+          <w:rFonts w:ascii="Consolas" w:hAnsi="Consolas" w:eastAsia="SimSun"/>
+          <w:sz w:val="18"/>
+        </w:rPr>
+        <w:t xml:space="preserve">              ↓</w:t>
+      </w:r>
+      <w:r>
+        <w:br/>
+      </w:r>
+      <w:r>
+        <w:rPr>
+          <w:rFonts w:ascii="Consolas" w:hAnsi="Consolas" w:eastAsia="SimSun"/>
+          <w:sz w:val="18"/>
+        </w:rPr>
+        <w:t xml:space="preserve">         返回 UI 渲染</w:t>
+      </w:r>
+    </w:p>
+    <w:p>
+      <w:pPr>
+        <w:spacing w:after="80"/>
+        <w:ind w:firstLine="0"/>
+        <w:jc w:val="both"/>
+      </w:pPr>
+      <w:r>
+        <w:rPr>
+          <w:rFonts w:ascii="Microsoft YaHei" w:hAnsi="Microsoft YaHei" w:eastAsia="Microsoft YaHei"/>
+          <w:b/>
+          <w:sz w:val="22"/>
+        </w:rPr>
+        <w:t>4 Agent 协同的核心收益</w:t>
+      </w:r>
+      <w:r>
+        <w:rPr>
+          <w:rFonts w:ascii="Microsoft YaHei" w:hAnsi="Microsoft YaHei" w:eastAsia="Microsoft YaHei"/>
+          <w:sz w:val="22"/>
+        </w:rPr>
+        <w:t xml:space="preserve">： - </w:t>
+      </w:r>
+      <w:r>
+        <w:rPr>
+          <w:rFonts w:ascii="Microsoft YaHei" w:hAnsi="Microsoft YaHei" w:eastAsia="Microsoft YaHei"/>
+          <w:b/>
+          <w:sz w:val="22"/>
+        </w:rPr>
+        <w:t>降低幻觉</w:t>
+      </w:r>
+      <w:r>
+        <w:rPr>
+          <w:rFonts w:ascii="Microsoft YaHei" w:hAnsi="Microsoft YaHei" w:eastAsia="Microsoft YaHei"/>
+          <w:sz w:val="22"/>
+        </w:rPr>
+        <w:t xml:space="preserve">：4 个独立 LLM 调用互相"挑刺"，A3 单独负责引用真实性检查 - </w:t>
+      </w:r>
+      <w:r>
+        <w:rPr>
+          <w:rFonts w:ascii="Microsoft YaHei" w:hAnsi="Microsoft YaHei" w:eastAsia="Microsoft YaHei"/>
+          <w:b/>
+          <w:sz w:val="22"/>
+        </w:rPr>
+        <w:t>降低耦合</w:t>
+      </w:r>
+      <w:r>
+        <w:rPr>
+          <w:rFonts w:ascii="Microsoft YaHei" w:hAnsi="Microsoft YaHei" w:eastAsia="Microsoft YaHei"/>
+          <w:sz w:val="22"/>
+        </w:rPr>
+        <w:t xml:space="preserve">：每个 Agent 只看自己负责的部分，互不污染 - </w:t>
+      </w:r>
+      <w:r>
+        <w:rPr>
+          <w:rFonts w:ascii="Microsoft YaHei" w:hAnsi="Microsoft YaHei" w:eastAsia="Microsoft YaHei"/>
+          <w:b/>
+          <w:sz w:val="22"/>
+        </w:rPr>
+        <w:t>可解释性</w:t>
+      </w:r>
+      <w:r>
+        <w:rPr>
+          <w:rFonts w:ascii="Microsoft YaHei" w:hAnsi="Microsoft YaHei" w:eastAsia="Microsoft YaHei"/>
+          <w:sz w:val="22"/>
+        </w:rPr>
+        <w:t xml:space="preserve">：每条观点都能溯源到召回文档的具体段落，引用通过率即置信度 - </w:t>
+      </w:r>
+      <w:r>
+        <w:rPr>
+          <w:rFonts w:ascii="Microsoft YaHei" w:hAnsi="Microsoft YaHei" w:eastAsia="Microsoft YaHei"/>
+          <w:b/>
+          <w:sz w:val="22"/>
+        </w:rPr>
+        <w:t>可扩展</w:t>
+      </w:r>
+      <w:r>
+        <w:rPr>
+          <w:rFonts w:ascii="Microsoft YaHei" w:hAnsi="Microsoft YaHei" w:eastAsia="Microsoft YaHei"/>
+          <w:sz w:val="22"/>
+        </w:rPr>
+        <w:t>：未来加 A5（判例推荐）、A6（执法规）等，只需在 pipeline 插入一个节点</w:t>
+      </w:r>
+    </w:p>
+    <w:p>
+      <w:pPr>
+        <w:keepNext/>
+        <w:spacing w:before="240" w:after="120"/>
+      </w:pPr>
+      <w:r>
+        <w:rPr>
+          <w:rFonts w:ascii="Microsoft YaHei" w:hAnsi="Microsoft YaHei" w:eastAsia="Microsoft YaHei"/>
+          <w:b/>
+          <w:color w:val="374A4A"/>
+          <w:sz w:val="24"/>
+        </w:rPr>
+        <w:t>1.3 适用场景</w:t>
       </w:r>
     </w:p>
     <w:tbl>

--- a/docs/律瞳-LegalLens-产品介绍.docx
+++ b/docs/律瞳-LegalLens-产品介绍.docx
@@ -4,7 +4,7 @@
   <w:body>
     <w:p>
       <w:pPr>
-        <w:spacing w:before="800" w:after="400"/>
+        <w:spacing w:before="800" w:after="160"/>
         <w:jc w:val="center"/>
       </w:pPr>
       <w:r>
@@ -12,14 +12,92 @@
           <w:rFonts w:ascii="Microsoft YaHei" w:hAnsi="Microsoft YaHei" w:eastAsia="Microsoft YaHei"/>
           <w:b/>
           <w:color w:val="0C4A3E"/>
-          <w:sz w:val="52"/>
+          <w:sz w:val="64"/>
         </w:rPr>
-        <w:t>律瞳 LegalLens 产品介绍</w:t>
+        <w:t>律瞳 LegalLens</w:t>
       </w:r>
     </w:p>
     <w:p>
       <w:pPr>
-        <w:ind w:left="454"/>
+        <w:jc w:val="center"/>
+      </w:pPr>
+      <w:r>
+        <w:rPr>
+          <w:rFonts w:ascii="Microsoft YaHei" w:hAnsi="Microsoft YaHei" w:eastAsia="Microsoft YaHei"/>
+          <w:b w:val="0"/>
+          <w:color w:val="575C5E"/>
+          <w:sz w:val="28"/>
+        </w:rPr>
+        <w:t>—— 律师专属的 AI 案件分析平台</w:t>
+      </w:r>
+    </w:p>
+    <w:p>
+      <w:pPr>
+        <w:jc w:val="center"/>
+      </w:pPr>
+      <w:r>
+        <w:rPr>
+          <w:rFonts w:ascii="Microsoft YaHei" w:hAnsi="Microsoft YaHei" w:eastAsia="Microsoft YaHei"/>
+          <w:b w:val="0"/>
+          <w:color w:val="575C5E"/>
+          <w:sz w:val="24"/>
+        </w:rPr>
+        <w:t>—— AI Case Analysis Platform Built for Lawyers</w:t>
+      </w:r>
+    </w:p>
+    <w:p/>
+    <w:p>
+      <w:pPr>
+        <w:jc w:val="center"/>
+      </w:pPr>
+      <w:r>
+        <w:rPr>
+          <w:rFonts w:ascii="Microsoft YaHei" w:hAnsi="Microsoft YaHei" w:eastAsia="Microsoft YaHei"/>
+          <w:b w:val="0"/>
+          <w:color w:val="575C5E"/>
+          <w:sz w:val="22"/>
+        </w:rPr>
+        <w:t>产品介绍 / Product Overview</w:t>
+      </w:r>
+    </w:p>
+    <w:p>
+      <w:r>
+        <w:br w:type="page"/>
+      </w:r>
+    </w:p>
+    <w:p>
+      <w:pPr>
+        <w:keepNext/>
+        <w:spacing w:before="280" w:after="160"/>
+      </w:pPr>
+      <w:r>
+        <w:rPr>
+          <w:rFonts w:ascii="Microsoft YaHei" w:hAnsi="Microsoft YaHei" w:eastAsia="Microsoft YaHei"/>
+          <w:b/>
+          <w:color w:val="0C4A3E"/>
+          <w:sz w:val="40"/>
+        </w:rPr>
+        <w:t>律瞳 LegalLens</w:t>
+      </w:r>
+    </w:p>
+    <w:p>
+      <w:pPr>
+        <w:keepNext/>
+        <w:spacing w:before="280" w:after="160"/>
+      </w:pPr>
+      <w:r>
+        <w:rPr>
+          <w:rFonts w:ascii="Microsoft YaHei" w:hAnsi="Microsoft YaHei" w:eastAsia="Microsoft YaHei"/>
+          <w:b/>
+          <w:color w:val="0A3D33"/>
+          <w:sz w:val="30"/>
+        </w:rPr>
+        <w:t>—— 律师专属的 AI 案件分析平台</w:t>
+      </w:r>
+    </w:p>
+    <w:p>
+      <w:pPr>
+        <w:jc w:val="center"/>
       </w:pPr>
       <w:r>
         <w:rPr>
@@ -28,7 +106,29 @@
           <w:color w:val="575C5E"/>
           <w:sz w:val="20"/>
         </w:rPr>
-        <w:t>**基于 RAG 的律师专属 AI 案件分析平台**</w:t>
+        <w:t>让每一条法律意见，都有可追溯的引证；让每一次分析，都经多视角交叉校验。</w:t>
+      </w:r>
+    </w:p>
+    <w:p>
+      <w:pPr>
+        <w:pBdr>
+          <w:bottom w:val="single" w:sz="6" w:color="0C4A3E"/>
+        </w:pBdr>
+      </w:pPr>
+    </w:p>
+    <w:p>
+      <w:pPr>
+        <w:keepNext/>
+        <w:spacing w:before="280" w:after="160"/>
+      </w:pPr>
+      <w:r>
+        <w:rPr>
+          <w:rFonts w:ascii="Microsoft YaHei" w:hAnsi="Microsoft YaHei" w:eastAsia="Microsoft YaHei"/>
+          <w:b/>
+          <w:color w:val="0A3D33"/>
+          <w:sz w:val="30"/>
+        </w:rPr>
+        <w:t>一、产品定位</w:t>
       </w:r>
     </w:p>
     <w:p>
@@ -42,71 +142,7 @@
           <w:rFonts w:ascii="Microsoft YaHei" w:hAnsi="Microsoft YaHei" w:eastAsia="Microsoft YaHei"/>
           <w:sz w:val="22"/>
         </w:rPr>
-        <w:t>&gt;</w:t>
-      </w:r>
-    </w:p>
-    <w:p>
-      <w:pPr>
-        <w:ind w:left="454"/>
-      </w:pPr>
-      <w:r>
-        <w:rPr>
-          <w:rFonts w:ascii="Microsoft YaHei" w:hAnsi="Microsoft YaHei" w:eastAsia="Microsoft YaHei"/>
-          <w:b w:val="0"/>
-          <w:color w:val="575C5E"/>
-          <w:sz w:val="20"/>
-        </w:rPr>
-        <w:t>版本 v0.1.0 | 2026 年 8 月 13 日</w:t>
-      </w:r>
-    </w:p>
-    <w:p>
-      <w:pPr>
-        <w:spacing w:after="80"/>
-        <w:ind w:firstLine="0"/>
-        <w:jc w:val="both"/>
-      </w:pPr>
-      <w:r>
-        <w:rPr>
-          <w:rFonts w:ascii="Microsoft YaHei" w:hAnsi="Microsoft YaHei" w:eastAsia="Microsoft YaHei"/>
-          <w:sz w:val="22"/>
-        </w:rPr>
-        <w:t>&gt;</w:t>
-      </w:r>
-    </w:p>
-    <w:p>
-      <w:pPr>
-        <w:ind w:left="454"/>
-      </w:pPr>
-      <w:r>
-        <w:rPr>
-          <w:rFonts w:ascii="Microsoft YaHei" w:hAnsi="Microsoft YaHei" w:eastAsia="Microsoft YaHei"/>
-          <w:b w:val="0"/>
-          <w:color w:val="575C5E"/>
-          <w:sz w:val="20"/>
-        </w:rPr>
-        <w:t>服务地址：https://ayiren.cn/legallens/</w:t>
-      </w:r>
-    </w:p>
-    <w:p>
-      <w:pPr>
-        <w:pBdr>
-          <w:bottom w:val="single" w:sz="6" w:color="0C4A3E"/>
-        </w:pBdr>
-      </w:pPr>
-    </w:p>
-    <w:p>
-      <w:pPr>
-        <w:keepNext/>
-        <w:spacing w:before="240" w:after="120"/>
-      </w:pPr>
-      <w:r>
-        <w:rPr>
-          <w:rFonts w:ascii="Microsoft YaHei" w:hAnsi="Microsoft YaHei" w:eastAsia="Microsoft YaHei"/>
-          <w:b/>
-          <w:color w:val="0A3D33"/>
-          <w:sz w:val="28"/>
-        </w:rPr>
-        <w:t>1. 产品概述</w:t>
+        <w:t>法律工作者每天面对浩如烟海的法律法规、司法解释和类案判例。传统检索方式耗时费力，通用大模型又容易"编造"法条。</w:t>
       </w:r>
     </w:p>
     <w:p>
@@ -128,7 +164,7 @@
           <w:rFonts w:ascii="Microsoft YaHei" w:hAnsi="Microsoft YaHei" w:eastAsia="Microsoft YaHei"/>
           <w:sz w:val="22"/>
         </w:rPr>
-        <w:t xml:space="preserve"> 是一款面向律师的 AI 辅助分析平台，</w:t>
+        <w:t xml:space="preserve"> 是一款面向律师的 AI 辅助分析平台。我们不训练任何模型，而是把"检索"做到极致——以</w:t>
       </w:r>
       <w:r>
         <w:rPr>
@@ -136,14 +172,14 @@
           <w:b/>
           <w:sz w:val="22"/>
         </w:rPr>
-        <w:t>不训练任何模型</w:t>
+        <w:t>中国现行法律法规</w:t>
       </w:r>
       <w:r>
         <w:rPr>
           <w:rFonts w:ascii="Microsoft YaHei" w:hAnsi="Microsoft YaHei" w:eastAsia="Microsoft YaHei"/>
           <w:sz w:val="22"/>
         </w:rPr>
-        <w:t>。它以检索增强生成（RAG）为底座，</w:t>
+        <w:t>和</w:t>
       </w:r>
       <w:r>
         <w:rPr>
@@ -151,14 +187,14 @@
           <w:b/>
           <w:sz w:val="22"/>
         </w:rPr>
-        <w:t>采用业内独创的 4 Agent 协同架构</w:t>
+        <w:t>真实司法判例</w:t>
       </w:r>
       <w:r>
         <w:rPr>
           <w:rFonts w:ascii="Microsoft YaHei" w:hAnsi="Microsoft YaHei" w:eastAsia="Microsoft YaHei"/>
           <w:sz w:val="22"/>
         </w:rPr>
-        <w:t xml:space="preserve">——从 26 部中国现行法律 + 30 个真实判例的私有知识库中精准检索相关法条和案号，再交由 4 个独立 Agent 互相校验后输出。每条观点都经过"焦点识别 → 法律分析 → </w:t>
+        <w:t>为底座，以</w:t>
       </w:r>
       <w:r>
         <w:rPr>
@@ -166,20 +202,57 @@
           <w:b/>
           <w:sz w:val="22"/>
         </w:rPr>
-        <w:t>引用真实性核验</w:t>
+        <w:t>多 Agent 协同校验</w:t>
       </w:r>
       <w:r>
         <w:rPr>
           <w:rFonts w:ascii="Microsoft YaHei" w:hAnsi="Microsoft YaHei" w:eastAsia="Microsoft YaHei"/>
           <w:sz w:val="22"/>
         </w:rPr>
-        <w:t xml:space="preserve"> → 风险评估"四道独立工序，幻觉引用在最终输出前被自动剔除，结果可直接交付专业场景。</w:t>
+        <w:t>为核心，让 AI 输出的每一条法律意见都有据可查、有源可溯。</w:t>
+      </w:r>
+    </w:p>
+    <w:p>
+      <w:pPr>
+        <w:spacing w:after="80"/>
+        <w:ind w:firstLine="0"/>
+        <w:jc w:val="both"/>
+      </w:pPr>
+      <w:r>
+        <w:rPr>
+          <w:rFonts w:ascii="Microsoft YaHei" w:hAnsi="Microsoft YaHei" w:eastAsia="Microsoft YaHei"/>
+          <w:b/>
+          <w:sz w:val="22"/>
+        </w:rPr>
+        <w:t>核心理念：可追溯、可验证、可用但不滥用。</w:t>
+      </w:r>
+    </w:p>
+    <w:p>
+      <w:pPr>
+        <w:pBdr>
+          <w:bottom w:val="single" w:sz="6" w:color="0C4A3E"/>
+        </w:pBdr>
+      </w:pPr>
+    </w:p>
+    <w:p>
+      <w:pPr>
+        <w:keepNext/>
+        <w:spacing w:before="280" w:after="160"/>
+      </w:pPr>
+      <w:r>
+        <w:rPr>
+          <w:rFonts w:ascii="Microsoft YaHei" w:hAnsi="Microsoft YaHei" w:eastAsia="Microsoft YaHei"/>
+          <w:b/>
+          <w:color w:val="0A3D33"/>
+          <w:sz w:val="30"/>
+        </w:rPr>
+        <w:t>二、四大核心能力</w:t>
       </w:r>
     </w:p>
     <w:p>
       <w:pPr>
         <w:keepNext/>
-        <w:spacing w:before="240" w:after="120"/>
+        <w:spacing w:before="280" w:after="160"/>
       </w:pPr>
       <w:r>
         <w:rPr>
@@ -188,7 +261,7 @@
           <w:color w:val="374A4A"/>
           <w:sz w:val="24"/>
         </w:rPr>
-        <w:t>1.1 核心价值</w:t>
+        <w:t>1. 案情智能分析 — 4 Agent 协同</w:t>
       </w:r>
     </w:p>
     <w:p>
@@ -202,7 +275,7 @@
           <w:rFonts w:ascii="Microsoft YaHei" w:hAnsi="Microsoft YaHei" w:eastAsia="Microsoft YaHei"/>
           <w:sz w:val="22"/>
         </w:rPr>
-        <w:t xml:space="preserve">- </w:t>
+        <w:t xml:space="preserve">律师输入一段案情描述，律瞳会启动 </w:t>
       </w:r>
       <w:r>
         <w:rPr>
@@ -210,89 +283,14 @@
           <w:b/>
           <w:sz w:val="22"/>
         </w:rPr>
-        <w:t>业内独创 4 Agent 协同</w:t>
+        <w:t>4 个独立 AI Agent 协同工作</w:t>
       </w:r>
       <w:r>
         <w:rPr>
           <w:rFonts w:ascii="Microsoft YaHei" w:hAnsi="Microsoft YaHei" w:eastAsia="Microsoft YaHei"/>
           <w:sz w:val="22"/>
         </w:rPr>
-        <w:t xml:space="preserve">：单次分析发起 4 次独立 LLM 调用（焦点识别 A1 / 法律分析 A2 / 引用真实性核验 A3 / 风险评估 A4），互相校验，从源头压低幻觉 - </w:t>
-      </w:r>
-      <w:r>
-        <w:rPr>
-          <w:rFonts w:ascii="Microsoft YaHei" w:hAnsi="Microsoft YaHei" w:eastAsia="Microsoft YaHei"/>
-          <w:b/>
-          <w:sz w:val="22"/>
-        </w:rPr>
-        <w:t>可追溯</w:t>
-      </w:r>
-      <w:r>
-        <w:rPr>
-          <w:rFonts w:ascii="Microsoft YaHei" w:hAnsi="Microsoft YaHei" w:eastAsia="Microsoft YaHei"/>
-          <w:sz w:val="22"/>
-        </w:rPr>
-        <w:t xml:space="preserve">：每条观点强制带 `[n] 法名 第X条` 引用，点开直达官方法律法规库原文 - </w:t>
-      </w:r>
-      <w:r>
-        <w:rPr>
-          <w:rFonts w:ascii="Microsoft YaHei" w:hAnsi="Microsoft YaHei" w:eastAsia="Microsoft YaHei"/>
-          <w:b/>
-          <w:sz w:val="22"/>
-        </w:rPr>
-        <w:t>可验证</w:t>
-      </w:r>
-      <w:r>
-        <w:rPr>
-          <w:rFonts w:ascii="Microsoft YaHei" w:hAnsi="Microsoft YaHei" w:eastAsia="Microsoft YaHei"/>
-          <w:sz w:val="22"/>
-        </w:rPr>
-        <w:t xml:space="preserve">：A3 Agent 逐字核对 `[n]` 引用是否真在召回文档中，标"幻觉"的整条观点自动过滤并重算置信度 - </w:t>
-      </w:r>
-      <w:r>
-        <w:rPr>
-          <w:rFonts w:ascii="Microsoft YaHei" w:hAnsi="Microsoft YaHei" w:eastAsia="Microsoft YaHei"/>
-          <w:b/>
-          <w:sz w:val="22"/>
-        </w:rPr>
-        <w:t>专业</w:t>
-      </w:r>
-      <w:r>
-        <w:rPr>
-          <w:rFonts w:ascii="Microsoft YaHei" w:hAnsi="Microsoft YaHei" w:eastAsia="Microsoft YaHei"/>
-          <w:sz w:val="22"/>
-        </w:rPr>
-        <w:t xml:space="preserve">：法律分析对标真实判例和法律实务，不替代律师但能大幅提升效率 - </w:t>
-      </w:r>
-      <w:r>
-        <w:rPr>
-          <w:rFonts w:ascii="Microsoft YaHei" w:hAnsi="Microsoft YaHei" w:eastAsia="Microsoft YaHei"/>
-          <w:b/>
-          <w:sz w:val="22"/>
-        </w:rPr>
-        <w:t>共享账号</w:t>
-      </w:r>
-      <w:r>
-        <w:rPr>
-          <w:rFonts w:ascii="Microsoft YaHei" w:hAnsi="Microsoft YaHei" w:eastAsia="Microsoft YaHei"/>
-          <w:sz w:val="22"/>
-        </w:rPr>
-        <w:t>：与律瞳同服务器上的 aipath 共享用户体系，1 个账号两边通用</w:t>
-      </w:r>
-    </w:p>
-    <w:p>
-      <w:pPr>
-        <w:keepNext/>
-        <w:spacing w:before="240" w:after="120"/>
-      </w:pPr>
-      <w:r>
-        <w:rPr>
-          <w:rFonts w:ascii="Microsoft YaHei" w:hAnsi="Microsoft YaHei" w:eastAsia="Microsoft YaHei"/>
-          <w:b/>
-          <w:color w:val="374A4A"/>
-          <w:sz w:val="24"/>
-        </w:rPr>
-        <w:t>1.2 多 Agent 协同架构 ⭐</w:t>
+        <w:t>，而不是单次调用大模型：</w:t>
       </w:r>
     </w:p>
     <w:p>
@@ -312,7 +310,7 @@
           <w:rFonts w:ascii="Consolas" w:hAnsi="Consolas" w:eastAsia="SimSun"/>
           <w:sz w:val="18"/>
         </w:rPr>
-        <w:t xml:space="preserve">         案情输入</w:t>
+        <w:t>案情输入</w:t>
       </w:r>
       <w:r>
         <w:br/>
@@ -322,7 +320,7 @@
           <w:rFonts w:ascii="Consolas" w:hAnsi="Consolas" w:eastAsia="SimSun"/>
           <w:sz w:val="18"/>
         </w:rPr>
-        <w:t xml:space="preserve">              ↓</w:t>
+        <w:t xml:space="preserve">   ↓</w:t>
       </w:r>
       <w:r>
         <w:br/>
@@ -332,7 +330,7 @@
           <w:rFonts w:ascii="Consolas" w:hAnsi="Consolas" w:eastAsia="SimSun"/>
           <w:sz w:val="18"/>
         </w:rPr>
-        <w:t xml:space="preserve">   ┌─────────────────────┐</w:t>
+        <w:t>【A1 焦点识别】识别法律关系、争议焦点、关键事实</w:t>
       </w:r>
       <w:r>
         <w:br/>
@@ -342,7 +340,7 @@
           <w:rFonts w:ascii="Consolas" w:hAnsi="Consolas" w:eastAsia="SimSun"/>
           <w:sz w:val="18"/>
         </w:rPr>
-        <w:t xml:space="preserve">   │  Step 1 RAG 检索     │  召回 top-20 法条 (Embedding + Qdrant + RRF 融合)</w:t>
+        <w:t>【A4 风险评估】与 A1 并行：评估潜在法律风险</w:t>
       </w:r>
       <w:r>
         <w:br/>
@@ -352,7 +350,7 @@
           <w:rFonts w:ascii="Consolas" w:hAnsi="Consolas" w:eastAsia="SimSun"/>
           <w:sz w:val="18"/>
         </w:rPr>
-        <w:t xml:space="preserve">   └─────────────────────┘</w:t>
+        <w:t xml:space="preserve">   ↓</w:t>
       </w:r>
       <w:r>
         <w:br/>
@@ -362,7 +360,7 @@
           <w:rFonts w:ascii="Consolas" w:hAnsi="Consolas" w:eastAsia="SimSun"/>
           <w:sz w:val="18"/>
         </w:rPr>
-        <w:t xml:space="preserve">              ↓</w:t>
+        <w:t>【A2 法律分析】基于 A1 焦点 + 检索到的真实法条，输出结构化分析</w:t>
       </w:r>
       <w:r>
         <w:br/>
@@ -372,7 +370,7 @@
           <w:rFonts w:ascii="Consolas" w:hAnsi="Consolas" w:eastAsia="SimSun"/>
           <w:sz w:val="18"/>
         </w:rPr>
-        <w:t xml:space="preserve">   ┌─────────────────────┐  并行</w:t>
+        <w:t xml:space="preserve">   ↓</w:t>
       </w:r>
       <w:r>
         <w:br/>
@@ -382,7 +380,7 @@
           <w:rFonts w:ascii="Consolas" w:hAnsi="Consolas" w:eastAsia="SimSun"/>
           <w:sz w:val="18"/>
         </w:rPr>
-        <w:t xml:space="preserve">   │  A1 焦点识别  Agent  │──┐</w:t>
+        <w:t>【A3 引用核验 ⭐】逐字核对每一条 [n] 引用是否真在召回文档中</w:t>
       </w:r>
       <w:r>
         <w:br/>
@@ -392,7 +390,7 @@
           <w:rFonts w:ascii="Consolas" w:hAnsi="Consolas" w:eastAsia="SimSun"/>
           <w:sz w:val="18"/>
         </w:rPr>
-        <w:t xml:space="preserve">   │  A4 风险评估  Agent  │──┤  独立 LLM 调用，结果互不干扰</w:t>
+        <w:t xml:space="preserve">   ↓</w:t>
       </w:r>
       <w:r>
         <w:br/>
@@ -402,167 +400,7 @@
           <w:rFonts w:ascii="Consolas" w:hAnsi="Consolas" w:eastAsia="SimSun"/>
           <w:sz w:val="18"/>
         </w:rPr>
-        <w:t xml:space="preserve">   └─────────────────────┘  │</w:t>
-      </w:r>
-      <w:r>
-        <w:br/>
-      </w:r>
-      <w:r>
-        <w:rPr>
-          <w:rFonts w:ascii="Consolas" w:hAnsi="Consolas" w:eastAsia="SimSun"/>
-          <w:sz w:val="18"/>
-        </w:rPr>
-        <w:t xml:space="preserve">                            ↓</w:t>
-      </w:r>
-      <w:r>
-        <w:br/>
-      </w:r>
-      <w:r>
-        <w:rPr>
-          <w:rFonts w:ascii="Consolas" w:hAnsi="Consolas" w:eastAsia="SimSun"/>
-          <w:sz w:val="18"/>
-        </w:rPr>
-        <w:t xml:space="preserve">   ┌─────────────────────┐</w:t>
-      </w:r>
-      <w:r>
-        <w:br/>
-      </w:r>
-      <w:r>
-        <w:rPr>
-          <w:rFonts w:ascii="Consolas" w:hAnsi="Consolas" w:eastAsia="SimSun"/>
-          <w:sz w:val="18"/>
-        </w:rPr>
-        <w:t xml:space="preserve">   │  A2 法律分析 Agent   │  基于 A1 焦点 + RAG 检索法条</w:t>
-      </w:r>
-      <w:r>
-        <w:br/>
-      </w:r>
-      <w:r>
-        <w:rPr>
-          <w:rFonts w:ascii="Consolas" w:hAnsi="Consolas" w:eastAsia="SimSun"/>
-          <w:sz w:val="18"/>
-        </w:rPr>
-        <w:t xml:space="preserve">   │  每条观点带 [n] 引用 │</w:t>
-      </w:r>
-      <w:r>
-        <w:br/>
-      </w:r>
-      <w:r>
-        <w:rPr>
-          <w:rFonts w:ascii="Consolas" w:hAnsi="Consolas" w:eastAsia="SimSun"/>
-          <w:sz w:val="18"/>
-        </w:rPr>
-        <w:t xml:space="preserve">   └─────────────────────┘</w:t>
-      </w:r>
-      <w:r>
-        <w:br/>
-      </w:r>
-      <w:r>
-        <w:rPr>
-          <w:rFonts w:ascii="Consolas" w:hAnsi="Consolas" w:eastAsia="SimSun"/>
-          <w:sz w:val="18"/>
-        </w:rPr>
-        <w:t xml:space="preserve">              ↓</w:t>
-      </w:r>
-      <w:r>
-        <w:br/>
-      </w:r>
-      <w:r>
-        <w:rPr>
-          <w:rFonts w:ascii="Consolas" w:hAnsi="Consolas" w:eastAsia="SimSun"/>
-          <w:sz w:val="18"/>
-        </w:rPr>
-        <w:t xml:space="preserve">   ┌─────────────────────┐</w:t>
-      </w:r>
-      <w:r>
-        <w:br/>
-      </w:r>
-      <w:r>
-        <w:rPr>
-          <w:rFonts w:ascii="Consolas" w:hAnsi="Consolas" w:eastAsia="SimSun"/>
-          <w:sz w:val="18"/>
-        </w:rPr>
-        <w:t xml:space="preserve">   │  A3 引用核验 Agent ⭐│  逐字核对 [n] 引用真实性，标"幻觉"</w:t>
-      </w:r>
-      <w:r>
-        <w:br/>
-      </w:r>
-      <w:r>
-        <w:rPr>
-          <w:rFonts w:ascii="Consolas" w:hAnsi="Consolas" w:eastAsia="SimSun"/>
-          <w:sz w:val="18"/>
-        </w:rPr>
-        <w:t xml:space="preserve">   └─────────────────────┘</w:t>
-      </w:r>
-      <w:r>
-        <w:br/>
-      </w:r>
-      <w:r>
-        <w:rPr>
-          <w:rFonts w:ascii="Consolas" w:hAnsi="Consolas" w:eastAsia="SimSun"/>
-          <w:sz w:val="18"/>
-        </w:rPr>
-        <w:t xml:space="preserve">              ↓</w:t>
-      </w:r>
-      <w:r>
-        <w:br/>
-      </w:r>
-      <w:r>
-        <w:rPr>
-          <w:rFonts w:ascii="Consolas" w:hAnsi="Consolas" w:eastAsia="SimSun"/>
-          <w:sz w:val="18"/>
-        </w:rPr>
-        <w:t xml:space="preserve">   ┌─────────────────────┐</w:t>
-      </w:r>
-      <w:r>
-        <w:br/>
-      </w:r>
-      <w:r>
-        <w:rPr>
-          <w:rFonts w:ascii="Consolas" w:hAnsi="Consolas" w:eastAsia="SimSun"/>
-          <w:sz w:val="18"/>
-        </w:rPr>
-        <w:t xml:space="preserve">   │  整合输出            │  过滤幻觉 + 引用去重 + 补全元数据</w:t>
-      </w:r>
-      <w:r>
-        <w:br/>
-      </w:r>
-      <w:r>
-        <w:rPr>
-          <w:rFonts w:ascii="Consolas" w:hAnsi="Consolas" w:eastAsia="SimSun"/>
-          <w:sz w:val="18"/>
-        </w:rPr>
-        <w:t xml:space="preserve">   │  重新计算 confidence  │  重新编号 [1] [2] [3]</w:t>
-      </w:r>
-      <w:r>
-        <w:br/>
-      </w:r>
-      <w:r>
-        <w:rPr>
-          <w:rFonts w:ascii="Consolas" w:hAnsi="Consolas" w:eastAsia="SimSun"/>
-          <w:sz w:val="18"/>
-        </w:rPr>
-        <w:t xml:space="preserve">   └─────────────────────┘</w:t>
-      </w:r>
-      <w:r>
-        <w:br/>
-      </w:r>
-      <w:r>
-        <w:rPr>
-          <w:rFonts w:ascii="Consolas" w:hAnsi="Consolas" w:eastAsia="SimSun"/>
-          <w:sz w:val="18"/>
-        </w:rPr>
-        <w:t xml:space="preserve">              ↓</w:t>
-      </w:r>
-      <w:r>
-        <w:br/>
-      </w:r>
-      <w:r>
-        <w:rPr>
-          <w:rFonts w:ascii="Consolas" w:hAnsi="Consolas" w:eastAsia="SimSun"/>
-          <w:sz w:val="18"/>
-        </w:rPr>
-        <w:t xml:space="preserve">         返回 UI 渲染</w:t>
+        <w:t>整合输出：过滤幻觉引用 · 重新编号 · 补全官方源 · 重算置信度</w:t>
       </w:r>
     </w:p>
     <w:p>
@@ -577,89 +415,14 @@
           <w:b/>
           <w:sz w:val="22"/>
         </w:rPr>
-        <w:t>4 Agent 协同的核心收益</w:t>
+        <w:t>4 Agent 协同的核心价值</w:t>
       </w:r>
       <w:r>
         <w:rPr>
           <w:rFonts w:ascii="Microsoft YaHei" w:hAnsi="Microsoft YaHei" w:eastAsia="Microsoft YaHei"/>
           <w:sz w:val="22"/>
         </w:rPr>
-        <w:t xml:space="preserve">： - </w:t>
-      </w:r>
-      <w:r>
-        <w:rPr>
-          <w:rFonts w:ascii="Microsoft YaHei" w:hAnsi="Microsoft YaHei" w:eastAsia="Microsoft YaHei"/>
-          <w:b/>
-          <w:sz w:val="22"/>
-        </w:rPr>
-        <w:t>降低幻觉</w:t>
-      </w:r>
-      <w:r>
-        <w:rPr>
-          <w:rFonts w:ascii="Microsoft YaHei" w:hAnsi="Microsoft YaHei" w:eastAsia="Microsoft YaHei"/>
-          <w:sz w:val="22"/>
-        </w:rPr>
-        <w:t xml:space="preserve">：4 个独立 LLM 调用互相"挑刺"，A3 单独负责引用真实性检查 - </w:t>
-      </w:r>
-      <w:r>
-        <w:rPr>
-          <w:rFonts w:ascii="Microsoft YaHei" w:hAnsi="Microsoft YaHei" w:eastAsia="Microsoft YaHei"/>
-          <w:b/>
-          <w:sz w:val="22"/>
-        </w:rPr>
-        <w:t>降低耦合</w:t>
-      </w:r>
-      <w:r>
-        <w:rPr>
-          <w:rFonts w:ascii="Microsoft YaHei" w:hAnsi="Microsoft YaHei" w:eastAsia="Microsoft YaHei"/>
-          <w:sz w:val="22"/>
-        </w:rPr>
-        <w:t xml:space="preserve">：每个 Agent 只看自己负责的部分，互不污染 - </w:t>
-      </w:r>
-      <w:r>
-        <w:rPr>
-          <w:rFonts w:ascii="Microsoft YaHei" w:hAnsi="Microsoft YaHei" w:eastAsia="Microsoft YaHei"/>
-          <w:b/>
-          <w:sz w:val="22"/>
-        </w:rPr>
-        <w:t>可解释性</w:t>
-      </w:r>
-      <w:r>
-        <w:rPr>
-          <w:rFonts w:ascii="Microsoft YaHei" w:hAnsi="Microsoft YaHei" w:eastAsia="Microsoft YaHei"/>
-          <w:sz w:val="22"/>
-        </w:rPr>
-        <w:t xml:space="preserve">：每条观点都能溯源到召回文档的具体段落，引用通过率即置信度 - </w:t>
-      </w:r>
-      <w:r>
-        <w:rPr>
-          <w:rFonts w:ascii="Microsoft YaHei" w:hAnsi="Microsoft YaHei" w:eastAsia="Microsoft YaHei"/>
-          <w:b/>
-          <w:sz w:val="22"/>
-        </w:rPr>
-        <w:t>可扩展</w:t>
-      </w:r>
-      <w:r>
-        <w:rPr>
-          <w:rFonts w:ascii="Microsoft YaHei" w:hAnsi="Microsoft YaHei" w:eastAsia="Microsoft YaHei"/>
-          <w:sz w:val="22"/>
-        </w:rPr>
-        <w:t>：未来加 A5（判例推荐）、A6（执法规）等，只需在 pipeline 插入一个节点</w:t>
-      </w:r>
-    </w:p>
-    <w:p>
-      <w:pPr>
-        <w:keepNext/>
-        <w:spacing w:before="240" w:after="120"/>
-      </w:pPr>
-      <w:r>
-        <w:rPr>
-          <w:rFonts w:ascii="Microsoft YaHei" w:hAnsi="Microsoft YaHei" w:eastAsia="Microsoft YaHei"/>
-          <w:b/>
-          <w:color w:val="374A4A"/>
-          <w:sz w:val="24"/>
-        </w:rPr>
-        <w:t>1.3 适用场景</w:t>
+        <w:t>：</w:t>
       </w:r>
     </w:p>
     <w:tbl>
@@ -689,7 +452,7 @@
                 <w:color w:val="FFFFFF"/>
                 <w:sz w:val="20"/>
               </w:rPr>
-              <w:t>用户</w:t>
+              <w:t>传统单次 LLM 调用</w:t>
             </w:r>
           </w:p>
         </w:tc>
@@ -708,7 +471,7 @@
                 <w:color w:val="FFFFFF"/>
                 <w:sz w:val="20"/>
               </w:rPr>
-              <w:t>典型场景</w:t>
+              <w:t>律瞳 4 Agent 协同</w:t>
             </w:r>
           </w:p>
         </w:tc>
@@ -726,7 +489,7 @@
                 <w:rFonts w:ascii="Microsoft YaHei" w:hAnsi="Microsoft YaHei" w:eastAsia="Microsoft YaHei"/>
                 <w:sz w:val="20"/>
               </w:rPr>
-              <w:t>**执业律师**</w:t>
+              <w:t>一次生成所有内容</w:t>
             </w:r>
           </w:p>
         </w:tc>
@@ -742,7 +505,7 @@
                 <w:rFonts w:ascii="Microsoft YaHei" w:hAnsi="Microsoft YaHei" w:eastAsia="Microsoft YaHei"/>
                 <w:sz w:val="20"/>
               </w:rPr>
-              <w:t>案情初步分析 / 案件类案检索 / 合同快速审查</w:t>
+              <w:t>4 个 Agent 分工 + 互相校验</w:t>
             </w:r>
           </w:p>
         </w:tc>
@@ -761,7 +524,7 @@
                 <w:rFonts w:ascii="Microsoft YaHei" w:hAnsi="Microsoft YaHei" w:eastAsia="Microsoft YaHei"/>
                 <w:sz w:val="20"/>
               </w:rPr>
-              <w:t>**企业法务**</w:t>
+              <w:t>法条可能编造</w:t>
             </w:r>
           </w:p>
         </w:tc>
@@ -778,7 +541,7 @@
                 <w:rFonts w:ascii="Microsoft YaHei" w:hAnsi="Microsoft YaHei" w:eastAsia="Microsoft YaHei"/>
                 <w:sz w:val="20"/>
               </w:rPr>
-              <w:t>标准合同审查 / 法律风险点识别</w:t>
+              <w:t>A3 专门核验，幻觉引用被剔除</w:t>
             </w:r>
           </w:p>
         </w:tc>
@@ -796,7 +559,7 @@
                 <w:rFonts w:ascii="Microsoft YaHei" w:hAnsi="Microsoft YaHei" w:eastAsia="Microsoft YaHei"/>
                 <w:sz w:val="20"/>
               </w:rPr>
-              <w:t>**法律科技**</w:t>
+              <w:t>风险评估靠模型"自觉"</w:t>
             </w:r>
           </w:p>
         </w:tc>
@@ -812,49 +575,48 @@
                 <w:rFonts w:ascii="Microsoft YaHei" w:hAnsi="Microsoft YaHei" w:eastAsia="Microsoft YaHei"/>
                 <w:sz w:val="20"/>
               </w:rPr>
-              <w:t>集成 RAG 法律检索能力</w:t>
+              <w:t>A4 独立运行，专门扫描风险点</w:t>
+            </w:r>
+          </w:p>
+        </w:tc>
+      </w:tr>
+      <w:tr>
+        <w:tc>
+          <w:tcPr>
+            <w:tcW w:type="dxa" w:w="4536"/>
+            <w:vAlign w:val="center"/>
+            <w:shd w:val="clear" w:color="auto" w:fill="F0FDF4"/>
+          </w:tcPr>
+          <w:p>
+            <w:r/>
+            <w:r>
+              <w:rPr>
+                <w:rFonts w:ascii="Microsoft YaHei" w:hAnsi="Microsoft YaHei" w:eastAsia="Microsoft YaHei"/>
+                <w:sz w:val="20"/>
+              </w:rPr>
+              <w:t>输出一锤定音</w:t>
+            </w:r>
+          </w:p>
+        </w:tc>
+        <w:tc>
+          <w:tcPr>
+            <w:tcW w:type="dxa" w:w="4536"/>
+            <w:vAlign w:val="center"/>
+            <w:shd w:val="clear" w:color="auto" w:fill="F0FDF4"/>
+          </w:tcPr>
+          <w:p>
+            <w:r/>
+            <w:r>
+              <w:rPr>
+                <w:rFonts w:ascii="Microsoft YaHei" w:hAnsi="Microsoft YaHei" w:eastAsia="Microsoft YaHei"/>
+                <w:sz w:val="20"/>
+              </w:rPr>
+              <w:t>输出前先整合、去重、补元数据</w:t>
             </w:r>
           </w:p>
         </w:tc>
       </w:tr>
     </w:tbl>
-    <w:p>
-      <w:pPr>
-        <w:pBdr>
-          <w:bottom w:val="single" w:sz="6" w:color="0C4A3E"/>
-        </w:pBdr>
-      </w:pPr>
-    </w:p>
-    <w:p>
-      <w:pPr>
-        <w:keepNext/>
-        <w:spacing w:before="240" w:after="120"/>
-      </w:pPr>
-      <w:r>
-        <w:rPr>
-          <w:rFonts w:ascii="Microsoft YaHei" w:hAnsi="Microsoft YaHei" w:eastAsia="Microsoft YaHei"/>
-          <w:b/>
-          <w:color w:val="0A3D33"/>
-          <w:sz w:val="28"/>
-        </w:rPr>
-        <w:t>2. 核心功能</w:t>
-      </w:r>
-    </w:p>
-    <w:p>
-      <w:pPr>
-        <w:keepNext/>
-        <w:spacing w:before="240" w:after="120"/>
-      </w:pPr>
-      <w:r>
-        <w:rPr>
-          <w:rFonts w:ascii="Microsoft YaHei" w:hAnsi="Microsoft YaHei" w:eastAsia="Microsoft YaHei"/>
-          <w:b/>
-          <w:color w:val="374A4A"/>
-          <w:sz w:val="24"/>
-        </w:rPr>
-        <w:t>2.1 案件分析（4 Agent 协同）⭐</w:t>
-      </w:r>
-    </w:p>
     <w:p>
       <w:pPr>
         <w:spacing w:after="80"/>
@@ -867,29 +629,36 @@
           <w:b/>
           <w:sz w:val="22"/>
         </w:rPr>
-        <w:t>输入</w:t>
+        <w:t>输出形式</w:t>
       </w:r>
       <w:r>
         <w:rPr>
           <w:rFonts w:ascii="Microsoft YaHei" w:hAnsi="Microsoft YaHei" w:eastAsia="Microsoft YaHei"/>
           <w:sz w:val="22"/>
         </w:rPr>
-        <w:t xml:space="preserve">：案情经过（自然语言描述） </w:t>
+        <w:t>：每条观点都带 `[1] 民法典 第一千二百二十九条` 这样的引用编号，点开即跳到官方法律法规库原文。</w:t>
       </w:r>
+    </w:p>
+    <w:p>
+      <w:pPr>
+        <w:pBdr>
+          <w:bottom w:val="single" w:sz="6" w:color="0C4A3E"/>
+        </w:pBdr>
+      </w:pPr>
+    </w:p>
+    <w:p>
+      <w:pPr>
+        <w:keepNext/>
+        <w:spacing w:before="280" w:after="160"/>
+      </w:pPr>
       <w:r>
         <w:rPr>
           <w:rFonts w:ascii="Microsoft YaHei" w:hAnsi="Microsoft YaHei" w:eastAsia="Microsoft YaHei"/>
           <w:b/>
-          <w:sz w:val="22"/>
+          <w:color w:val="374A4A"/>
+          <w:sz w:val="24"/>
         </w:rPr>
-        <w:t>输出</w:t>
-      </w:r>
-      <w:r>
-        <w:rPr>
-          <w:rFonts w:ascii="Microsoft YaHei" w:hAnsi="Microsoft YaHei" w:eastAsia="Microsoft YaHei"/>
-          <w:sz w:val="22"/>
-        </w:rPr>
-        <w:t>：多维度结构化分析 + 引用法条 + 官方源链接 + 原文跳转</w:t>
+        <w:t>2. 类案检索 — 8 大领域 30 个真实判例</w:t>
       </w:r>
     </w:p>
     <w:p>
@@ -901,362 +670,9 @@
       <w:r>
         <w:rPr>
           <w:rFonts w:ascii="Microsoft YaHei" w:hAnsi="Microsoft YaHei" w:eastAsia="Microsoft YaHei"/>
-          <w:b/>
           <w:sz w:val="22"/>
         </w:rPr>
-        <w:t>4 Agent 流水线</w:t>
-      </w:r>
-      <w:r>
-        <w:rPr>
-          <w:rFonts w:ascii="Microsoft YaHei" w:hAnsi="Microsoft YaHei" w:eastAsia="Microsoft YaHei"/>
-          <w:sz w:val="22"/>
-        </w:rPr>
-        <w:t>（约 60-90 秒）：</w:t>
-      </w:r>
-    </w:p>
-    <w:p>
-      <w:pPr>
-        <w:spacing w:before="120" w:after="120" w:line="288" w:lineRule="auto"/>
-        <w:ind w:left="283"/>
-        <w:shd w:val="clear" w:color="auto" w:fill="F5F5F4"/>
-        <w:pBdr>
-          <w:top w:val="single" w:sz="4" w:color="D6D3D1"/>
-          <w:left w:val="single" w:sz="4" w:color="D6D3D1"/>
-          <w:bottom w:val="single" w:sz="4" w:color="D6D3D1"/>
-          <w:right w:val="single" w:sz="4" w:color="D6D3D1"/>
-        </w:pBdr>
-      </w:pPr>
-      <w:r>
-        <w:rPr>
-          <w:rFonts w:ascii="Consolas" w:hAnsi="Consolas" w:eastAsia="SimSun"/>
-          <w:sz w:val="18"/>
-        </w:rPr>
-        <w:t>┌─────────────────────────────────────────────────────────────┐</w:t>
-      </w:r>
-      <w:r>
-        <w:br/>
-      </w:r>
-      <w:r>
-        <w:rPr>
-          <w:rFonts w:ascii="Consolas" w:hAnsi="Consolas" w:eastAsia="SimSun"/>
-          <w:sz w:val="18"/>
-        </w:rPr>
-        <w:t>│ 案情输入                                                    │</w:t>
-      </w:r>
-      <w:r>
-        <w:br/>
-      </w:r>
-      <w:r>
-        <w:rPr>
-          <w:rFonts w:ascii="Consolas" w:hAnsi="Consolas" w:eastAsia="SimSun"/>
-          <w:sz w:val="18"/>
-        </w:rPr>
-        <w:t>└─────────────────────────────────────────────────────────────┘</w:t>
-      </w:r>
-      <w:r>
-        <w:br/>
-      </w:r>
-      <w:r>
-        <w:rPr>
-          <w:rFonts w:ascii="Consolas" w:hAnsi="Consolas" w:eastAsia="SimSun"/>
-          <w:sz w:val="18"/>
-        </w:rPr>
-        <w:t xml:space="preserve">                          ↓</w:t>
-      </w:r>
-      <w:r>
-        <w:br/>
-      </w:r>
-      <w:r>
-        <w:rPr>
-          <w:rFonts w:ascii="Consolas" w:hAnsi="Consolas" w:eastAsia="SimSun"/>
-          <w:sz w:val="18"/>
-        </w:rPr>
-        <w:t>┌─────────────────────────────────────────────────────────────┐</w:t>
-      </w:r>
-      <w:r>
-        <w:br/>
-      </w:r>
-      <w:r>
-        <w:rPr>
-          <w:rFonts w:ascii="Consolas" w:hAnsi="Consolas" w:eastAsia="SimSun"/>
-          <w:sz w:val="18"/>
-        </w:rPr>
-        <w:t>│ Step 1: 向量化检索 (Embedding + Qdrant 混合检索 + RRF 融合) │</w:t>
-      </w:r>
-      <w:r>
-        <w:br/>
-      </w:r>
-      <w:r>
-        <w:rPr>
-          <w:rFonts w:ascii="Consolas" w:hAnsi="Consolas" w:eastAsia="SimSun"/>
-          <w:sz w:val="18"/>
-        </w:rPr>
-        <w:t>│ 召回 top-20 法条，rerank 后送入 LLM                          │</w:t>
-      </w:r>
-      <w:r>
-        <w:br/>
-      </w:r>
-      <w:r>
-        <w:rPr>
-          <w:rFonts w:ascii="Consolas" w:hAnsi="Consolas" w:eastAsia="SimSun"/>
-          <w:sz w:val="18"/>
-        </w:rPr>
-        <w:t>└─────────────────────────────────────────────────────────────┘</w:t>
-      </w:r>
-      <w:r>
-        <w:br/>
-      </w:r>
-      <w:r>
-        <w:rPr>
-          <w:rFonts w:ascii="Consolas" w:hAnsi="Consolas" w:eastAsia="SimSun"/>
-          <w:sz w:val="18"/>
-        </w:rPr>
-        <w:t xml:space="preserve">                          ↓</w:t>
-      </w:r>
-      <w:r>
-        <w:br/>
-      </w:r>
-      <w:r>
-        <w:rPr>
-          <w:rFonts w:ascii="Consolas" w:hAnsi="Consolas" w:eastAsia="SimSun"/>
-          <w:sz w:val="18"/>
-        </w:rPr>
-        <w:t>┌─────────────────────────────────────────────────────────────┐</w:t>
-      </w:r>
-      <w:r>
-        <w:br/>
-      </w:r>
-      <w:r>
-        <w:rPr>
-          <w:rFonts w:ascii="Consolas" w:hAnsi="Consolas" w:eastAsia="SimSun"/>
-          <w:sz w:val="18"/>
-        </w:rPr>
-        <w:t>│ Step 2 (并行) A1 焦点识别  +  A4 风险评估                    │</w:t>
-      </w:r>
-      <w:r>
-        <w:br/>
-      </w:r>
-      <w:r>
-        <w:rPr>
-          <w:rFonts w:ascii="Consolas" w:hAnsi="Consolas" w:eastAsia="SimSun"/>
-          <w:sz w:val="18"/>
-        </w:rPr>
-        <w:t>│   独立 LLM 调用，识别法律焦点和潜在风险点                    │</w:t>
-      </w:r>
-      <w:r>
-        <w:br/>
-      </w:r>
-      <w:r>
-        <w:rPr>
-          <w:rFonts w:ascii="Consolas" w:hAnsi="Consolas" w:eastAsia="SimSun"/>
-          <w:sz w:val="18"/>
-        </w:rPr>
-        <w:t>└─────────────────────────────────────────────────────────────┘</w:t>
-      </w:r>
-      <w:r>
-        <w:br/>
-      </w:r>
-      <w:r>
-        <w:rPr>
-          <w:rFonts w:ascii="Consolas" w:hAnsi="Consolas" w:eastAsia="SimSun"/>
-          <w:sz w:val="18"/>
-        </w:rPr>
-        <w:t xml:space="preserve">                          ↓</w:t>
-      </w:r>
-      <w:r>
-        <w:br/>
-      </w:r>
-      <w:r>
-        <w:rPr>
-          <w:rFonts w:ascii="Consolas" w:hAnsi="Consolas" w:eastAsia="SimSun"/>
-          <w:sz w:val="18"/>
-        </w:rPr>
-        <w:t>┌─────────────────────────────────────────────────────────────┐</w:t>
-      </w:r>
-      <w:r>
-        <w:br/>
-      </w:r>
-      <w:r>
-        <w:rPr>
-          <w:rFonts w:ascii="Consolas" w:hAnsi="Consolas" w:eastAsia="SimSun"/>
-          <w:sz w:val="18"/>
-        </w:rPr>
-        <w:t>│ Step 3: A2 法律分析 (基于 A1 焦点 + 检索法条)               │</w:t>
-      </w:r>
-      <w:r>
-        <w:br/>
-      </w:r>
-      <w:r>
-        <w:rPr>
-          <w:rFonts w:ascii="Consolas" w:hAnsi="Consolas" w:eastAsia="SimSun"/>
-          <w:sz w:val="18"/>
-        </w:rPr>
-        <w:t>│ 输出结构化分析，每条观点带 [n] 引用编号                       │</w:t>
-      </w:r>
-      <w:r>
-        <w:br/>
-      </w:r>
-      <w:r>
-        <w:rPr>
-          <w:rFonts w:ascii="Consolas" w:hAnsi="Consolas" w:eastAsia="SimSun"/>
-          <w:sz w:val="18"/>
-        </w:rPr>
-        <w:t>└─────────────────────────────────────────────────────────────┘</w:t>
-      </w:r>
-      <w:r>
-        <w:br/>
-      </w:r>
-      <w:r>
-        <w:rPr>
-          <w:rFonts w:ascii="Consolas" w:hAnsi="Consolas" w:eastAsia="SimSun"/>
-          <w:sz w:val="18"/>
-        </w:rPr>
-        <w:t xml:space="preserve">                          ↓</w:t>
-      </w:r>
-      <w:r>
-        <w:br/>
-      </w:r>
-      <w:r>
-        <w:rPr>
-          <w:rFonts w:ascii="Consolas" w:hAnsi="Consolas" w:eastAsia="SimSun"/>
-          <w:sz w:val="18"/>
-        </w:rPr>
-        <w:t>┌─────────────────────────────────────────────────────────────┐</w:t>
-      </w:r>
-      <w:r>
-        <w:br/>
-      </w:r>
-      <w:r>
-        <w:rPr>
-          <w:rFonts w:ascii="Consolas" w:hAnsi="Consolas" w:eastAsia="SimSun"/>
-          <w:sz w:val="18"/>
-        </w:rPr>
-        <w:t>│ Step 4: A3 引用真实性校验 ⭐                                 │</w:t>
-      </w:r>
-      <w:r>
-        <w:br/>
-      </w:r>
-      <w:r>
-        <w:rPr>
-          <w:rFonts w:ascii="Consolas" w:hAnsi="Consolas" w:eastAsia="SimSun"/>
-          <w:sz w:val="18"/>
-        </w:rPr>
-        <w:t>│ 逐字核对 [n] 引用是否真在召回文档中，标"幻觉"               │</w:t>
-      </w:r>
-      <w:r>
-        <w:br/>
-      </w:r>
-      <w:r>
-        <w:rPr>
-          <w:rFonts w:ascii="Consolas" w:hAnsi="Consolas" w:eastAsia="SimSun"/>
-          <w:sz w:val="18"/>
-        </w:rPr>
-        <w:t>└─────────────────────────────────────────────────────────────┘</w:t>
-      </w:r>
-      <w:r>
-        <w:br/>
-      </w:r>
-      <w:r>
-        <w:rPr>
-          <w:rFonts w:ascii="Consolas" w:hAnsi="Consolas" w:eastAsia="SimSun"/>
-          <w:sz w:val="18"/>
-        </w:rPr>
-        <w:t xml:space="preserve">                          ↓</w:t>
-      </w:r>
-      <w:r>
-        <w:br/>
-      </w:r>
-      <w:r>
-        <w:rPr>
-          <w:rFonts w:ascii="Consolas" w:hAnsi="Consolas" w:eastAsia="SimSun"/>
-          <w:sz w:val="18"/>
-        </w:rPr>
-        <w:t>┌─────────────────────────────────────────────────────────────┐</w:t>
-      </w:r>
-      <w:r>
-        <w:br/>
-      </w:r>
-      <w:r>
-        <w:rPr>
-          <w:rFonts w:ascii="Consolas" w:hAnsi="Consolas" w:eastAsia="SimSun"/>
-          <w:sz w:val="18"/>
-        </w:rPr>
-        <w:t>│ Step 5: 整合                                                │</w:t>
-      </w:r>
-      <w:r>
-        <w:br/>
-      </w:r>
-      <w:r>
-        <w:rPr>
-          <w:rFonts w:ascii="Consolas" w:hAnsi="Consolas" w:eastAsia="SimSun"/>
-          <w:sz w:val="18"/>
-        </w:rPr>
-        <w:t>│  - 过滤 A3 标"幻觉"的引用                                   │</w:t>
-      </w:r>
-      <w:r>
-        <w:br/>
-      </w:r>
-      <w:r>
-        <w:rPr>
-          <w:rFonts w:ascii="Consolas" w:hAnsi="Consolas" w:eastAsia="SimSun"/>
-          <w:sz w:val="18"/>
-        </w:rPr>
-        <w:t>│  - 引用去重 (按 law_name + article_no)                       │</w:t>
-      </w:r>
-      <w:r>
-        <w:br/>
-      </w:r>
-      <w:r>
-        <w:rPr>
-          <w:rFonts w:ascii="Consolas" w:hAnsi="Consolas" w:eastAsia="SimSun"/>
-          <w:sz w:val="18"/>
-        </w:rPr>
-        <w:t>│  - 重新编号 [1] [2] [3]                                     │</w:t>
-      </w:r>
-      <w:r>
-        <w:br/>
-      </w:r>
-      <w:r>
-        <w:rPr>
-          <w:rFonts w:ascii="Consolas" w:hAnsi="Consolas" w:eastAsia="SimSun"/>
-          <w:sz w:val="18"/>
-        </w:rPr>
-        <w:t>│  - 补全 source_url / publisher / law_status                 │</w:t>
-      </w:r>
-      <w:r>
-        <w:br/>
-      </w:r>
-      <w:r>
-        <w:rPr>
-          <w:rFonts w:ascii="Consolas" w:hAnsi="Consolas" w:eastAsia="SimSun"/>
-          <w:sz w:val="18"/>
-        </w:rPr>
-        <w:t>│  - 重新计算 confidence = 通过校验的引用比例                  │</w:t>
-      </w:r>
-      <w:r>
-        <w:br/>
-      </w:r>
-      <w:r>
-        <w:rPr>
-          <w:rFonts w:ascii="Consolas" w:hAnsi="Consolas" w:eastAsia="SimSun"/>
-          <w:sz w:val="18"/>
-        </w:rPr>
-        <w:t>└─────────────────────────────────────────────────────────────┘</w:t>
-      </w:r>
-    </w:p>
-    <w:p>
-      <w:pPr>
-        <w:keepNext/>
-        <w:spacing w:before="240" w:after="120"/>
-      </w:pPr>
-      <w:r>
-        <w:rPr>
-          <w:rFonts w:ascii="Microsoft YaHei" w:hAnsi="Microsoft YaHei" w:eastAsia="Microsoft YaHei"/>
-          <w:b/>
-          <w:color w:val="374A4A"/>
-          <w:sz w:val="24"/>
-        </w:rPr>
-        <w:t>2.2 类案检索</w:t>
+        <w:t>律师在办案时，最常问的是"这种案子，以前法院怎么判？"</w:t>
       </w:r>
     </w:p>
     <w:p>
@@ -1268,17 +684,9 @@
       <w:r>
         <w:rPr>
           <w:rFonts w:ascii="Microsoft YaHei" w:hAnsi="Microsoft YaHei" w:eastAsia="Microsoft YaHei"/>
-          <w:b/>
           <w:sz w:val="22"/>
         </w:rPr>
-        <w:t>输入</w:t>
-      </w:r>
-      <w:r>
-        <w:rPr>
-          <w:rFonts w:ascii="Microsoft YaHei" w:hAnsi="Microsoft YaHei" w:eastAsia="Microsoft YaHei"/>
-          <w:sz w:val="22"/>
-        </w:rPr>
-        <w:t xml:space="preserve">：案情描述 + 可选筛选（案由 / 法院级别） </w:t>
+        <w:t xml:space="preserve">律瞳从 </w:t>
       </w:r>
       <w:r>
         <w:rPr>
@@ -1286,572 +694,14 @@
           <w:b/>
           <w:sz w:val="22"/>
         </w:rPr>
-        <w:t>输出</w:t>
+        <w:t>30 个真实案号格式判例</w:t>
       </w:r>
       <w:r>
         <w:rPr>
           <w:rFonts w:ascii="Microsoft YaHei" w:hAnsi="Microsoft YaHei" w:eastAsia="Microsoft YaHei"/>
           <w:sz w:val="22"/>
         </w:rPr>
-        <w:t>：从 30 个真实判例种子中检索最相似的 N 个（含案号 / 法院 / 引用法条 / 相似度）</w:t>
-      </w:r>
-    </w:p>
-    <w:p>
-      <w:pPr>
-        <w:spacing w:after="80"/>
-        <w:ind w:firstLine="0"/>
-        <w:jc w:val="both"/>
-      </w:pPr>
-      <w:r>
-        <w:rPr>
-          <w:rFonts w:ascii="Microsoft YaHei" w:hAnsi="Microsoft YaHei" w:eastAsia="Microsoft YaHei"/>
-          <w:b/>
-          <w:sz w:val="22"/>
-        </w:rPr>
-        <w:t>覆盖 8 大法律领域</w:t>
-      </w:r>
-      <w:r>
-        <w:rPr>
-          <w:rFonts w:ascii="Microsoft YaHei" w:hAnsi="Microsoft YaHei" w:eastAsia="Microsoft YaHei"/>
-          <w:sz w:val="22"/>
-        </w:rPr>
-        <w:t>：</w:t>
-      </w:r>
-    </w:p>
-    <w:tbl>
-      <w:tblPr>
-        <w:tblStyle w:val="LightGrid-Accent1"/>
-        <w:tblW w:type="auto" w:w="0"/>
-        <w:jc w:val="center"/>
-        <w:tblLook w:firstColumn="1" w:firstRow="1" w:lastColumn="0" w:lastRow="0" w:noHBand="0" w:noVBand="1" w:val="04A0"/>
-      </w:tblPr>
-      <w:tblGrid>
-        <w:gridCol w:w="3024"/>
-        <w:gridCol w:w="3024"/>
-        <w:gridCol w:w="3024"/>
-      </w:tblGrid>
-      <w:tr>
-        <w:tc>
-          <w:tcPr>
-            <w:tcW w:type="dxa" w:w="3024"/>
-            <w:shd w:val="clear" w:color="auto" w:fill="0C4A3E"/>
-            <w:vAlign w:val="center"/>
-          </w:tcPr>
-          <w:p>
-            <w:r/>
-            <w:r>
-              <w:rPr>
-                <w:rFonts w:ascii="Microsoft YaHei" w:hAnsi="Microsoft YaHei" w:eastAsia="Microsoft YaHei"/>
-                <w:b/>
-                <w:color w:val="FFFFFF"/>
-                <w:sz w:val="20"/>
-              </w:rPr>
-              <w:t>领域</w:t>
-            </w:r>
-          </w:p>
-        </w:tc>
-        <w:tc>
-          <w:tcPr>
-            <w:tcW w:type="dxa" w:w="3024"/>
-            <w:shd w:val="clear" w:color="auto" w:fill="0C4A3E"/>
-            <w:vAlign w:val="center"/>
-          </w:tcPr>
-          <w:p>
-            <w:r/>
-            <w:r>
-              <w:rPr>
-                <w:rFonts w:ascii="Microsoft YaHei" w:hAnsi="Microsoft YaHei" w:eastAsia="Microsoft YaHei"/>
-                <w:b/>
-                <w:color w:val="FFFFFF"/>
-                <w:sz w:val="20"/>
-              </w:rPr>
-              <w:t>判例数</w:t>
-            </w:r>
-          </w:p>
-        </w:tc>
-        <w:tc>
-          <w:tcPr>
-            <w:tcW w:type="dxa" w:w="3024"/>
-            <w:shd w:val="clear" w:color="auto" w:fill="0C4A3E"/>
-            <w:vAlign w:val="center"/>
-          </w:tcPr>
-          <w:p>
-            <w:r/>
-            <w:r>
-              <w:rPr>
-                <w:rFonts w:ascii="Microsoft YaHei" w:hAnsi="Microsoft YaHei" w:eastAsia="Microsoft YaHei"/>
-                <w:b/>
-                <w:color w:val="FFFFFF"/>
-                <w:sz w:val="20"/>
-              </w:rPr>
-              <w:t>典型场景</w:t>
-            </w:r>
-          </w:p>
-        </w:tc>
-      </w:tr>
-      <w:tr>
-        <w:tc>
-          <w:tcPr>
-            <w:tcW w:type="dxa" w:w="3024"/>
-            <w:vAlign w:val="center"/>
-          </w:tcPr>
-          <w:p>
-            <w:r/>
-            <w:r>
-              <w:rPr>
-                <w:rFonts w:ascii="Microsoft YaHei" w:hAnsi="Microsoft YaHei" w:eastAsia="Microsoft YaHei"/>
-                <w:sz w:val="20"/>
-              </w:rPr>
-              <w:t>消费者维权</w:t>
-            </w:r>
-          </w:p>
-        </w:tc>
-        <w:tc>
-          <w:tcPr>
-            <w:tcW w:type="dxa" w:w="3024"/>
-            <w:vAlign w:val="center"/>
-          </w:tcPr>
-          <w:p>
-            <w:r/>
-            <w:r>
-              <w:rPr>
-                <w:rFonts w:ascii="Microsoft YaHei" w:hAnsi="Microsoft YaHei" w:eastAsia="Microsoft YaHei"/>
-                <w:sz w:val="20"/>
-              </w:rPr>
-              <w:t>2</w:t>
-            </w:r>
-          </w:p>
-        </w:tc>
-        <w:tc>
-          <w:tcPr>
-            <w:tcW w:type="dxa" w:w="3024"/>
-            <w:vAlign w:val="center"/>
-          </w:tcPr>
-          <w:p>
-            <w:r/>
-            <w:r>
-              <w:rPr>
-                <w:rFonts w:ascii="Microsoft YaHei" w:hAnsi="Microsoft YaHei" w:eastAsia="Microsoft YaHei"/>
-                <w:sz w:val="20"/>
-              </w:rPr>
-              <w:t>网购纠纷 / 跨境电商</w:t>
-            </w:r>
-          </w:p>
-        </w:tc>
-      </w:tr>
-      <w:tr>
-        <w:tc>
-          <w:tcPr>
-            <w:tcW w:type="dxa" w:w="3024"/>
-            <w:vAlign w:val="center"/>
-            <w:shd w:val="clear" w:color="auto" w:fill="F0FDF4"/>
-          </w:tcPr>
-          <w:p>
-            <w:r/>
-            <w:r>
-              <w:rPr>
-                <w:rFonts w:ascii="Microsoft YaHei" w:hAnsi="Microsoft YaHei" w:eastAsia="Microsoft YaHei"/>
-                <w:sz w:val="20"/>
-              </w:rPr>
-              <w:t>劳动纠纷</w:t>
-            </w:r>
-          </w:p>
-        </w:tc>
-        <w:tc>
-          <w:tcPr>
-            <w:tcW w:type="dxa" w:w="3024"/>
-            <w:vAlign w:val="center"/>
-            <w:shd w:val="clear" w:color="auto" w:fill="F0FDF4"/>
-          </w:tcPr>
-          <w:p>
-            <w:r/>
-            <w:r>
-              <w:rPr>
-                <w:rFonts w:ascii="Microsoft YaHei" w:hAnsi="Microsoft YaHei" w:eastAsia="Microsoft YaHei"/>
-                <w:sz w:val="20"/>
-              </w:rPr>
-              <w:t>3</w:t>
-            </w:r>
-          </w:p>
-        </w:tc>
-        <w:tc>
-          <w:tcPr>
-            <w:tcW w:type="dxa" w:w="3024"/>
-            <w:vAlign w:val="center"/>
-            <w:shd w:val="clear" w:color="auto" w:fill="F0FDF4"/>
-          </w:tcPr>
-          <w:p>
-            <w:r/>
-            <w:r>
-              <w:rPr>
-                <w:rFonts w:ascii="Microsoft YaHei" w:hAnsi="Microsoft YaHei" w:eastAsia="Microsoft YaHei"/>
-                <w:sz w:val="20"/>
-              </w:rPr>
-              <w:t>违法解除 / 竞业限制 / 平台用工</w:t>
-            </w:r>
-          </w:p>
-        </w:tc>
-      </w:tr>
-      <w:tr>
-        <w:tc>
-          <w:tcPr>
-            <w:tcW w:type="dxa" w:w="3024"/>
-            <w:vAlign w:val="center"/>
-          </w:tcPr>
-          <w:p>
-            <w:r/>
-            <w:r>
-              <w:rPr>
-                <w:rFonts w:ascii="Microsoft YaHei" w:hAnsi="Microsoft YaHei" w:eastAsia="Microsoft YaHei"/>
-                <w:sz w:val="20"/>
-              </w:rPr>
-              <w:t>婚姻家庭</w:t>
-            </w:r>
-          </w:p>
-        </w:tc>
-        <w:tc>
-          <w:tcPr>
-            <w:tcW w:type="dxa" w:w="3024"/>
-            <w:vAlign w:val="center"/>
-          </w:tcPr>
-          <w:p>
-            <w:r/>
-            <w:r>
-              <w:rPr>
-                <w:rFonts w:ascii="Microsoft YaHei" w:hAnsi="Microsoft YaHei" w:eastAsia="Microsoft YaHei"/>
-                <w:sz w:val="20"/>
-              </w:rPr>
-              <w:t>2</w:t>
-            </w:r>
-          </w:p>
-        </w:tc>
-        <w:tc>
-          <w:tcPr>
-            <w:tcW w:type="dxa" w:w="3024"/>
-            <w:vAlign w:val="center"/>
-          </w:tcPr>
-          <w:p>
-            <w:r/>
-            <w:r>
-              <w:rPr>
-                <w:rFonts w:ascii="Microsoft YaHei" w:hAnsi="Microsoft YaHei" w:eastAsia="Microsoft YaHei"/>
-                <w:sz w:val="20"/>
-              </w:rPr>
-              <w:t>离婚房产 / 同居财产</w:t>
-            </w:r>
-          </w:p>
-        </w:tc>
-      </w:tr>
-      <w:tr>
-        <w:tc>
-          <w:tcPr>
-            <w:tcW w:type="dxa" w:w="3024"/>
-            <w:vAlign w:val="center"/>
-            <w:shd w:val="clear" w:color="auto" w:fill="F0FDF4"/>
-          </w:tcPr>
-          <w:p>
-            <w:r/>
-            <w:r>
-              <w:rPr>
-                <w:rFonts w:ascii="Microsoft YaHei" w:hAnsi="Microsoft YaHei" w:eastAsia="Microsoft YaHei"/>
-                <w:sz w:val="20"/>
-              </w:rPr>
-              <w:t>公司治理</w:t>
-            </w:r>
-          </w:p>
-        </w:tc>
-        <w:tc>
-          <w:tcPr>
-            <w:tcW w:type="dxa" w:w="3024"/>
-            <w:vAlign w:val="center"/>
-            <w:shd w:val="clear" w:color="auto" w:fill="F0FDF4"/>
-          </w:tcPr>
-          <w:p>
-            <w:r/>
-            <w:r>
-              <w:rPr>
-                <w:rFonts w:ascii="Microsoft YaHei" w:hAnsi="Microsoft YaHei" w:eastAsia="Microsoft YaHei"/>
-                <w:sz w:val="20"/>
-              </w:rPr>
-              <w:t>2</w:t>
-            </w:r>
-          </w:p>
-        </w:tc>
-        <w:tc>
-          <w:tcPr>
-            <w:tcW w:type="dxa" w:w="3024"/>
-            <w:vAlign w:val="center"/>
-            <w:shd w:val="clear" w:color="auto" w:fill="F0FDF4"/>
-          </w:tcPr>
-          <w:p>
-            <w:r/>
-            <w:r>
-              <w:rPr>
-                <w:rFonts w:ascii="Microsoft YaHei" w:hAnsi="Microsoft YaHei" w:eastAsia="Microsoft YaHei"/>
-                <w:sz w:val="20"/>
-              </w:rPr>
-              <w:t>小股东保护 / 股权转让对赌</w:t>
-            </w:r>
-          </w:p>
-        </w:tc>
-      </w:tr>
-      <w:tr>
-        <w:tc>
-          <w:tcPr>
-            <w:tcW w:type="dxa" w:w="3024"/>
-            <w:vAlign w:val="center"/>
-          </w:tcPr>
-          <w:p>
-            <w:r/>
-            <w:r>
-              <w:rPr>
-                <w:rFonts w:ascii="Microsoft YaHei" w:hAnsi="Microsoft YaHei" w:eastAsia="Microsoft YaHei"/>
-                <w:sz w:val="20"/>
-              </w:rPr>
-              <w:t>知识产权</w:t>
-            </w:r>
-          </w:p>
-        </w:tc>
-        <w:tc>
-          <w:tcPr>
-            <w:tcW w:type="dxa" w:w="3024"/>
-            <w:vAlign w:val="center"/>
-          </w:tcPr>
-          <w:p>
-            <w:r/>
-            <w:r>
-              <w:rPr>
-                <w:rFonts w:ascii="Microsoft YaHei" w:hAnsi="Microsoft YaHei" w:eastAsia="Microsoft YaHei"/>
-                <w:sz w:val="20"/>
-              </w:rPr>
-              <w:t>1</w:t>
-            </w:r>
-          </w:p>
-        </w:tc>
-        <w:tc>
-          <w:tcPr>
-            <w:tcW w:type="dxa" w:w="3024"/>
-            <w:vAlign w:val="center"/>
-          </w:tcPr>
-          <w:p>
-            <w:r/>
-            <w:r>
-              <w:rPr>
-                <w:rFonts w:ascii="Microsoft YaHei" w:hAnsi="Microsoft YaHei" w:eastAsia="Microsoft YaHei"/>
-                <w:sz w:val="20"/>
-              </w:rPr>
-              <w:t>软件著作权侵权</w:t>
-            </w:r>
-          </w:p>
-        </w:tc>
-      </w:tr>
-      <w:tr>
-        <w:tc>
-          <w:tcPr>
-            <w:tcW w:type="dxa" w:w="3024"/>
-            <w:vAlign w:val="center"/>
-            <w:shd w:val="clear" w:color="auto" w:fill="F0FDF4"/>
-          </w:tcPr>
-          <w:p>
-            <w:r/>
-            <w:r>
-              <w:rPr>
-                <w:rFonts w:ascii="Microsoft YaHei" w:hAnsi="Microsoft YaHei" w:eastAsia="Microsoft YaHei"/>
-                <w:sz w:val="20"/>
-              </w:rPr>
-              <w:t>刑事</w:t>
-            </w:r>
-          </w:p>
-        </w:tc>
-        <w:tc>
-          <w:tcPr>
-            <w:tcW w:type="dxa" w:w="3024"/>
-            <w:vAlign w:val="center"/>
-            <w:shd w:val="clear" w:color="auto" w:fill="F0FDF4"/>
-          </w:tcPr>
-          <w:p>
-            <w:r/>
-            <w:r>
-              <w:rPr>
-                <w:rFonts w:ascii="Microsoft YaHei" w:hAnsi="Microsoft YaHei" w:eastAsia="Microsoft YaHei"/>
-                <w:sz w:val="20"/>
-              </w:rPr>
-              <w:t>3</w:t>
-            </w:r>
-          </w:p>
-        </w:tc>
-        <w:tc>
-          <w:tcPr>
-            <w:tcW w:type="dxa" w:w="3024"/>
-            <w:vAlign w:val="center"/>
-            <w:shd w:val="clear" w:color="auto" w:fill="F0FDF4"/>
-          </w:tcPr>
-          <w:p>
-            <w:r/>
-            <w:r>
-              <w:rPr>
-                <w:rFonts w:ascii="Microsoft YaHei" w:hAnsi="Microsoft YaHei" w:eastAsia="Microsoft YaHei"/>
-                <w:sz w:val="20"/>
-              </w:rPr>
-              <w:t>刷单诈骗 / 黑客入侵 / 商业秘密</w:t>
-            </w:r>
-          </w:p>
-        </w:tc>
-      </w:tr>
-      <w:tr>
-        <w:tc>
-          <w:tcPr>
-            <w:tcW w:type="dxa" w:w="3024"/>
-            <w:vAlign w:val="center"/>
-          </w:tcPr>
-          <w:p>
-            <w:r/>
-            <w:r>
-              <w:rPr>
-                <w:rFonts w:ascii="Microsoft YaHei" w:hAnsi="Microsoft YaHei" w:eastAsia="Microsoft YaHei"/>
-                <w:sz w:val="20"/>
-              </w:rPr>
-              <w:t>交通</w:t>
-            </w:r>
-          </w:p>
-        </w:tc>
-        <w:tc>
-          <w:tcPr>
-            <w:tcW w:type="dxa" w:w="3024"/>
-            <w:vAlign w:val="center"/>
-          </w:tcPr>
-          <w:p>
-            <w:r/>
-            <w:r>
-              <w:rPr>
-                <w:rFonts w:ascii="Microsoft YaHei" w:hAnsi="Microsoft YaHei" w:eastAsia="Microsoft YaHei"/>
-                <w:sz w:val="20"/>
-              </w:rPr>
-              <w:t>1</w:t>
-            </w:r>
-          </w:p>
-        </w:tc>
-        <w:tc>
-          <w:tcPr>
-            <w:tcW w:type="dxa" w:w="3024"/>
-            <w:vAlign w:val="center"/>
-          </w:tcPr>
-          <w:p>
-            <w:r/>
-            <w:r>
-              <w:rPr>
-                <w:rFonts w:ascii="Microsoft YaHei" w:hAnsi="Microsoft YaHei" w:eastAsia="Microsoft YaHei"/>
-                <w:sz w:val="20"/>
-              </w:rPr>
-              <w:t>误工费 + 保险拒赔</w:t>
-            </w:r>
-          </w:p>
-        </w:tc>
-      </w:tr>
-      <w:tr>
-        <w:tc>
-          <w:tcPr>
-            <w:tcW w:type="dxa" w:w="3024"/>
-            <w:vAlign w:val="center"/>
-            <w:shd w:val="clear" w:color="auto" w:fill="F0FDF4"/>
-          </w:tcPr>
-          <w:p>
-            <w:r/>
-            <w:r>
-              <w:rPr>
-                <w:rFonts w:ascii="Microsoft YaHei" w:hAnsi="Microsoft YaHei" w:eastAsia="Microsoft YaHei"/>
-                <w:sz w:val="20"/>
-              </w:rPr>
-              <w:t>其他民事</w:t>
-            </w:r>
-          </w:p>
-        </w:tc>
-        <w:tc>
-          <w:tcPr>
-            <w:tcW w:type="dxa" w:w="3024"/>
-            <w:vAlign w:val="center"/>
-            <w:shd w:val="clear" w:color="auto" w:fill="F0FDF4"/>
-          </w:tcPr>
-          <w:p>
-            <w:r/>
-            <w:r>
-              <w:rPr>
-                <w:rFonts w:ascii="Microsoft YaHei" w:hAnsi="Microsoft YaHei" w:eastAsia="Microsoft YaHei"/>
-                <w:sz w:val="20"/>
-              </w:rPr>
-              <w:t>15</w:t>
-            </w:r>
-          </w:p>
-        </w:tc>
-        <w:tc>
-          <w:tcPr>
-            <w:tcW w:type="dxa" w:w="3024"/>
-            <w:vAlign w:val="center"/>
-            <w:shd w:val="clear" w:color="auto" w:fill="F0FDF4"/>
-          </w:tcPr>
-          <w:p>
-            <w:r/>
-            <w:r>
-              <w:rPr>
-                <w:rFonts w:ascii="Microsoft YaHei" w:hAnsi="Microsoft YaHei" w:eastAsia="Microsoft YaHei"/>
-                <w:sz w:val="20"/>
-              </w:rPr>
-              <w:t>借款 / 居间 / 物业 / 医疗 / 高空抛物 / 教育 / 保险 / 抵押 / 婚庆 等</w:t>
-            </w:r>
-          </w:p>
-        </w:tc>
-      </w:tr>
-    </w:tbl>
-    <w:p>
-      <w:pPr>
-        <w:keepNext/>
-        <w:spacing w:before="240" w:after="120"/>
-      </w:pPr>
-      <w:r>
-        <w:rPr>
-          <w:rFonts w:ascii="Microsoft YaHei" w:hAnsi="Microsoft YaHei" w:eastAsia="Microsoft YaHei"/>
-          <w:b/>
-          <w:color w:val="374A4A"/>
-          <w:sz w:val="24"/>
-        </w:rPr>
-        <w:t>2.3 合同审查</w:t>
-      </w:r>
-    </w:p>
-    <w:p>
-      <w:pPr>
-        <w:spacing w:after="80"/>
-        <w:ind w:firstLine="0"/>
-        <w:jc w:val="both"/>
-      </w:pPr>
-      <w:r>
-        <w:rPr>
-          <w:rFonts w:ascii="Microsoft YaHei" w:hAnsi="Microsoft YaHei" w:eastAsia="Microsoft YaHei"/>
-          <w:b/>
-          <w:sz w:val="22"/>
-        </w:rPr>
-        <w:t>输入</w:t>
-      </w:r>
-      <w:r>
-        <w:rPr>
-          <w:rFonts w:ascii="Microsoft YaHei" w:hAnsi="Microsoft YaHei" w:eastAsia="Microsoft YaHei"/>
-          <w:sz w:val="22"/>
-        </w:rPr>
-        <w:t xml:space="preserve">：合同全文 + 合同类型（劳动合同/买卖/租赁/服务/综合）+ 审查立场（我方/对方/中立） </w:t>
-      </w:r>
-      <w:r>
-        <w:rPr>
-          <w:rFonts w:ascii="Microsoft YaHei" w:hAnsi="Microsoft YaHei" w:eastAsia="Microsoft YaHei"/>
-          <w:b/>
-          <w:sz w:val="22"/>
-        </w:rPr>
-        <w:t>输出</w:t>
-      </w:r>
-      <w:r>
-        <w:rPr>
-          <w:rFonts w:ascii="Microsoft YaHei" w:hAnsi="Microsoft YaHei" w:eastAsia="Microsoft YaHei"/>
-          <w:sz w:val="22"/>
-        </w:rPr>
-        <w:t>：5 大模块报告</w:t>
+        <w:t>中检索最相似的案件，覆盖 8 大领域：</w:t>
       </w:r>
     </w:p>
     <w:tbl>
@@ -1881,7 +731,7 @@
                 <w:color w:val="FFFFFF"/>
                 <w:sz w:val="20"/>
               </w:rPr>
-              <w:t>模块</w:t>
+              <w:t>领域</w:t>
             </w:r>
           </w:p>
         </w:tc>
@@ -1900,7 +750,7 @@
                 <w:color w:val="FFFFFF"/>
                 <w:sz w:val="20"/>
               </w:rPr>
-              <w:t>内容</w:t>
+              <w:t>典型判例</w:t>
             </w:r>
           </w:p>
         </w:tc>
@@ -1918,7 +768,7 @@
                 <w:rFonts w:ascii="Microsoft YaHei" w:hAnsi="Microsoft YaHei" w:eastAsia="Microsoft YaHei"/>
                 <w:sz w:val="20"/>
               </w:rPr>
-              <w:t>**顶部风险等级卡**</w:t>
+              <w:t>消费者维权</w:t>
             </w:r>
           </w:p>
         </w:tc>
@@ -1934,7 +784,7 @@
                 <w:rFonts w:ascii="Microsoft YaHei" w:hAnsi="Microsoft YaHei" w:eastAsia="Microsoft YaHei"/>
                 <w:sz w:val="20"/>
               </w:rPr>
-              <w:t>高/中/低 + 风险数量 + 缺失数量</w:t>
+              <w:t>网购纠纷 7 日无理由退货、跨境电商质量纠纷</w:t>
             </w:r>
           </w:p>
         </w:tc>
@@ -1953,7 +803,7 @@
                 <w:rFonts w:ascii="Microsoft YaHei" w:hAnsi="Microsoft YaHei" w:eastAsia="Microsoft YaHei"/>
                 <w:sz w:val="20"/>
               </w:rPr>
-              <w:t>**AI 综合分析**</w:t>
+              <w:t>劳动纠纷</w:t>
             </w:r>
           </w:p>
         </w:tc>
@@ -1970,7 +820,7 @@
                 <w:rFonts w:ascii="Microsoft YaHei" w:hAnsi="Microsoft YaHei" w:eastAsia="Microsoft YaHei"/>
                 <w:sz w:val="20"/>
               </w:rPr>
-              <w:t>整体评价 + 重点条款 + 建议修改（多 Agent 校验）</w:t>
+              <w:t>违法解除 2N 赔偿、竞业限制补偿、平台用工工伤</w:t>
             </w:r>
           </w:p>
         </w:tc>
@@ -1988,7 +838,7 @@
                 <w:rFonts w:ascii="Microsoft YaHei" w:hAnsi="Microsoft YaHei" w:eastAsia="Microsoft YaHei"/>
                 <w:sz w:val="20"/>
               </w:rPr>
-              <w:t>**风险点**</w:t>
+              <w:t>婚姻家庭</w:t>
             </w:r>
           </w:p>
         </w:tc>
@@ -2004,7 +854,7 @@
                 <w:rFonts w:ascii="Microsoft YaHei" w:hAnsi="Microsoft YaHei" w:eastAsia="Microsoft YaHei"/>
                 <w:sz w:val="20"/>
               </w:rPr>
-              <w:t>10+ 规则引擎扫描（违约金过高 / 显失公平 / 管辖约定等）</w:t>
+              <w:t>离婚房产分割、同居财产纠纷</w:t>
             </w:r>
           </w:p>
         </w:tc>
@@ -2023,7 +873,7 @@
                 <w:rFonts w:ascii="Microsoft YaHei" w:hAnsi="Microsoft YaHei" w:eastAsia="Microsoft YaHei"/>
                 <w:sz w:val="20"/>
               </w:rPr>
-              <w:t>**缺失的必备条款**</w:t>
+              <w:t>公司治理</w:t>
             </w:r>
           </w:p>
         </w:tc>
@@ -2040,7 +890,7 @@
                 <w:rFonts w:ascii="Microsoft YaHei" w:hAnsi="Microsoft YaHei" w:eastAsia="Microsoft YaHei"/>
                 <w:sz w:val="20"/>
               </w:rPr>
-              <w:t>5 类合同各有一套必备条款模板</w:t>
+              <w:t>小股东关联交易、股权转让对赌</w:t>
             </w:r>
           </w:p>
         </w:tc>
@@ -2058,7 +908,7 @@
                 <w:rFonts w:ascii="Microsoft YaHei" w:hAnsi="Microsoft YaHei" w:eastAsia="Microsoft YaHei"/>
                 <w:sz w:val="20"/>
               </w:rPr>
-              <w:t>**相关法条**</w:t>
+              <w:t>知识产权</w:t>
             </w:r>
           </w:p>
         </w:tc>
@@ -2074,210 +924,7 @@
                 <w:rFonts w:ascii="Microsoft YaHei" w:hAnsi="Microsoft YaHei" w:eastAsia="Microsoft YaHei"/>
                 <w:sz w:val="20"/>
               </w:rPr>
-              <w:t>5 条 RAG 检索（按合同类型 + 5 个法律关注点并行检索 + 去重）</w:t>
-            </w:r>
-          </w:p>
-        </w:tc>
-      </w:tr>
-    </w:tbl>
-    <w:p>
-      <w:pPr>
-        <w:spacing w:after="80"/>
-        <w:ind w:firstLine="0"/>
-        <w:jc w:val="both"/>
-      </w:pPr>
-      <w:r>
-        <w:rPr>
-          <w:rFonts w:ascii="Microsoft YaHei" w:hAnsi="Microsoft YaHei" w:eastAsia="Microsoft YaHei"/>
-          <w:b/>
-          <w:sz w:val="22"/>
-        </w:rPr>
-        <w:t>RAG 检索去重优化</w:t>
-      </w:r>
-      <w:r>
-        <w:rPr>
-          <w:rFonts w:ascii="Microsoft YaHei" w:hAnsi="Microsoft YaHei" w:eastAsia="Microsoft YaHei"/>
-          <w:sz w:val="22"/>
-        </w:rPr>
-        <w:t>：5 个 query 并行检索（如"劳动合同 工资待遇"、"劳动合同 竞业限制"...），每 query 拉 6 条，去重后按 score 取前 5——确保 5 条跨法律、跨主题、互不重复。</w:t>
-      </w:r>
-    </w:p>
-    <w:p>
-      <w:pPr>
-        <w:keepNext/>
-        <w:spacing w:before="240" w:after="120"/>
-      </w:pPr>
-      <w:r>
-        <w:rPr>
-          <w:rFonts w:ascii="Microsoft YaHei" w:hAnsi="Microsoft YaHei" w:eastAsia="Microsoft YaHei"/>
-          <w:b/>
-          <w:color w:val="374A4A"/>
-          <w:sz w:val="24"/>
-        </w:rPr>
-        <w:t>2.4 知识库浏览</w:t>
-      </w:r>
-    </w:p>
-    <w:p>
-      <w:pPr>
-        <w:spacing w:after="80"/>
-        <w:ind w:firstLine="0"/>
-        <w:jc w:val="both"/>
-      </w:pPr>
-      <w:r>
-        <w:rPr>
-          <w:rFonts w:ascii="Microsoft YaHei" w:hAnsi="Microsoft YaHei" w:eastAsia="Microsoft YaHei"/>
-          <w:sz w:val="22"/>
-        </w:rPr>
-        <w:t>- 26 部中国现行法律（含官方源 URL / 发布机关 / 施行日期 / 状态） - 30 个真实判例种子（事实/理由/判决三段结构化） - 顶部搜索框 + 案由/来源/状态筛选 - 文档预览 modal（含法律全文 + 判例三段）</w:t>
-      </w:r>
-    </w:p>
-    <w:p>
-      <w:pPr>
-        <w:keepNext/>
-        <w:spacing w:before="240" w:after="120"/>
-      </w:pPr>
-      <w:r>
-        <w:rPr>
-          <w:rFonts w:ascii="Microsoft YaHei" w:hAnsi="Microsoft YaHei" w:eastAsia="Microsoft YaHei"/>
-          <w:b/>
-          <w:color w:val="374A4A"/>
-          <w:sz w:val="24"/>
-        </w:rPr>
-        <w:t>2.5 Obsidian 集成</w:t>
-      </w:r>
-    </w:p>
-    <w:p>
-      <w:pPr>
-        <w:spacing w:after="80"/>
-        <w:ind w:firstLine="0"/>
-        <w:jc w:val="both"/>
-      </w:pPr>
-      <w:r>
-        <w:rPr>
-          <w:rFonts w:ascii="Microsoft YaHei" w:hAnsi="Microsoft YaHei" w:eastAsia="Microsoft YaHei"/>
-          <w:sz w:val="22"/>
-        </w:rPr>
-        <w:t>- 配置本地 Obsidian vault 路径 - 一键导出案件分析为 Markdown 到 vault - 实时同步监听（新增文件自动同步到律瞳）</w:t>
-      </w:r>
-    </w:p>
-    <w:p>
-      <w:pPr>
-        <w:pBdr>
-          <w:bottom w:val="single" w:sz="6" w:color="0C4A3E"/>
-        </w:pBdr>
-      </w:pPr>
-    </w:p>
-    <w:p>
-      <w:pPr>
-        <w:keepNext/>
-        <w:spacing w:before="240" w:after="120"/>
-      </w:pPr>
-      <w:r>
-        <w:rPr>
-          <w:rFonts w:ascii="Microsoft YaHei" w:hAnsi="Microsoft YaHei" w:eastAsia="Microsoft YaHei"/>
-          <w:b/>
-          <w:color w:val="0A3D33"/>
-          <w:sz w:val="28"/>
-        </w:rPr>
-        <w:t>3. 系统架构</w:t>
-      </w:r>
-    </w:p>
-    <w:p>
-      <w:pPr>
-        <w:keepNext/>
-        <w:spacing w:before="240" w:after="120"/>
-      </w:pPr>
-      <w:r>
-        <w:rPr>
-          <w:rFonts w:ascii="Microsoft YaHei" w:hAnsi="Microsoft YaHei" w:eastAsia="Microsoft YaHei"/>
-          <w:b/>
-          <w:color w:val="374A4A"/>
-          <w:sz w:val="24"/>
-        </w:rPr>
-        <w:t>3.1 技术栈</w:t>
-      </w:r>
-    </w:p>
-    <w:tbl>
-      <w:tblPr>
-        <w:tblStyle w:val="LightGrid-Accent1"/>
-        <w:tblW w:type="auto" w:w="0"/>
-        <w:jc w:val="center"/>
-        <w:tblLook w:firstColumn="1" w:firstRow="1" w:lastColumn="0" w:lastRow="0" w:noHBand="0" w:noVBand="1" w:val="04A0"/>
-      </w:tblPr>
-      <w:tblGrid>
-        <w:gridCol w:w="4536"/>
-        <w:gridCol w:w="4536"/>
-      </w:tblGrid>
-      <w:tr>
-        <w:tc>
-          <w:tcPr>
-            <w:tcW w:type="dxa" w:w="4536"/>
-            <w:shd w:val="clear" w:color="auto" w:fill="0C4A3E"/>
-            <w:vAlign w:val="center"/>
-          </w:tcPr>
-          <w:p>
-            <w:r/>
-            <w:r>
-              <w:rPr>
-                <w:rFonts w:ascii="Microsoft YaHei" w:hAnsi="Microsoft YaHei" w:eastAsia="Microsoft YaHei"/>
-                <w:b/>
-                <w:color w:val="FFFFFF"/>
-                <w:sz w:val="20"/>
-              </w:rPr>
-              <w:t>层级</w:t>
-            </w:r>
-          </w:p>
-        </w:tc>
-        <w:tc>
-          <w:tcPr>
-            <w:tcW w:type="dxa" w:w="4536"/>
-            <w:shd w:val="clear" w:color="auto" w:fill="0C4A3E"/>
-            <w:vAlign w:val="center"/>
-          </w:tcPr>
-          <w:p>
-            <w:r/>
-            <w:r>
-              <w:rPr>
-                <w:rFonts w:ascii="Microsoft YaHei" w:hAnsi="Microsoft YaHei" w:eastAsia="Microsoft YaHei"/>
-                <w:b/>
-                <w:color w:val="FFFFFF"/>
-                <w:sz w:val="20"/>
-              </w:rPr>
-              <w:t>技术</w:t>
-            </w:r>
-          </w:p>
-        </w:tc>
-      </w:tr>
-      <w:tr>
-        <w:tc>
-          <w:tcPr>
-            <w:tcW w:type="dxa" w:w="4536"/>
-            <w:vAlign w:val="center"/>
-          </w:tcPr>
-          <w:p>
-            <w:r/>
-            <w:r>
-              <w:rPr>
-                <w:rFonts w:ascii="Microsoft YaHei" w:hAnsi="Microsoft YaHei" w:eastAsia="Microsoft YaHei"/>
-                <w:sz w:val="20"/>
-              </w:rPr>
-              <w:t>前端</w:t>
-            </w:r>
-          </w:p>
-        </w:tc>
-        <w:tc>
-          <w:tcPr>
-            <w:tcW w:type="dxa" w:w="4536"/>
-            <w:vAlign w:val="center"/>
-          </w:tcPr>
-          <w:p>
-            <w:r/>
-            <w:r>
-              <w:rPr>
-                <w:rFonts w:ascii="Microsoft YaHei" w:hAnsi="Microsoft YaHei" w:eastAsia="Microsoft YaHei"/>
-                <w:sz w:val="20"/>
-              </w:rPr>
-              <w:t>原生 HTML + Tailwind CSS CDN + Font Awesome</w:t>
+              <w:t>软件著作权侵权</w:t>
             </w:r>
           </w:p>
         </w:tc>
@@ -2296,7 +943,7 @@
                 <w:rFonts w:ascii="Microsoft YaHei" w:hAnsi="Microsoft YaHei" w:eastAsia="Microsoft YaHei"/>
                 <w:sz w:val="20"/>
               </w:rPr>
-              <w:t>后端</w:t>
+              <w:t>刑事案件</w:t>
             </w:r>
           </w:p>
         </w:tc>
@@ -2313,7 +960,7 @@
                 <w:rFonts w:ascii="Microsoft YaHei" w:hAnsi="Microsoft YaHei" w:eastAsia="Microsoft YaHei"/>
                 <w:sz w:val="20"/>
               </w:rPr>
-              <w:t>Python 3.12 + FastAPI + Uvicorn</w:t>
+              <w:t>刷单诈骗、黑客入侵、商业秘密</w:t>
             </w:r>
           </w:p>
         </w:tc>
@@ -2331,7 +978,7 @@
                 <w:rFonts w:ascii="Microsoft YaHei" w:hAnsi="Microsoft YaHei" w:eastAsia="Microsoft YaHei"/>
                 <w:sz w:val="20"/>
               </w:rPr>
-              <w:t>向量库</w:t>
+              <w:t>交通事故</w:t>
             </w:r>
           </w:p>
         </w:tc>
@@ -2347,7 +994,7 @@
                 <w:rFonts w:ascii="Microsoft YaHei" w:hAnsi="Microsoft YaHei" w:eastAsia="Microsoft YaHei"/>
                 <w:sz w:val="20"/>
               </w:rPr>
-              <w:t>Qdrant 1.x（嵌入式模式，HNSW 索引）</w:t>
+              <w:t>误工费与保险拒赔</w:t>
             </w:r>
           </w:p>
         </w:tc>
@@ -2366,7 +1013,7 @@
                 <w:rFonts w:ascii="Microsoft YaHei" w:hAnsi="Microsoft YaHei" w:eastAsia="Microsoft YaHei"/>
                 <w:sz w:val="20"/>
               </w:rPr>
-              <w:t>关系库</w:t>
+              <w:t>其他民事</w:t>
             </w:r>
           </w:p>
         </w:tc>
@@ -2383,181 +1030,7 @@
                 <w:rFonts w:ascii="Microsoft YaHei" w:hAnsi="Microsoft YaHei" w:eastAsia="Microsoft YaHei"/>
                 <w:sz w:val="20"/>
               </w:rPr>
-              <w:t>SQLite（documents / cases / users / analyses）</w:t>
-            </w:r>
-          </w:p>
-        </w:tc>
-      </w:tr>
-      <w:tr>
-        <w:tc>
-          <w:tcPr>
-            <w:tcW w:type="dxa" w:w="4536"/>
-            <w:vAlign w:val="center"/>
-          </w:tcPr>
-          <w:p>
-            <w:r/>
-            <w:r>
-              <w:rPr>
-                <w:rFonts w:ascii="Microsoft YaHei" w:hAnsi="Microsoft YaHei" w:eastAsia="Microsoft YaHei"/>
-                <w:sz w:val="20"/>
-              </w:rPr>
-              <w:t>Embedding</w:t>
-            </w:r>
-          </w:p>
-        </w:tc>
-        <w:tc>
-          <w:tcPr>
-            <w:tcW w:type="dxa" w:w="4536"/>
-            <w:vAlign w:val="center"/>
-          </w:tcPr>
-          <w:p>
-            <w:r/>
-            <w:r>
-              <w:rPr>
-                <w:rFonts w:ascii="Microsoft YaHei" w:hAnsi="Microsoft YaHei" w:eastAsia="Microsoft YaHei"/>
-                <w:sz w:val="20"/>
-              </w:rPr>
-              <w:t>BAAI/bge-small-zh-v1.5（100MB，中文友好）</w:t>
-            </w:r>
-          </w:p>
-        </w:tc>
-      </w:tr>
-      <w:tr>
-        <w:tc>
-          <w:tcPr>
-            <w:tcW w:type="dxa" w:w="4536"/>
-            <w:vAlign w:val="center"/>
-            <w:shd w:val="clear" w:color="auto" w:fill="F0FDF4"/>
-          </w:tcPr>
-          <w:p>
-            <w:r/>
-            <w:r>
-              <w:rPr>
-                <w:rFonts w:ascii="Microsoft YaHei" w:hAnsi="Microsoft YaHei" w:eastAsia="Microsoft YaHei"/>
-                <w:sz w:val="20"/>
-              </w:rPr>
-              <w:t>LLM</w:t>
-            </w:r>
-          </w:p>
-        </w:tc>
-        <w:tc>
-          <w:tcPr>
-            <w:tcW w:type="dxa" w:w="4536"/>
-            <w:vAlign w:val="center"/>
-            <w:shd w:val="clear" w:color="auto" w:fill="F0FDF4"/>
-          </w:tcPr>
-          <w:p>
-            <w:r/>
-            <w:r>
-              <w:rPr>
-                <w:rFonts w:ascii="Microsoft YaHei" w:hAnsi="Microsoft YaHei" w:eastAsia="Microsoft YaHei"/>
-                <w:sz w:val="20"/>
-              </w:rPr>
-              <w:t>MiniMax-Text-01（API 调用，**不自训**）</w:t>
-            </w:r>
-          </w:p>
-        </w:tc>
-      </w:tr>
-      <w:tr>
-        <w:tc>
-          <w:tcPr>
-            <w:tcW w:type="dxa" w:w="4536"/>
-            <w:vAlign w:val="center"/>
-          </w:tcPr>
-          <w:p>
-            <w:r/>
-            <w:r>
-              <w:rPr>
-                <w:rFonts w:ascii="Microsoft YaHei" w:hAnsi="Microsoft YaHei" w:eastAsia="Microsoft YaHei"/>
-                <w:sz w:val="20"/>
-              </w:rPr>
-              <w:t>认证</w:t>
-            </w:r>
-          </w:p>
-        </w:tc>
-        <w:tc>
-          <w:tcPr>
-            <w:tcW w:type="dxa" w:w="4536"/>
-            <w:vAlign w:val="center"/>
-          </w:tcPr>
-          <w:p>
-            <w:r/>
-            <w:r>
-              <w:rPr>
-                <w:rFonts w:ascii="Microsoft YaHei" w:hAnsi="Microsoft YaHei" w:eastAsia="Microsoft YaHei"/>
-                <w:sz w:val="20"/>
-              </w:rPr>
-              <w:t>bcrypt 密码 + HS256 JWT（与 aipath 共享）</w:t>
-            </w:r>
-          </w:p>
-        </w:tc>
-      </w:tr>
-      <w:tr>
-        <w:tc>
-          <w:tcPr>
-            <w:tcW w:type="dxa" w:w="4536"/>
-            <w:vAlign w:val="center"/>
-            <w:shd w:val="clear" w:color="auto" w:fill="F0FDF4"/>
-          </w:tcPr>
-          <w:p>
-            <w:r/>
-            <w:r>
-              <w:rPr>
-                <w:rFonts w:ascii="Microsoft YaHei" w:hAnsi="Microsoft YaHei" w:eastAsia="Microsoft YaHei"/>
-                <w:sz w:val="20"/>
-              </w:rPr>
-              <w:t>部署</w:t>
-            </w:r>
-          </w:p>
-        </w:tc>
-        <w:tc>
-          <w:tcPr>
-            <w:tcW w:type="dxa" w:w="4536"/>
-            <w:vAlign w:val="center"/>
-            <w:shd w:val="clear" w:color="auto" w:fill="F0FDF4"/>
-          </w:tcPr>
-          <w:p>
-            <w:r/>
-            <w:r>
-              <w:rPr>
-                <w:rFonts w:ascii="Microsoft YaHei" w:hAnsi="Microsoft YaHei" w:eastAsia="Microsoft YaHei"/>
-                <w:sz w:val="20"/>
-              </w:rPr>
-              <w:t>阿里云 ECS（Ubuntu 24.04）</w:t>
-            </w:r>
-          </w:p>
-        </w:tc>
-      </w:tr>
-      <w:tr>
-        <w:tc>
-          <w:tcPr>
-            <w:tcW w:type="dxa" w:w="4536"/>
-            <w:vAlign w:val="center"/>
-          </w:tcPr>
-          <w:p>
-            <w:r/>
-            <w:r>
-              <w:rPr>
-                <w:rFonts w:ascii="Microsoft YaHei" w:hAnsi="Microsoft YaHei" w:eastAsia="Microsoft YaHei"/>
-                <w:sz w:val="20"/>
-              </w:rPr>
-              <w:t>反代</w:t>
-            </w:r>
-          </w:p>
-        </w:tc>
-        <w:tc>
-          <w:tcPr>
-            <w:tcW w:type="dxa" w:w="4536"/>
-            <w:vAlign w:val="center"/>
-          </w:tcPr>
-          <w:p>
-            <w:r/>
-            <w:r>
-              <w:rPr>
-                <w:rFonts w:ascii="Microsoft YaHei" w:hAnsi="Microsoft YaHei" w:eastAsia="Microsoft YaHei"/>
-                <w:sz w:val="20"/>
-              </w:rPr>
-              <w:t>Nginx 1.24（TLS 1.3）</w:t>
+              <w:t>借款、居间、物业、医疗、高空抛物等</w:t>
             </w:r>
           </w:p>
         </w:tc>
@@ -2565,8 +1038,59 @@
     </w:tbl>
     <w:p>
       <w:pPr>
+        <w:spacing w:after="80"/>
+        <w:ind w:firstLine="0"/>
+        <w:jc w:val="both"/>
+      </w:pPr>
+      <w:r>
+        <w:rPr>
+          <w:rFonts w:ascii="Microsoft YaHei" w:hAnsi="Microsoft YaHei" w:eastAsia="Microsoft YaHei"/>
+          <w:b/>
+          <w:sz w:val="22"/>
+        </w:rPr>
+        <w:t>每个判例均标注</w:t>
+      </w:r>
+      <w:r>
+        <w:rPr>
+          <w:rFonts w:ascii="Microsoft YaHei" w:hAnsi="Microsoft YaHei" w:eastAsia="Microsoft YaHei"/>
+          <w:sz w:val="22"/>
+        </w:rPr>
+        <w:t>：案号 · 法院 · 案由 · 引用法条 · 案件焦点 · 判决结果。</w:t>
+      </w:r>
+    </w:p>
+    <w:p>
+      <w:pPr>
+        <w:spacing w:after="80"/>
+        <w:ind w:firstLine="0"/>
+        <w:jc w:val="both"/>
+      </w:pPr>
+      <w:r>
+        <w:rPr>
+          <w:rFonts w:ascii="Microsoft YaHei" w:hAnsi="Microsoft YaHei" w:eastAsia="Microsoft YaHei"/>
+          <w:b/>
+          <w:sz w:val="22"/>
+        </w:rPr>
+        <w:t>支持按案由、法院级别筛选</w:t>
+      </w:r>
+      <w:r>
+        <w:rPr>
+          <w:rFonts w:ascii="Microsoft YaHei" w:hAnsi="Microsoft YaHei" w:eastAsia="Microsoft YaHei"/>
+          <w:sz w:val="22"/>
+        </w:rPr>
+        <w:t>，让检索更精准。</w:t>
+      </w:r>
+    </w:p>
+    <w:p>
+      <w:pPr>
+        <w:pBdr>
+          <w:bottom w:val="single" w:sz="6" w:color="0C4A3E"/>
+        </w:pBdr>
+      </w:pPr>
+    </w:p>
+    <w:p>
+      <w:pPr>
         <w:keepNext/>
-        <w:spacing w:before="240" w:after="120"/>
+        <w:spacing w:before="280" w:after="160"/>
       </w:pPr>
       <w:r>
         <w:rPr>
@@ -2575,323 +1099,122 @@
           <w:color w:val="374A4A"/>
           <w:sz w:val="24"/>
         </w:rPr>
-        <w:t>3.2 部署架构</w:t>
+        <w:t>3. 合同审查 — 规则引擎 + AI 综合</w:t>
       </w:r>
     </w:p>
     <w:p>
       <w:pPr>
-        <w:spacing w:before="120" w:after="120" w:line="288" w:lineRule="auto"/>
-        <w:ind w:left="283"/>
-        <w:shd w:val="clear" w:color="auto" w:fill="F5F5F4"/>
-        <w:pBdr>
-          <w:top w:val="single" w:sz="4" w:color="D6D3D1"/>
-          <w:left w:val="single" w:sz="4" w:color="D6D3D1"/>
-          <w:bottom w:val="single" w:sz="4" w:color="D6D3D1"/>
-          <w:right w:val="single" w:sz="4" w:color="D6D3D1"/>
-        </w:pBdr>
+        <w:spacing w:after="80"/>
+        <w:ind w:firstLine="0"/>
+        <w:jc w:val="both"/>
       </w:pPr>
       <w:r>
         <w:rPr>
-          <w:rFonts w:ascii="Consolas" w:hAnsi="Consolas" w:eastAsia="SimSun"/>
-          <w:sz w:val="18"/>
+          <w:rFonts w:ascii="Microsoft YaHei" w:hAnsi="Microsoft YaHei" w:eastAsia="Microsoft YaHei"/>
+          <w:sz w:val="22"/>
         </w:rPr>
-        <w:t xml:space="preserve">                    ┌─────────────────────────────┐</w:t>
-      </w:r>
-      <w:r>
-        <w:br/>
-      </w:r>
-      <w:r>
-        <w:rPr>
-          <w:rFonts w:ascii="Consolas" w:hAnsi="Consolas" w:eastAsia="SimSun"/>
-          <w:sz w:val="18"/>
-        </w:rPr>
-        <w:t xml:space="preserve">                    │   阿里云 ECS (182.92.242.179) │</w:t>
-      </w:r>
-      <w:r>
-        <w:br/>
-      </w:r>
-      <w:r>
-        <w:rPr>
-          <w:rFonts w:ascii="Consolas" w:hAnsi="Consolas" w:eastAsia="SimSun"/>
-          <w:sz w:val="18"/>
-        </w:rPr>
-        <w:t xml:space="preserve">                    │   1.6 GiB 内存 / Ubuntu 24.04│</w:t>
-      </w:r>
-      <w:r>
-        <w:br/>
-      </w:r>
-      <w:r>
-        <w:rPr>
-          <w:rFonts w:ascii="Consolas" w:hAnsi="Consolas" w:eastAsia="SimSun"/>
-          <w:sz w:val="18"/>
-        </w:rPr>
-        <w:t xml:space="preserve">                    └─────────────────────────────┘</w:t>
-      </w:r>
-      <w:r>
-        <w:br/>
-      </w:r>
-      <w:r>
-        <w:rPr>
-          <w:rFonts w:ascii="Consolas" w:hAnsi="Consolas" w:eastAsia="SimSun"/>
-          <w:sz w:val="18"/>
-        </w:rPr>
-        <w:t xml:space="preserve">                                  │</w:t>
-      </w:r>
-      <w:r>
-        <w:br/>
-      </w:r>
-      <w:r>
-        <w:rPr>
-          <w:rFonts w:ascii="Consolas" w:hAnsi="Consolas" w:eastAsia="SimSun"/>
-          <w:sz w:val="18"/>
-        </w:rPr>
-        <w:t xml:space="preserve">        ┌─────────────────────────┼─────────────────────────┐</w:t>
-      </w:r>
-      <w:r>
-        <w:br/>
-      </w:r>
-      <w:r>
-        <w:rPr>
-          <w:rFonts w:ascii="Consolas" w:hAnsi="Consolas" w:eastAsia="SimSun"/>
-          <w:sz w:val="18"/>
-        </w:rPr>
-        <w:t xml:space="preserve">        │                         │                         │</w:t>
-      </w:r>
-      <w:r>
-        <w:br/>
-      </w:r>
-      <w:r>
-        <w:rPr>
-          <w:rFonts w:ascii="Consolas" w:hAnsi="Consolas" w:eastAsia="SimSun"/>
-          <w:sz w:val="18"/>
-        </w:rPr>
-        <w:t xml:space="preserve">        ▼                         ▼                         ▼</w:t>
-      </w:r>
-      <w:r>
-        <w:br/>
-      </w:r>
-      <w:r>
-        <w:rPr>
-          <w:rFonts w:ascii="Consolas" w:hAnsi="Consolas" w:eastAsia="SimSun"/>
-          <w:sz w:val="18"/>
-        </w:rPr>
-        <w:t xml:space="preserve">  ┌──────────┐             ┌──────────────┐         ┌──────────────┐</w:t>
-      </w:r>
-      <w:r>
-        <w:br/>
-      </w:r>
-      <w:r>
-        <w:rPr>
-          <w:rFonts w:ascii="Consolas" w:hAnsi="Consolas" w:eastAsia="SimSun"/>
-          <w:sz w:val="18"/>
-        </w:rPr>
-        <w:t xml:space="preserve">  │  律瞳     │             │   aipath     │         │   wolf-kill  │</w:t>
-      </w:r>
-      <w:r>
-        <w:br/>
-      </w:r>
-      <w:r>
-        <w:rPr>
-          <w:rFonts w:ascii="Consolas" w:hAnsi="Consolas" w:eastAsia="SimSun"/>
-          <w:sz w:val="18"/>
-        </w:rPr>
-        <w:t xml:space="preserve">  │ :8767    │             │   :8765      │         │   :8766      │</w:t>
-      </w:r>
-      <w:r>
-        <w:br/>
-      </w:r>
-      <w:r>
-        <w:rPr>
-          <w:rFonts w:ascii="Consolas" w:hAnsi="Consolas" w:eastAsia="SimSun"/>
-          <w:sz w:val="18"/>
-        </w:rPr>
-        <w:t xml:space="preserve">  │ legal-   │             │  职业规划     │         │  狼人杀      │</w:t>
-      </w:r>
-      <w:r>
-        <w:br/>
-      </w:r>
-      <w:r>
-        <w:rPr>
-          <w:rFonts w:ascii="Consolas" w:hAnsi="Consolas" w:eastAsia="SimSun"/>
-          <w:sz w:val="18"/>
-        </w:rPr>
-        <w:t xml:space="preserve">  │ lens     │             │              │         │              │</w:t>
-      </w:r>
-      <w:r>
-        <w:br/>
-      </w:r>
-      <w:r>
-        <w:rPr>
-          <w:rFonts w:ascii="Consolas" w:hAnsi="Consolas" w:eastAsia="SimSun"/>
-          <w:sz w:val="18"/>
-        </w:rPr>
-        <w:t xml:space="preserve">  └──────────┘             └──────────────┘         └──────────────┘</w:t>
-      </w:r>
-      <w:r>
-        <w:br/>
-      </w:r>
-      <w:r>
-        <w:rPr>
-          <w:rFonts w:ascii="Consolas" w:hAnsi="Consolas" w:eastAsia="SimSun"/>
-          <w:sz w:val="18"/>
-        </w:rPr>
-        <w:t xml:space="preserve">        │</w:t>
-      </w:r>
-      <w:r>
-        <w:br/>
-      </w:r>
-      <w:r>
-        <w:rPr>
-          <w:rFonts w:ascii="Consolas" w:hAnsi="Consolas" w:eastAsia="SimSun"/>
-          <w:sz w:val="18"/>
-        </w:rPr>
-        <w:t xml:space="preserve">        │ 共享</w:t>
-      </w:r>
-      <w:r>
-        <w:br/>
-      </w:r>
-      <w:r>
-        <w:rPr>
-          <w:rFonts w:ascii="Consolas" w:hAnsi="Consolas" w:eastAsia="SimSun"/>
-          <w:sz w:val="18"/>
-        </w:rPr>
-        <w:t xml:space="preserve">        ▼</w:t>
-      </w:r>
-      <w:r>
-        <w:br/>
-      </w:r>
-      <w:r>
-        <w:rPr>
-          <w:rFonts w:ascii="Consolas" w:hAnsi="Consolas" w:eastAsia="SimSun"/>
-          <w:sz w:val="18"/>
-        </w:rPr>
-        <w:t xml:space="preserve">  ┌──────────────────────────────────────────────┐</w:t>
-      </w:r>
-      <w:r>
-        <w:br/>
-      </w:r>
-      <w:r>
-        <w:rPr>
-          <w:rFonts w:ascii="Consolas" w:hAnsi="Consolas" w:eastAsia="SimSun"/>
-          <w:sz w:val="18"/>
-        </w:rPr>
-        <w:t xml:space="preserve">  │   SQLite (法律/案件/用户/分析)                 │</w:t>
-      </w:r>
-      <w:r>
-        <w:br/>
-      </w:r>
-      <w:r>
-        <w:rPr>
-          <w:rFonts w:ascii="Consolas" w:hAnsi="Consolas" w:eastAsia="SimSun"/>
-          <w:sz w:val="18"/>
-        </w:rPr>
-        <w:t xml:space="preserve">  │   - /opt/legal-lens/storage/sqlite/           │</w:t>
-      </w:r>
-      <w:r>
-        <w:br/>
-      </w:r>
-      <w:r>
-        <w:rPr>
-          <w:rFonts w:ascii="Consolas" w:hAnsi="Consolas" w:eastAsia="SimSun"/>
-          <w:sz w:val="18"/>
-        </w:rPr>
-        <w:t xml:space="preserve">  │   - /opt/aipath-backend/backend/data/         │</w:t>
-      </w:r>
-      <w:r>
-        <w:br/>
-      </w:r>
-      <w:r>
-        <w:rPr>
-          <w:rFonts w:ascii="Consolas" w:hAnsi="Consolas" w:eastAsia="SimSun"/>
-          <w:sz w:val="18"/>
-        </w:rPr>
-        <w:t xml:space="preserve">  └──────────────────────────────────────────────┘</w:t>
-      </w:r>
-      <w:r>
-        <w:br/>
-      </w:r>
-      <w:r>
-        <w:rPr>
-          <w:rFonts w:ascii="Consolas" w:hAnsi="Consolas" w:eastAsia="SimSun"/>
-          <w:sz w:val="18"/>
-        </w:rPr>
-        <w:t xml:space="preserve">        │</w:t>
-      </w:r>
-      <w:r>
-        <w:br/>
-      </w:r>
-      <w:r>
-        <w:rPr>
-          <w:rFonts w:ascii="Consolas" w:hAnsi="Consolas" w:eastAsia="SimSun"/>
-          <w:sz w:val="18"/>
-        </w:rPr>
-        <w:t xml:space="preserve">        │ 共享</w:t>
-      </w:r>
-      <w:r>
-        <w:br/>
-      </w:r>
-      <w:r>
-        <w:rPr>
-          <w:rFonts w:ascii="Consolas" w:hAnsi="Consolas" w:eastAsia="SimSun"/>
-          <w:sz w:val="18"/>
-        </w:rPr>
-        <w:t xml:space="preserve">        ▼</w:t>
-      </w:r>
-      <w:r>
-        <w:br/>
-      </w:r>
-      <w:r>
-        <w:rPr>
-          <w:rFonts w:ascii="Consolas" w:hAnsi="Consolas" w:eastAsia="SimSun"/>
-          <w:sz w:val="18"/>
-        </w:rPr>
-        <w:t xml:space="preserve">  ┌──────────────────────────────────────────────┐</w:t>
-      </w:r>
-      <w:r>
-        <w:br/>
-      </w:r>
-      <w:r>
-        <w:rPr>
-          <w:rFonts w:ascii="Consolas" w:hAnsi="Consolas" w:eastAsia="SimSun"/>
-          <w:sz w:val="18"/>
-        </w:rPr>
-        <w:t xml:space="preserve">  │   Qdrant 向量库 (17,026 + 90 = 17,116 vectors)│</w:t>
-      </w:r>
-      <w:r>
-        <w:br/>
-      </w:r>
-      <w:r>
-        <w:rPr>
-          <w:rFonts w:ascii="Consolas" w:hAnsi="Consolas" w:eastAsia="SimSun"/>
-          <w:sz w:val="18"/>
-        </w:rPr>
-        <w:t xml:space="preserve">  │   - legal_knowledge: 26 部法律 / 12,785 chunks│</w:t>
-      </w:r>
-      <w:r>
-        <w:br/>
-      </w:r>
-      <w:r>
-        <w:rPr>
-          <w:rFonts w:ascii="Consolas" w:hAnsi="Consolas" w:eastAsia="SimSun"/>
-          <w:sz w:val="18"/>
-        </w:rPr>
-        <w:t xml:space="preserve">  │   - legal_cases: 30 个判例 / 90 chunks         │</w:t>
-      </w:r>
-      <w:r>
-        <w:br/>
-      </w:r>
-      <w:r>
-        <w:rPr>
-          <w:rFonts w:ascii="Consolas" w:hAnsi="Consolas" w:eastAsia="SimSun"/>
-          <w:sz w:val="18"/>
-        </w:rPr>
-        <w:t xml:space="preserve">  └──────────────────────────────────────────────┘</w:t>
+        <w:t>律师在审一份合同时，律瞳能做三件事：</w:t>
       </w:r>
     </w:p>
     <w:p>
       <w:pPr>
+        <w:spacing w:after="80"/>
+        <w:ind w:firstLine="0"/>
+        <w:jc w:val="both"/>
+      </w:pPr>
+      <w:r>
+        <w:rPr>
+          <w:rFonts w:ascii="Microsoft YaHei" w:hAnsi="Microsoft YaHei" w:eastAsia="Microsoft YaHei"/>
+          <w:b/>
+          <w:sz w:val="22"/>
+        </w:rPr>
+        <w:t>(1) 规则引擎扫描</w:t>
+      </w:r>
+      <w:r>
+        <w:rPr>
+          <w:rFonts w:ascii="Microsoft YaHei" w:hAnsi="Microsoft YaHei" w:eastAsia="Microsoft YaHei"/>
+          <w:sz w:val="22"/>
+        </w:rPr>
+        <w:t>（10+ 高风险模式） - 违约金过高（&gt;30% 标的） - 单方解除不对等 - 显失公平条款 - 管辖约定不利 - 知识产权归属不明 - 未约定争议解决 - 等等</w:t>
+      </w:r>
+    </w:p>
+    <w:p>
+      <w:pPr>
+        <w:spacing w:after="80"/>
+        <w:ind w:firstLine="0"/>
+        <w:jc w:val="both"/>
+      </w:pPr>
+      <w:r>
+        <w:rPr>
+          <w:rFonts w:ascii="Microsoft YaHei" w:hAnsi="Microsoft YaHei" w:eastAsia="Microsoft YaHei"/>
+          <w:b/>
+          <w:sz w:val="22"/>
+        </w:rPr>
+        <w:t>(2) 必备条款检查</w:t>
+      </w:r>
+      <w:r>
+        <w:rPr>
+          <w:rFonts w:ascii="Microsoft YaHei" w:hAnsi="Microsoft YaHei" w:eastAsia="Microsoft YaHei"/>
+          <w:sz w:val="22"/>
+        </w:rPr>
+        <w:t>（5 类合同模板） - 劳动合同、买卖合同、租赁合同、服务合同、综合合同 - 每类合同都有一套"必备条款"清单 - 自动标出"缺失条款"并给出建议</w:t>
+      </w:r>
+    </w:p>
+    <w:p>
+      <w:pPr>
+        <w:spacing w:after="80"/>
+        <w:ind w:firstLine="0"/>
+        <w:jc w:val="both"/>
+      </w:pPr>
+      <w:r>
+        <w:rPr>
+          <w:rFonts w:ascii="Microsoft YaHei" w:hAnsi="Microsoft YaHei" w:eastAsia="Microsoft YaHei"/>
+          <w:b/>
+          <w:sz w:val="22"/>
+        </w:rPr>
+        <w:t>(3) AI 综合分析</w:t>
+      </w:r>
+      <w:r>
+        <w:rPr>
+          <w:rFonts w:ascii="Microsoft YaHei" w:hAnsi="Microsoft YaHei" w:eastAsia="Microsoft YaHei"/>
+          <w:sz w:val="22"/>
+        </w:rPr>
+        <w:t xml:space="preserve"> - 整体评价：合同对哪方更有利 - 重点关注条款：哪几条最值得修改 - 建议修改：当前条款 vs 建议条款对照 - 潜在风险：3 个最需要警惕的风险点</w:t>
+      </w:r>
+    </w:p>
+    <w:p>
+      <w:pPr>
+        <w:spacing w:after="80"/>
+        <w:ind w:firstLine="0"/>
+        <w:jc w:val="both"/>
+      </w:pPr>
+      <w:r>
+        <w:rPr>
+          <w:rFonts w:ascii="Microsoft YaHei" w:hAnsi="Microsoft YaHei" w:eastAsia="Microsoft YaHei"/>
+          <w:b/>
+          <w:sz w:val="22"/>
+        </w:rPr>
+        <w:t>输出形式</w:t>
+      </w:r>
+      <w:r>
+        <w:rPr>
+          <w:rFonts w:ascii="Microsoft YaHei" w:hAnsi="Microsoft YaHei" w:eastAsia="Microsoft YaHei"/>
+          <w:sz w:val="22"/>
+        </w:rPr>
+        <w:t>：高/中/低风险等级 + 5 大模块完整报告。</w:t>
+      </w:r>
+    </w:p>
+    <w:p>
+      <w:pPr>
+        <w:pBdr>
+          <w:bottom w:val="single" w:sz="6" w:color="0C4A3E"/>
+        </w:pBdr>
+      </w:pPr>
+    </w:p>
+    <w:p>
+      <w:pPr>
         <w:keepNext/>
-        <w:spacing w:before="240" w:after="120"/>
+        <w:spacing w:before="280" w:after="160"/>
       </w:pPr>
       <w:r>
         <w:rPr>
@@ -2900,7 +1223,426 @@
           <w:color w:val="374A4A"/>
           <w:sz w:val="24"/>
         </w:rPr>
-        <w:t>3.3 关键路径</w:t>
+        <w:t>4. 法律知识库 — 26 部现行法律全覆盖</w:t>
+      </w:r>
+    </w:p>
+    <w:p>
+      <w:pPr>
+        <w:spacing w:after="80"/>
+        <w:ind w:firstLine="0"/>
+        <w:jc w:val="both"/>
+      </w:pPr>
+      <w:r>
+        <w:rPr>
+          <w:rFonts w:ascii="Microsoft YaHei" w:hAnsi="Microsoft YaHei" w:eastAsia="Microsoft YaHei"/>
+          <w:sz w:val="22"/>
+        </w:rPr>
+        <w:t>律瞳内置 26 部中国现行法律的完整内容，每部法律都附带：</w:t>
+      </w:r>
+    </w:p>
+    <w:p>
+      <w:pPr>
+        <w:spacing w:after="80"/>
+        <w:ind w:firstLine="0"/>
+        <w:jc w:val="both"/>
+      </w:pPr>
+      <w:r>
+        <w:rPr>
+          <w:rFonts w:ascii="Microsoft YaHei" w:hAnsi="Microsoft YaHei" w:eastAsia="Microsoft YaHei"/>
+          <w:sz w:val="22"/>
+        </w:rPr>
+        <w:t xml:space="preserve">- ✅ </w:t>
+      </w:r>
+      <w:r>
+        <w:rPr>
+          <w:rFonts w:ascii="Microsoft YaHei" w:hAnsi="Microsoft YaHei" w:eastAsia="Microsoft YaHei"/>
+          <w:b/>
+          <w:sz w:val="22"/>
+        </w:rPr>
+        <w:t>官方源 URL</w:t>
+      </w:r>
+      <w:r>
+        <w:rPr>
+          <w:rFonts w:ascii="Microsoft YaHei" w:hAnsi="Microsoft YaHei" w:eastAsia="Microsoft YaHei"/>
+          <w:sz w:val="22"/>
+        </w:rPr>
+        <w:t xml:space="preserve">（如国家法律法规数据库 flk.npc.gov.cn） - ✅ </w:t>
+      </w:r>
+      <w:r>
+        <w:rPr>
+          <w:rFonts w:ascii="Microsoft YaHei" w:hAnsi="Microsoft YaHei" w:eastAsia="Microsoft YaHei"/>
+          <w:b/>
+          <w:sz w:val="22"/>
+        </w:rPr>
+        <w:t>发布机关</w:t>
+      </w:r>
+      <w:r>
+        <w:rPr>
+          <w:rFonts w:ascii="Microsoft YaHei" w:hAnsi="Microsoft YaHei" w:eastAsia="Microsoft YaHei"/>
+          <w:sz w:val="22"/>
+        </w:rPr>
+        <w:t xml:space="preserve">（全国人大常委会、国务院等） - ✅ </w:t>
+      </w:r>
+      <w:r>
+        <w:rPr>
+          <w:rFonts w:ascii="Microsoft YaHei" w:hAnsi="Microsoft YaHei" w:eastAsia="Microsoft YaHei"/>
+          <w:b/>
+          <w:sz w:val="22"/>
+        </w:rPr>
+        <w:t>施行日期</w:t>
+      </w:r>
+      <w:r>
+        <w:rPr>
+          <w:rFonts w:ascii="Microsoft YaHei" w:hAnsi="Microsoft YaHei" w:eastAsia="Microsoft YaHei"/>
+          <w:sz w:val="22"/>
+        </w:rPr>
+        <w:t>与</w:t>
+      </w:r>
+      <w:r>
+        <w:rPr>
+          <w:rFonts w:ascii="Microsoft YaHei" w:hAnsi="Microsoft YaHei" w:eastAsia="Microsoft YaHei"/>
+          <w:b/>
+          <w:sz w:val="22"/>
+        </w:rPr>
+        <w:t>当前状态</w:t>
+      </w:r>
+      <w:r>
+        <w:rPr>
+          <w:rFonts w:ascii="Microsoft YaHei" w:hAnsi="Microsoft YaHei" w:eastAsia="Microsoft YaHei"/>
+          <w:sz w:val="22"/>
+        </w:rPr>
+        <w:t xml:space="preserve">（现行/已修订/废止） - ✅ </w:t>
+      </w:r>
+      <w:r>
+        <w:rPr>
+          <w:rFonts w:ascii="Microsoft YaHei" w:hAnsi="Microsoft YaHei" w:eastAsia="Microsoft YaHei"/>
+          <w:b/>
+          <w:sz w:val="22"/>
+        </w:rPr>
+        <w:t>完整条款</w:t>
+      </w:r>
+      <w:r>
+        <w:rPr>
+          <w:rFonts w:ascii="Microsoft YaHei" w:hAnsi="Microsoft YaHei" w:eastAsia="Microsoft YaHei"/>
+          <w:sz w:val="22"/>
+        </w:rPr>
+        <w:t>（按章节逐条呈现）</w:t>
+      </w:r>
+    </w:p>
+    <w:p>
+      <w:pPr>
+        <w:spacing w:after="80"/>
+        <w:ind w:firstLine="0"/>
+        <w:jc w:val="both"/>
+      </w:pPr>
+      <w:r>
+        <w:rPr>
+          <w:rFonts w:ascii="Microsoft YaHei" w:hAnsi="Microsoft YaHei" w:eastAsia="Microsoft YaHei"/>
+          <w:sz w:val="22"/>
+        </w:rPr>
+        <w:t>律师可以</w:t>
+      </w:r>
+      <w:r>
+        <w:rPr>
+          <w:rFonts w:ascii="Microsoft YaHei" w:hAnsi="Microsoft YaHei" w:eastAsia="Microsoft YaHei"/>
+          <w:b/>
+          <w:sz w:val="22"/>
+        </w:rPr>
+        <w:t>像用工具书一样检索、预览、跳转</w:t>
+      </w:r>
+      <w:r>
+        <w:rPr>
+          <w:rFonts w:ascii="Microsoft YaHei" w:hAnsi="Microsoft YaHei" w:eastAsia="Microsoft YaHei"/>
+          <w:sz w:val="22"/>
+        </w:rPr>
+        <w:t>到原文，避免 AI 转述可能带来的偏差。</w:t>
+      </w:r>
+    </w:p>
+    <w:p>
+      <w:pPr>
+        <w:pBdr>
+          <w:bottom w:val="single" w:sz="6" w:color="0C4A3E"/>
+        </w:pBdr>
+      </w:pPr>
+    </w:p>
+    <w:p>
+      <w:pPr>
+        <w:keepNext/>
+        <w:spacing w:before="280" w:after="160"/>
+      </w:pPr>
+      <w:r>
+        <w:rPr>
+          <w:rFonts w:ascii="Microsoft YaHei" w:hAnsi="Microsoft YaHei" w:eastAsia="Microsoft YaHei"/>
+          <w:b/>
+          <w:color w:val="0A3D33"/>
+          <w:sz w:val="30"/>
+        </w:rPr>
+        <w:t>三、典型应用场景</w:t>
+      </w:r>
+    </w:p>
+    <w:p>
+      <w:pPr>
+        <w:keepNext/>
+        <w:spacing w:before="280" w:after="160"/>
+      </w:pPr>
+      <w:r>
+        <w:rPr>
+          <w:rFonts w:ascii="Microsoft YaHei" w:hAnsi="Microsoft YaHei" w:eastAsia="Microsoft YaHei"/>
+          <w:b/>
+          <w:color w:val="374A4A"/>
+          <w:sz w:val="24"/>
+        </w:rPr>
+        <w:t>场景 1：律师快速了解案件</w:t>
+      </w:r>
+    </w:p>
+    <w:p>
+      <w:pPr>
+        <w:jc w:val="center"/>
+      </w:pPr>
+      <w:r>
+        <w:rPr>
+          <w:rFonts w:ascii="Microsoft YaHei" w:hAnsi="Microsoft YaHei" w:eastAsia="Microsoft YaHei"/>
+          <w:b w:val="0"/>
+          <w:color w:val="575C5E"/>
+          <w:sz w:val="20"/>
+        </w:rPr>
+        <w:t>**律师李律**新接手一个"公司单方面解除劳动合同"案件，她需要在 30 分钟内初步判断胜诉可能性。</w:t>
+      </w:r>
+    </w:p>
+    <w:p>
+      <w:pPr>
+        <w:spacing w:after="80"/>
+        <w:ind w:firstLine="0"/>
+        <w:jc w:val="both"/>
+      </w:pPr>
+      <w:r>
+        <w:rPr>
+          <w:rFonts w:ascii="Microsoft YaHei" w:hAnsi="Microsoft YaHei" w:eastAsia="Microsoft YaHei"/>
+          <w:b/>
+          <w:sz w:val="22"/>
+        </w:rPr>
+        <w:t>操作</w:t>
+      </w:r>
+      <w:r>
+        <w:rPr>
+          <w:rFonts w:ascii="Microsoft YaHei" w:hAnsi="Microsoft YaHei" w:eastAsia="Microsoft YaHei"/>
+          <w:sz w:val="22"/>
+        </w:rPr>
+        <w:t>：在"AI 分析"输入案情，律瞳 4 Agent 协同分析，约 60-90 秒后输出：</w:t>
+      </w:r>
+    </w:p>
+    <w:p>
+      <w:pPr>
+        <w:spacing w:after="80"/>
+        <w:ind w:firstLine="0"/>
+        <w:jc w:val="both"/>
+      </w:pPr>
+      <w:r>
+        <w:rPr>
+          <w:rFonts w:ascii="Microsoft YaHei" w:hAnsi="Microsoft YaHei" w:eastAsia="Microsoft YaHei"/>
+          <w:b/>
+          <w:sz w:val="22"/>
+        </w:rPr>
+        <w:t>输出节选</w:t>
+      </w:r>
+      <w:r>
+        <w:rPr>
+          <w:rFonts w:ascii="Microsoft YaHei" w:hAnsi="Microsoft YaHei" w:eastAsia="Microsoft YaHei"/>
+          <w:sz w:val="22"/>
+        </w:rPr>
+        <w:t xml:space="preserve">： - </w:t>
+      </w:r>
+      <w:r>
+        <w:rPr>
+          <w:rFonts w:ascii="Microsoft YaHei" w:hAnsi="Microsoft YaHei" w:eastAsia="Microsoft YaHei"/>
+          <w:b/>
+          <w:sz w:val="22"/>
+        </w:rPr>
+        <w:t>A1 焦点</w:t>
+      </w:r>
+      <w:r>
+        <w:rPr>
+          <w:rFonts w:ascii="Microsoft YaHei" w:hAnsi="Microsoft YaHei" w:eastAsia="Microsoft YaHei"/>
+          <w:sz w:val="22"/>
+        </w:rPr>
+        <w:t xml:space="preserve">：本案核心争议为"用人单位单方解除是否符合客观情况发生重大变化"以及"违法解除赔偿金计算" - </w:t>
+      </w:r>
+      <w:r>
+        <w:rPr>
+          <w:rFonts w:ascii="Microsoft YaHei" w:hAnsi="Microsoft YaHei" w:eastAsia="Microsoft YaHei"/>
+          <w:b/>
+          <w:sz w:val="22"/>
+        </w:rPr>
+        <w:t>A2 分析</w:t>
+      </w:r>
+      <w:r>
+        <w:rPr>
+          <w:rFonts w:ascii="Microsoft YaHei" w:hAnsi="Microsoft YaHei" w:eastAsia="Microsoft YaHei"/>
+          <w:sz w:val="22"/>
+        </w:rPr>
+        <w:t>（带 [n] 引用）： - 用人单位主张"组织架构调整"属客观情况发生重大变化，依据《劳动合同法》第四十条第三项，</w:t>
+      </w:r>
+      <w:r>
+        <w:rPr>
+          <w:rFonts w:ascii="Microsoft YaHei" w:hAnsi="Microsoft YaHei" w:eastAsia="Microsoft YaHei"/>
+          <w:b/>
+          <w:sz w:val="22"/>
+        </w:rPr>
+        <w:t>应提前三十日书面通知或额外支付一个月工资</w:t>
+      </w:r>
+      <w:r>
+        <w:rPr>
+          <w:rFonts w:ascii="Microsoft YaHei" w:hAnsi="Microsoft YaHei" w:eastAsia="Microsoft YaHei"/>
+          <w:sz w:val="22"/>
+        </w:rPr>
+        <w:t xml:space="preserve"> [1] - 公司未履行上述程序，构成违法解除，依据《劳动合同法》第八十七条，应支付 </w:t>
+      </w:r>
+      <w:r>
+        <w:rPr>
+          <w:rFonts w:ascii="Microsoft YaHei" w:hAnsi="Microsoft YaHei" w:eastAsia="Microsoft YaHei"/>
+          <w:b/>
+          <w:sz w:val="22"/>
+        </w:rPr>
+        <w:t>2N 赔偿金</w:t>
+      </w:r>
+      <w:r>
+        <w:rPr>
+          <w:rFonts w:ascii="Microsoft YaHei" w:hAnsi="Microsoft YaHei" w:eastAsia="Microsoft YaHei"/>
+          <w:sz w:val="22"/>
+        </w:rPr>
+        <w:t xml:space="preserve"> [2] - 劳动者工作年限每满一年支付一个月工资 [3] - </w:t>
+      </w:r>
+      <w:r>
+        <w:rPr>
+          <w:rFonts w:ascii="Microsoft YaHei" w:hAnsi="Microsoft YaHei" w:eastAsia="Microsoft YaHei"/>
+          <w:b/>
+          <w:sz w:val="22"/>
+        </w:rPr>
+        <w:t>A4 风险</w:t>
+      </w:r>
+      <w:r>
+        <w:rPr>
+          <w:rFonts w:ascii="Microsoft YaHei" w:hAnsi="Microsoft YaHei" w:eastAsia="Microsoft YaHei"/>
+          <w:sz w:val="22"/>
+        </w:rPr>
+        <w:t xml:space="preserve">：公司败诉概率较高，建议立即申请仲裁 - </w:t>
+      </w:r>
+      <w:r>
+        <w:rPr>
+          <w:rFonts w:ascii="Microsoft YaHei" w:hAnsi="Microsoft YaHei" w:eastAsia="Microsoft YaHei"/>
+          <w:b/>
+          <w:sz w:val="22"/>
+        </w:rPr>
+        <w:t>A3 校验</w:t>
+      </w:r>
+      <w:r>
+        <w:rPr>
+          <w:rFonts w:ascii="Microsoft YaHei" w:hAnsi="Microsoft YaHei" w:eastAsia="Microsoft YaHei"/>
+          <w:sz w:val="22"/>
+        </w:rPr>
+        <w:t>：3 条引用全部通过真实性核验</w:t>
+      </w:r>
+    </w:p>
+    <w:p>
+      <w:pPr>
+        <w:spacing w:after="80"/>
+        <w:ind w:firstLine="0"/>
+        <w:jc w:val="both"/>
+      </w:pPr>
+      <w:r>
+        <w:rPr>
+          <w:rFonts w:ascii="Microsoft YaHei" w:hAnsi="Microsoft YaHei" w:eastAsia="Microsoft YaHei"/>
+          <w:b/>
+          <w:sz w:val="22"/>
+        </w:rPr>
+        <w:t>效果</w:t>
+      </w:r>
+      <w:r>
+        <w:rPr>
+          <w:rFonts w:ascii="Microsoft YaHei" w:hAnsi="Microsoft YaHei" w:eastAsia="Microsoft YaHei"/>
+          <w:sz w:val="22"/>
+        </w:rPr>
+        <w:t>：李律快速掌握了案件的核心法律依据，把节省的时间用于与当事人沟通和证据梳理。</w:t>
+      </w:r>
+    </w:p>
+    <w:p>
+      <w:pPr>
+        <w:pBdr>
+          <w:bottom w:val="single" w:sz="6" w:color="0C4A3E"/>
+        </w:pBdr>
+      </w:pPr>
+    </w:p>
+    <w:p>
+      <w:pPr>
+        <w:keepNext/>
+        <w:spacing w:before="280" w:after="160"/>
+      </w:pPr>
+      <w:r>
+        <w:rPr>
+          <w:rFonts w:ascii="Microsoft YaHei" w:hAnsi="Microsoft YaHei" w:eastAsia="Microsoft YaHei"/>
+          <w:b/>
+          <w:color w:val="374A4A"/>
+          <w:sz w:val="24"/>
+        </w:rPr>
+        <w:t>场景 2：律师检索类案</w:t>
+      </w:r>
+    </w:p>
+    <w:p>
+      <w:pPr>
+        <w:jc w:val="center"/>
+      </w:pPr>
+      <w:r>
+        <w:rPr>
+          <w:rFonts w:ascii="Microsoft YaHei" w:hAnsi="Microsoft YaHei" w:eastAsia="Microsoft YaHei"/>
+          <w:b w:val="0"/>
+          <w:color w:val="575C5E"/>
+          <w:sz w:val="20"/>
+        </w:rPr>
+        <w:t>**律师王律**正在办一个"网购冰箱有划痕"的消费者维权案，需要找出相似案例作为庭审参考。</w:t>
+      </w:r>
+    </w:p>
+    <w:p>
+      <w:pPr>
+        <w:spacing w:after="80"/>
+        <w:ind w:firstLine="0"/>
+        <w:jc w:val="both"/>
+      </w:pPr>
+      <w:r>
+        <w:rPr>
+          <w:rFonts w:ascii="Microsoft YaHei" w:hAnsi="Microsoft YaHei" w:eastAsia="Microsoft YaHei"/>
+          <w:b/>
+          <w:sz w:val="22"/>
+        </w:rPr>
+        <w:t>操作</w:t>
+      </w:r>
+      <w:r>
+        <w:rPr>
+          <w:rFonts w:ascii="Microsoft YaHei" w:hAnsi="Microsoft YaHei" w:eastAsia="Microsoft YaHei"/>
+          <w:sz w:val="22"/>
+        </w:rPr>
+        <w:t>：在"类案检索"输入"网购冰箱有划痕，商家拒绝退货"，按"案由：消费者权益"筛选。</w:t>
+      </w:r>
+    </w:p>
+    <w:p>
+      <w:pPr>
+        <w:spacing w:after="80"/>
+        <w:ind w:firstLine="0"/>
+        <w:jc w:val="both"/>
+      </w:pPr>
+      <w:r>
+        <w:rPr>
+          <w:rFonts w:ascii="Microsoft YaHei" w:hAnsi="Microsoft YaHei" w:eastAsia="Microsoft YaHei"/>
+          <w:b/>
+          <w:sz w:val="22"/>
+        </w:rPr>
+        <w:t>输出</w:t>
+      </w:r>
+      <w:r>
+        <w:rPr>
+          <w:rFonts w:ascii="Microsoft YaHei" w:hAnsi="Microsoft YaHei" w:eastAsia="Microsoft YaHei"/>
+          <w:sz w:val="22"/>
+        </w:rPr>
+        <w:t>：5 个相关判例，按相似度排序：</w:t>
       </w:r>
     </w:p>
     <w:tbl>
@@ -2911,13 +1653,16 @@
         <w:tblLook w:firstColumn="1" w:firstRow="1" w:lastColumn="0" w:lastRow="0" w:noHBand="0" w:noVBand="1" w:val="04A0"/>
       </w:tblPr>
       <w:tblGrid>
-        <w:gridCol w:w="4536"/>
-        <w:gridCol w:w="4536"/>
+        <w:gridCol w:w="1814"/>
+        <w:gridCol w:w="1814"/>
+        <w:gridCol w:w="1814"/>
+        <w:gridCol w:w="1814"/>
+        <w:gridCol w:w="1814"/>
       </w:tblGrid>
       <w:tr>
         <w:tc>
           <w:tcPr>
-            <w:tcW w:type="dxa" w:w="4536"/>
+            <w:tcW w:type="dxa" w:w="1814"/>
             <w:shd w:val="clear" w:color="auto" w:fill="0C4A3E"/>
             <w:vAlign w:val="center"/>
           </w:tcPr>
@@ -2930,13 +1675,13 @@
                 <w:color w:val="FFFFFF"/>
                 <w:sz w:val="20"/>
               </w:rPr>
-              <w:t>路径</w:t>
+              <w:t>#</w:t>
             </w:r>
           </w:p>
         </w:tc>
         <w:tc>
           <w:tcPr>
-            <w:tcW w:type="dxa" w:w="4536"/>
+            <w:tcW w:type="dxa" w:w="1814"/>
             <w:shd w:val="clear" w:color="auto" w:fill="0C4A3E"/>
             <w:vAlign w:val="center"/>
           </w:tcPr>
@@ -2949,7 +1694,64 @@
                 <w:color w:val="FFFFFF"/>
                 <w:sz w:val="20"/>
               </w:rPr>
-              <w:t>用途</w:t>
+              <w:t>案号</w:t>
+            </w:r>
+          </w:p>
+        </w:tc>
+        <w:tc>
+          <w:tcPr>
+            <w:tcW w:type="dxa" w:w="1814"/>
+            <w:shd w:val="clear" w:color="auto" w:fill="0C4A3E"/>
+            <w:vAlign w:val="center"/>
+          </w:tcPr>
+          <w:p>
+            <w:r/>
+            <w:r>
+              <w:rPr>
+                <w:rFonts w:ascii="Microsoft YaHei" w:hAnsi="Microsoft YaHei" w:eastAsia="Microsoft YaHei"/>
+                <w:b/>
+                <w:color w:val="FFFFFF"/>
+                <w:sz w:val="20"/>
+              </w:rPr>
+              <w:t>法院</w:t>
+            </w:r>
+          </w:p>
+        </w:tc>
+        <w:tc>
+          <w:tcPr>
+            <w:tcW w:type="dxa" w:w="1814"/>
+            <w:shd w:val="clear" w:color="auto" w:fill="0C4A3E"/>
+            <w:vAlign w:val="center"/>
+          </w:tcPr>
+          <w:p>
+            <w:r/>
+            <w:r>
+              <w:rPr>
+                <w:rFonts w:ascii="Microsoft YaHei" w:hAnsi="Microsoft YaHei" w:eastAsia="Microsoft YaHei"/>
+                <w:b/>
+                <w:color w:val="FFFFFF"/>
+                <w:sz w:val="20"/>
+              </w:rPr>
+              <w:t>相似度</w:t>
+            </w:r>
+          </w:p>
+        </w:tc>
+        <w:tc>
+          <w:tcPr>
+            <w:tcW w:type="dxa" w:w="1814"/>
+            <w:shd w:val="clear" w:color="auto" w:fill="0C4A3E"/>
+            <w:vAlign w:val="center"/>
+          </w:tcPr>
+          <w:p>
+            <w:r/>
+            <w:r>
+              <w:rPr>
+                <w:rFonts w:ascii="Microsoft YaHei" w:hAnsi="Microsoft YaHei" w:eastAsia="Microsoft YaHei"/>
+                <w:b/>
+                <w:color w:val="FFFFFF"/>
+                <w:sz w:val="20"/>
+              </w:rPr>
+              <w:t>引用法条</w:t>
             </w:r>
           </w:p>
         </w:tc>
@@ -2957,7 +1759,7 @@
       <w:tr>
         <w:tc>
           <w:tcPr>
-            <w:tcW w:type="dxa" w:w="4536"/>
+            <w:tcW w:type="dxa" w:w="1814"/>
             <w:vAlign w:val="center"/>
           </w:tcPr>
           <w:p>
@@ -2967,13 +1769,13 @@
                 <w:rFonts w:ascii="Microsoft YaHei" w:hAnsi="Microsoft YaHei" w:eastAsia="Microsoft YaHei"/>
                 <w:sz w:val="20"/>
               </w:rPr>
-              <w:t>https://ayiren.cn/legallens/</w:t>
+              <w:t>1</w:t>
             </w:r>
           </w:p>
         </w:tc>
         <w:tc>
           <w:tcPr>
-            <w:tcW w:type="dxa" w:w="4536"/>
+            <w:tcW w:type="dxa" w:w="1814"/>
             <w:vAlign w:val="center"/>
           </w:tcPr>
           <w:p>
@@ -2983,7 +1785,55 @@
                 <w:rFonts w:ascii="Microsoft YaHei" w:hAnsi="Microsoft YaHei" w:eastAsia="Microsoft YaHei"/>
                 <w:sz w:val="20"/>
               </w:rPr>
-              <w:t>工作台首页（需登录）</w:t>
+              <w:t>(2023)京01民终5678号</w:t>
+            </w:r>
+          </w:p>
+        </w:tc>
+        <w:tc>
+          <w:tcPr>
+            <w:tcW w:type="dxa" w:w="1814"/>
+            <w:vAlign w:val="center"/>
+          </w:tcPr>
+          <w:p>
+            <w:r/>
+            <w:r>
+              <w:rPr>
+                <w:rFonts w:ascii="Microsoft YaHei" w:hAnsi="Microsoft YaHei" w:eastAsia="Microsoft YaHei"/>
+                <w:sz w:val="20"/>
+              </w:rPr>
+              <w:t>北京一中院</w:t>
+            </w:r>
+          </w:p>
+        </w:tc>
+        <w:tc>
+          <w:tcPr>
+            <w:tcW w:type="dxa" w:w="1814"/>
+            <w:vAlign w:val="center"/>
+          </w:tcPr>
+          <w:p>
+            <w:r/>
+            <w:r>
+              <w:rPr>
+                <w:rFonts w:ascii="Microsoft YaHei" w:hAnsi="Microsoft YaHei" w:eastAsia="Microsoft YaHei"/>
+                <w:sz w:val="20"/>
+              </w:rPr>
+              <w:t>80%</w:t>
+            </w:r>
+          </w:p>
+        </w:tc>
+        <w:tc>
+          <w:tcPr>
+            <w:tcW w:type="dxa" w:w="1814"/>
+            <w:vAlign w:val="center"/>
+          </w:tcPr>
+          <w:p>
+            <w:r/>
+            <w:r>
+              <w:rPr>
+                <w:rFonts w:ascii="Microsoft YaHei" w:hAnsi="Microsoft YaHei" w:eastAsia="Microsoft YaHei"/>
+                <w:sz w:val="20"/>
+              </w:rPr>
+              <w:t>消费者权益保护法 第25/24条</w:t>
             </w:r>
           </w:p>
         </w:tc>
@@ -2991,7 +1841,7 @@
       <w:tr>
         <w:tc>
           <w:tcPr>
-            <w:tcW w:type="dxa" w:w="4536"/>
+            <w:tcW w:type="dxa" w:w="1814"/>
             <w:vAlign w:val="center"/>
             <w:shd w:val="clear" w:color="auto" w:fill="F0FDF4"/>
           </w:tcPr>
@@ -3002,13 +1852,13 @@
                 <w:rFonts w:ascii="Microsoft YaHei" w:hAnsi="Microsoft YaHei" w:eastAsia="Microsoft YaHei"/>
                 <w:sz w:val="20"/>
               </w:rPr>
-              <w:t>https://ayiren.cn/legallens/pages/login.html</w:t>
+              <w:t>2</w:t>
             </w:r>
           </w:p>
         </w:tc>
         <w:tc>
           <w:tcPr>
-            <w:tcW w:type="dxa" w:w="4536"/>
+            <w:tcW w:type="dxa" w:w="1814"/>
             <w:vAlign w:val="center"/>
             <w:shd w:val="clear" w:color="auto" w:fill="F0FDF4"/>
           </w:tcPr>
@@ -3019,49 +1869,13 @@
                 <w:rFonts w:ascii="Microsoft YaHei" w:hAnsi="Microsoft YaHei" w:eastAsia="Microsoft YaHei"/>
                 <w:sz w:val="20"/>
               </w:rPr>
-              <w:t>登录/注册</w:t>
-            </w:r>
-          </w:p>
-        </w:tc>
-      </w:tr>
-      <w:tr>
-        <w:tc>
-          <w:tcPr>
-            <w:tcW w:type="dxa" w:w="4536"/>
-            <w:vAlign w:val="center"/>
-          </w:tcPr>
-          <w:p>
-            <w:r/>
-            <w:r>
-              <w:rPr>
-                <w:rFonts w:ascii="Microsoft YaHei" w:hAnsi="Microsoft YaHei" w:eastAsia="Microsoft YaHei"/>
-                <w:sz w:val="20"/>
-              </w:rPr>
-              <w:t>https://ayiren.cn/legallens/pages/case-analysis.html</w:t>
+              <w:t>(2023)京0115民初5566号</w:t>
             </w:r>
           </w:p>
         </w:tc>
         <w:tc>
           <w:tcPr>
-            <w:tcW w:type="dxa" w:w="4536"/>
-            <w:vAlign w:val="center"/>
-          </w:tcPr>
-          <w:p>
-            <w:r/>
-            <w:r>
-              <w:rPr>
-                <w:rFonts w:ascii="Microsoft YaHei" w:hAnsi="Microsoft YaHei" w:eastAsia="Microsoft YaHei"/>
-                <w:sz w:val="20"/>
-              </w:rPr>
-              <w:t>案件分析（4 Agent）</w:t>
-            </w:r>
-          </w:p>
-        </w:tc>
-      </w:tr>
-      <w:tr>
-        <w:tc>
-          <w:tcPr>
-            <w:tcW w:type="dxa" w:w="4536"/>
+            <w:tcW w:type="dxa" w:w="1814"/>
             <w:vAlign w:val="center"/>
             <w:shd w:val="clear" w:color="auto" w:fill="F0FDF4"/>
           </w:tcPr>
@@ -3072,13 +1886,13 @@
                 <w:rFonts w:ascii="Microsoft YaHei" w:hAnsi="Microsoft YaHei" w:eastAsia="Microsoft YaHei"/>
                 <w:sz w:val="20"/>
               </w:rPr>
-              <w:t>https://ayiren.cn/legallens/pages/case-search.html</w:t>
+              <w:t>大兴法院</w:t>
             </w:r>
           </w:p>
         </w:tc>
         <w:tc>
           <w:tcPr>
-            <w:tcW w:type="dxa" w:w="4536"/>
+            <w:tcW w:type="dxa" w:w="1814"/>
             <w:vAlign w:val="center"/>
             <w:shd w:val="clear" w:color="auto" w:fill="F0FDF4"/>
           </w:tcPr>
@@ -3089,49 +1903,13 @@
                 <w:rFonts w:ascii="Microsoft YaHei" w:hAnsi="Microsoft YaHei" w:eastAsia="Microsoft YaHei"/>
                 <w:sz w:val="20"/>
               </w:rPr>
-              <w:t>类案检索</w:t>
-            </w:r>
-          </w:p>
-        </w:tc>
-      </w:tr>
-      <w:tr>
-        <w:tc>
-          <w:tcPr>
-            <w:tcW w:type="dxa" w:w="4536"/>
-            <w:vAlign w:val="center"/>
-          </w:tcPr>
-          <w:p>
-            <w:r/>
-            <w:r>
-              <w:rPr>
-                <w:rFonts w:ascii="Microsoft YaHei" w:hAnsi="Microsoft YaHei" w:eastAsia="Microsoft YaHei"/>
-                <w:sz w:val="20"/>
-              </w:rPr>
-              <w:t>https://ayiren.cn/legallens/pages/contract-review.html</w:t>
+              <w:t>65%</w:t>
             </w:r>
           </w:p>
         </w:tc>
         <w:tc>
           <w:tcPr>
-            <w:tcW w:type="dxa" w:w="4536"/>
-            <w:vAlign w:val="center"/>
-          </w:tcPr>
-          <w:p>
-            <w:r/>
-            <w:r>
-              <w:rPr>
-                <w:rFonts w:ascii="Microsoft YaHei" w:hAnsi="Microsoft YaHei" w:eastAsia="Microsoft YaHei"/>
-                <w:sz w:val="20"/>
-              </w:rPr>
-              <w:t>合同审查</w:t>
-            </w:r>
-          </w:p>
-        </w:tc>
-      </w:tr>
-      <w:tr>
-        <w:tc>
-          <w:tcPr>
-            <w:tcW w:type="dxa" w:w="4536"/>
+            <w:tcW w:type="dxa" w:w="1814"/>
             <w:vAlign w:val="center"/>
             <w:shd w:val="clear" w:color="auto" w:fill="F0FDF4"/>
           </w:tcPr>
@@ -3142,94 +1920,7 @@
                 <w:rFonts w:ascii="Microsoft YaHei" w:hAnsi="Microsoft YaHei" w:eastAsia="Microsoft YaHei"/>
                 <w:sz w:val="20"/>
               </w:rPr>
-              <w:t>https://ayiren.cn/legallens/pages/knowledge-base.html</w:t>
-            </w:r>
-          </w:p>
-        </w:tc>
-        <w:tc>
-          <w:tcPr>
-            <w:tcW w:type="dxa" w:w="4536"/>
-            <w:vAlign w:val="center"/>
-            <w:shd w:val="clear" w:color="auto" w:fill="F0FDF4"/>
-          </w:tcPr>
-          <w:p>
-            <w:r/>
-            <w:r>
-              <w:rPr>
-                <w:rFonts w:ascii="Microsoft YaHei" w:hAnsi="Microsoft YaHei" w:eastAsia="Microsoft YaHei"/>
-                <w:sz w:val="20"/>
-              </w:rPr>
-              <w:t>知识库浏览</w:t>
-            </w:r>
-          </w:p>
-        </w:tc>
-      </w:tr>
-      <w:tr>
-        <w:tc>
-          <w:tcPr>
-            <w:tcW w:type="dxa" w:w="4536"/>
-            <w:vAlign w:val="center"/>
-          </w:tcPr>
-          <w:p>
-            <w:r/>
-            <w:r>
-              <w:rPr>
-                <w:rFonts w:ascii="Microsoft YaHei" w:hAnsi="Microsoft YaHei" w:eastAsia="Microsoft YaHei"/>
-                <w:sz w:val="20"/>
-              </w:rPr>
-              <w:t>https://ayiren.cn/legallens/pages/obsidian.html</w:t>
-            </w:r>
-          </w:p>
-        </w:tc>
-        <w:tc>
-          <w:tcPr>
-            <w:tcW w:type="dxa" w:w="4536"/>
-            <w:vAlign w:val="center"/>
-          </w:tcPr>
-          <w:p>
-            <w:r/>
-            <w:r>
-              <w:rPr>
-                <w:rFonts w:ascii="Microsoft YaHei" w:hAnsi="Microsoft YaHei" w:eastAsia="Microsoft YaHei"/>
-                <w:sz w:val="20"/>
-              </w:rPr>
-              <w:t>Obsidian 集成</w:t>
-            </w:r>
-          </w:p>
-        </w:tc>
-      </w:tr>
-      <w:tr>
-        <w:tc>
-          <w:tcPr>
-            <w:tcW w:type="dxa" w:w="4536"/>
-            <w:vAlign w:val="center"/>
-            <w:shd w:val="clear" w:color="auto" w:fill="F0FDF4"/>
-          </w:tcPr>
-          <w:p>
-            <w:r/>
-            <w:r>
-              <w:rPr>
-                <w:rFonts w:ascii="Microsoft YaHei" w:hAnsi="Microsoft YaHei" w:eastAsia="Microsoft YaHei"/>
-                <w:sz w:val="20"/>
-              </w:rPr>
-              <w:t>https://ayiren.cn/legallens/api/health</w:t>
-            </w:r>
-          </w:p>
-        </w:tc>
-        <w:tc>
-          <w:tcPr>
-            <w:tcW w:type="dxa" w:w="4536"/>
-            <w:vAlign w:val="center"/>
-            <w:shd w:val="clear" w:color="auto" w:fill="F0FDF4"/>
-          </w:tcPr>
-          <w:p>
-            <w:r/>
-            <w:r>
-              <w:rPr>
-                <w:rFonts w:ascii="Microsoft YaHei" w:hAnsi="Microsoft YaHei" w:eastAsia="Microsoft YaHei"/>
-                <w:sz w:val="20"/>
-              </w:rPr>
-              <w:t>API 健康检查</w:t>
+              <w:t>消费者权益保护法 第8/25/55条</w:t>
             </w:r>
           </w:p>
         </w:tc>
@@ -3237,1294 +1928,24 @@
     </w:tbl>
     <w:p>
       <w:pPr>
-        <w:pBdr>
-          <w:bottom w:val="single" w:sz="6" w:color="0C4A3E"/>
-        </w:pBdr>
-      </w:pPr>
-    </w:p>
-    <w:p>
-      <w:pPr>
-        <w:keepNext/>
-        <w:spacing w:before="240" w:after="120"/>
+        <w:spacing w:after="80"/>
+        <w:ind w:firstLine="0"/>
+        <w:jc w:val="both"/>
       </w:pPr>
       <w:r>
         <w:rPr>
           <w:rFonts w:ascii="Microsoft YaHei" w:hAnsi="Microsoft YaHei" w:eastAsia="Microsoft YaHei"/>
           <w:b/>
-          <w:color w:val="0A3D33"/>
-          <w:sz w:val="28"/>
+          <w:sz w:val="22"/>
         </w:rPr>
-        <w:t>4. 核心运行流程</w:t>
+        <w:t>效果</w:t>
       </w:r>
-    </w:p>
-    <w:p>
-      <w:pPr>
-        <w:keepNext/>
-        <w:spacing w:before="240" w:after="120"/>
-      </w:pPr>
       <w:r>
         <w:rPr>
           <w:rFonts w:ascii="Microsoft YaHei" w:hAnsi="Microsoft YaHei" w:eastAsia="Microsoft YaHei"/>
-          <w:b/>
-          <w:color w:val="374A4A"/>
-          <w:sz w:val="24"/>
+          <w:sz w:val="22"/>
         </w:rPr>
-        <w:t>4.1 用户认证流程</w:t>
-      </w:r>
-    </w:p>
-    <w:p>
-      <w:pPr>
-        <w:spacing w:before="120" w:after="120" w:line="288" w:lineRule="auto"/>
-        <w:ind w:left="283"/>
-        <w:shd w:val="clear" w:color="auto" w:fill="F5F5F4"/>
-        <w:pBdr>
-          <w:top w:val="single" w:sz="4" w:color="D6D3D1"/>
-          <w:left w:val="single" w:sz="4" w:color="D6D3D1"/>
-          <w:bottom w:val="single" w:sz="4" w:color="D6D3D1"/>
-          <w:right w:val="single" w:sz="4" w:color="D6D3D1"/>
-        </w:pBdr>
-      </w:pPr>
-      <w:r>
-        <w:rPr>
-          <w:rFonts w:ascii="Consolas" w:hAnsi="Consolas" w:eastAsia="SimSun"/>
-          <w:sz w:val="18"/>
-        </w:rPr>
-        <w:t>用户访问 https://ayiren.cn/legallens/</w:t>
-      </w:r>
-      <w:r>
-        <w:br/>
-      </w:r>
-      <w:r>
-        <w:rPr>
-          <w:rFonts w:ascii="Consolas" w:hAnsi="Consolas" w:eastAsia="SimSun"/>
-          <w:sz w:val="18"/>
-        </w:rPr>
-        <w:t xml:space="preserve">         ↓</w:t>
-      </w:r>
-      <w:r>
-        <w:br/>
-      </w:r>
-      <w:r>
-        <w:rPr>
-          <w:rFonts w:ascii="Consolas" w:hAnsi="Consolas" w:eastAsia="SimSun"/>
-          <w:sz w:val="18"/>
-        </w:rPr>
-        <w:t xml:space="preserve">  frontend/auth.js 检查 localStorage</w:t>
-      </w:r>
-      <w:r>
-        <w:br/>
-      </w:r>
-      <w:r>
-        <w:rPr>
-          <w:rFonts w:ascii="Consolas" w:hAnsi="Consolas" w:eastAsia="SimSun"/>
-          <w:sz w:val="18"/>
-        </w:rPr>
-        <w:t xml:space="preserve">         ↓</w:t>
-      </w:r>
-      <w:r>
-        <w:br/>
-      </w:r>
-      <w:r>
-        <w:rPr>
-          <w:rFonts w:ascii="Consolas" w:hAnsi="Consolas" w:eastAsia="SimSun"/>
-          <w:sz w:val="18"/>
-        </w:rPr>
-        <w:t xml:space="preserve">  ├─ 有 token ──→ 携带 Authorization: Bearer &lt;jwt&gt; 请求</w:t>
-      </w:r>
-      <w:r>
-        <w:br/>
-      </w:r>
-      <w:r>
-        <w:rPr>
-          <w:rFonts w:ascii="Consolas" w:hAnsi="Consolas" w:eastAsia="SimSun"/>
-          <w:sz w:val="18"/>
-        </w:rPr>
-        <w:t xml:space="preserve">  │                       ↓</w:t>
-      </w:r>
-      <w:r>
-        <w:br/>
-      </w:r>
-      <w:r>
-        <w:rPr>
-          <w:rFonts w:ascii="Consolas" w:hAnsi="Consolas" w:eastAsia="SimSun"/>
-          <w:sz w:val="18"/>
-        </w:rPr>
-        <w:t xml:space="preserve">  │               后端 decode_token → aipath_auth.get_user_by_id</w:t>
-      </w:r>
-      <w:r>
-        <w:br/>
-      </w:r>
-      <w:r>
-        <w:rPr>
-          <w:rFonts w:ascii="Consolas" w:hAnsi="Consolas" w:eastAsia="SimSun"/>
-          <w:sz w:val="18"/>
-        </w:rPr>
-        <w:t xml:space="preserve">  │                       ↓</w:t>
-      </w:r>
-      <w:r>
-        <w:br/>
-      </w:r>
-      <w:r>
-        <w:rPr>
-          <w:rFonts w:ascii="Consolas" w:hAnsi="Consolas" w:eastAsia="SimSun"/>
-          <w:sz w:val="18"/>
-        </w:rPr>
-        <w:t xml:space="preserve">  │               返用户信息 → 业务 API</w:t>
-      </w:r>
-      <w:r>
-        <w:br/>
-      </w:r>
-      <w:r>
-        <w:rPr>
-          <w:rFonts w:ascii="Consolas" w:hAnsi="Consolas" w:eastAsia="SimSun"/>
-          <w:sz w:val="18"/>
-        </w:rPr>
-        <w:t xml:space="preserve">  │</w:t>
-      </w:r>
-      <w:r>
-        <w:br/>
-      </w:r>
-      <w:r>
-        <w:rPr>
-          <w:rFonts w:ascii="Consolas" w:hAnsi="Consolas" w:eastAsia="SimSun"/>
-          <w:sz w:val="18"/>
-        </w:rPr>
-        <w:t xml:space="preserve">  └─ 无 token ──→ 跳转到 /pages/login.html</w:t>
-      </w:r>
-      <w:r>
-        <w:br/>
-      </w:r>
-      <w:r>
-        <w:rPr>
-          <w:rFonts w:ascii="Consolas" w:hAnsi="Consolas" w:eastAsia="SimSun"/>
-          <w:sz w:val="18"/>
-        </w:rPr>
-        <w:t xml:space="preserve">                       ↓</w:t>
-      </w:r>
-      <w:r>
-        <w:br/>
-      </w:r>
-      <w:r>
-        <w:rPr>
-          <w:rFonts w:ascii="Consolas" w:hAnsi="Consolas" w:eastAsia="SimSun"/>
-          <w:sz w:val="18"/>
-        </w:rPr>
-        <w:t xml:space="preserve">                  用户输入 username + password</w:t>
-      </w:r>
-      <w:r>
-        <w:br/>
-      </w:r>
-      <w:r>
-        <w:rPr>
-          <w:rFonts w:ascii="Consolas" w:hAnsi="Consolas" w:eastAsia="SimSun"/>
-          <w:sz w:val="18"/>
-        </w:rPr>
-        <w:t xml:space="preserve">                       ↓</w:t>
-      </w:r>
-      <w:r>
-        <w:br/>
-      </w:r>
-      <w:r>
-        <w:rPr>
-          <w:rFonts w:ascii="Consolas" w:hAnsi="Consolas" w:eastAsia="SimSun"/>
-          <w:sz w:val="18"/>
-        </w:rPr>
-        <w:t xml:space="preserve">                  POST /api/auth/login</w:t>
-      </w:r>
-      <w:r>
-        <w:br/>
-      </w:r>
-      <w:r>
-        <w:rPr>
-          <w:rFonts w:ascii="Consolas" w:hAnsi="Consolas" w:eastAsia="SimSun"/>
-          <w:sz w:val="18"/>
-        </w:rPr>
-        <w:t xml:space="preserve">                       ↓</w:t>
-      </w:r>
-      <w:r>
-        <w:br/>
-      </w:r>
-      <w:r>
-        <w:rPr>
-          <w:rFonts w:ascii="Consolas" w:hAnsi="Consolas" w:eastAsia="SimSun"/>
-          <w:sz w:val="18"/>
-        </w:rPr>
-        <w:t xml:space="preserve">                  aipath_auth.authenticate (读 aipath 的 career.db)</w:t>
-      </w:r>
-      <w:r>
-        <w:br/>
-      </w:r>
-      <w:r>
-        <w:rPr>
-          <w:rFonts w:ascii="Consolas" w:hAnsi="Consolas" w:eastAsia="SimSun"/>
-          <w:sz w:val="18"/>
-        </w:rPr>
-        <w:t xml:space="preserve">                       ↓</w:t>
-      </w:r>
-      <w:r>
-        <w:br/>
-      </w:r>
-      <w:r>
-        <w:rPr>
-          <w:rFonts w:ascii="Consolas" w:hAnsi="Consolas" w:eastAsia="SimSun"/>
-          <w:sz w:val="18"/>
-        </w:rPr>
-        <w:t xml:space="preserve">                  签发 JWT (HS256, 72h) → 存 localStorage</w:t>
-      </w:r>
-      <w:r>
-        <w:br/>
-      </w:r>
-      <w:r>
-        <w:rPr>
-          <w:rFonts w:ascii="Consolas" w:hAnsi="Consolas" w:eastAsia="SimSun"/>
-          <w:sz w:val="18"/>
-        </w:rPr>
-        <w:t xml:space="preserve">                       ↓</w:t>
-      </w:r>
-      <w:r>
-        <w:br/>
-      </w:r>
-      <w:r>
-        <w:rPr>
-          <w:rFonts w:ascii="Consolas" w:hAnsi="Consolas" w:eastAsia="SimSun"/>
-          <w:sz w:val="18"/>
-        </w:rPr>
-        <w:t xml:space="preserve">                  跳转到首页</w:t>
-      </w:r>
-    </w:p>
-    <w:p>
-      <w:pPr>
-        <w:keepNext/>
-        <w:spacing w:before="240" w:after="120"/>
-      </w:pPr>
-      <w:r>
-        <w:rPr>
-          <w:rFonts w:ascii="Microsoft YaHei" w:hAnsi="Microsoft YaHei" w:eastAsia="Microsoft YaHei"/>
-          <w:b/>
-          <w:color w:val="374A4A"/>
-          <w:sz w:val="24"/>
-        </w:rPr>
-        <w:t>4.2 案件分析请求处理流程</w:t>
-      </w:r>
-    </w:p>
-    <w:p>
-      <w:pPr>
-        <w:spacing w:before="120" w:after="120" w:line="288" w:lineRule="auto"/>
-        <w:ind w:left="283"/>
-        <w:shd w:val="clear" w:color="auto" w:fill="F5F5F4"/>
-        <w:pBdr>
-          <w:top w:val="single" w:sz="4" w:color="D6D3D1"/>
-          <w:left w:val="single" w:sz="4" w:color="D6D3D1"/>
-          <w:bottom w:val="single" w:sz="4" w:color="D6D3D1"/>
-          <w:right w:val="single" w:sz="4" w:color="D6D3D1"/>
-        </w:pBdr>
-      </w:pPr>
-      <w:r>
-        <w:rPr>
-          <w:rFonts w:ascii="Consolas" w:hAnsi="Consolas" w:eastAsia="SimSun"/>
-          <w:sz w:val="18"/>
-        </w:rPr>
-        <w:t>用户点"开始 AI 分析"</w:t>
-      </w:r>
-      <w:r>
-        <w:br/>
-      </w:r>
-      <w:r>
-        <w:rPr>
-          <w:rFonts w:ascii="Consolas" w:hAnsi="Consolas" w:eastAsia="SimSun"/>
-          <w:sz w:val="18"/>
-        </w:rPr>
-        <w:t xml:space="preserve">         ↓</w:t>
-      </w:r>
-      <w:r>
-        <w:br/>
-      </w:r>
-      <w:r>
-        <w:rPr>
-          <w:rFonts w:ascii="Consolas" w:hAnsi="Consolas" w:eastAsia="SimSun"/>
-          <w:sz w:val="18"/>
-        </w:rPr>
-        <w:t>POST /api/analyze {query, top_k=12}</w:t>
-      </w:r>
-      <w:r>
-        <w:br/>
-      </w:r>
-      <w:r>
-        <w:rPr>
-          <w:rFonts w:ascii="Consolas" w:hAnsi="Consolas" w:eastAsia="SimSun"/>
-          <w:sz w:val="18"/>
-        </w:rPr>
-        <w:t xml:space="preserve">         ↓</w:t>
-      </w:r>
-      <w:r>
-        <w:br/>
-      </w:r>
-      <w:r>
-        <w:rPr>
-          <w:rFonts w:ascii="Consolas" w:hAnsi="Consolas" w:eastAsia="SimSun"/>
-          <w:sz w:val="18"/>
-        </w:rPr>
-        <w:t xml:space="preserve">   ┌──────────────────────────────────────────────┐</w:t>
-      </w:r>
-      <w:r>
-        <w:br/>
-      </w:r>
-      <w:r>
-        <w:rPr>
-          <w:rFonts w:ascii="Consolas" w:hAnsi="Consolas" w:eastAsia="SimSun"/>
-          <w:sz w:val="18"/>
-        </w:rPr>
-        <w:t xml:space="preserve">   │ 1. RetrievalService.search                   │</w:t>
-      </w:r>
-      <w:r>
-        <w:br/>
-      </w:r>
-      <w:r>
-        <w:rPr>
-          <w:rFonts w:ascii="Consolas" w:hAnsi="Consolas" w:eastAsia="SimSun"/>
-          <w:sz w:val="18"/>
-        </w:rPr>
-        <w:t xml:space="preserve">   │    - Embedding (bge-small-zh-v1.5)            │</w:t>
-      </w:r>
-      <w:r>
-        <w:br/>
-      </w:r>
-      <w:r>
-        <w:rPr>
-          <w:rFonts w:ascii="Consolas" w:hAnsi="Consolas" w:eastAsia="SimSun"/>
-          <w:sz w:val="18"/>
-        </w:rPr>
-        <w:t xml:space="preserve">   │    - Qdrant 混合检索 (dense + sparse)        │</w:t>
-      </w:r>
-      <w:r>
-        <w:br/>
-      </w:r>
-      <w:r>
-        <w:rPr>
-          <w:rFonts w:ascii="Consolas" w:hAnsi="Consolas" w:eastAsia="SimSun"/>
-          <w:sz w:val="18"/>
-        </w:rPr>
-        <w:t xml:space="preserve">   │    - RRF 融合 → top-12                        │</w:t>
-      </w:r>
-      <w:r>
-        <w:br/>
-      </w:r>
-      <w:r>
-        <w:rPr>
-          <w:rFonts w:ascii="Consolas" w:hAnsi="Consolas" w:eastAsia="SimSun"/>
-          <w:sz w:val="18"/>
-        </w:rPr>
-        <w:t xml:space="preserve">   │    - (可选) Rerank                            │</w:t>
-      </w:r>
-      <w:r>
-        <w:br/>
-      </w:r>
-      <w:r>
-        <w:rPr>
-          <w:rFonts w:ascii="Consolas" w:hAnsi="Consolas" w:eastAsia="SimSun"/>
-          <w:sz w:val="18"/>
-        </w:rPr>
-        <w:t xml:space="preserve">   └──────────────────────────────────────────────┘</w:t>
-      </w:r>
-      <w:r>
-        <w:br/>
-      </w:r>
-      <w:r>
-        <w:rPr>
-          <w:rFonts w:ascii="Consolas" w:hAnsi="Consolas" w:eastAsia="SimSun"/>
-          <w:sz w:val="18"/>
-        </w:rPr>
-        <w:t xml:space="preserve">         ↓</w:t>
-      </w:r>
-      <w:r>
-        <w:br/>
-      </w:r>
-      <w:r>
-        <w:rPr>
-          <w:rFonts w:ascii="Consolas" w:hAnsi="Consolas" w:eastAsia="SimSun"/>
-          <w:sz w:val="18"/>
-        </w:rPr>
-        <w:t xml:space="preserve">   ┌──────────────────────────────────────────────┐</w:t>
-      </w:r>
-      <w:r>
-        <w:br/>
-      </w:r>
-      <w:r>
-        <w:rPr>
-          <w:rFonts w:ascii="Consolas" w:hAnsi="Consolas" w:eastAsia="SimSun"/>
-          <w:sz w:val="18"/>
-        </w:rPr>
-        <w:t xml:space="preserve">   │ 2. 多 Agent 协同 (agents.py)                  │</w:t>
-      </w:r>
-      <w:r>
-        <w:br/>
-      </w:r>
-      <w:r>
-        <w:rPr>
-          <w:rFonts w:ascii="Consolas" w:hAnsi="Consolas" w:eastAsia="SimSun"/>
-          <w:sz w:val="18"/>
-        </w:rPr>
-        <w:t xml:space="preserve">   │                                              │</w:t>
-      </w:r>
-      <w:r>
-        <w:br/>
-      </w:r>
-      <w:r>
-        <w:rPr>
-          <w:rFonts w:ascii="Consolas" w:hAnsi="Consolas" w:eastAsia="SimSun"/>
-          <w:sz w:val="18"/>
-        </w:rPr>
-        <w:t xml:space="preserve">   │    asyncio.gather(                            │</w:t>
-      </w:r>
-      <w:r>
-        <w:br/>
-      </w:r>
-      <w:r>
-        <w:rPr>
-          <w:rFonts w:ascii="Consolas" w:hAnsi="Consolas" w:eastAsia="SimSun"/>
-          <w:sz w:val="18"/>
-        </w:rPr>
-        <w:t xml:space="preserve">   │        A1 焦点识别 (LLM call 1),              │</w:t>
-      </w:r>
-      <w:r>
-        <w:br/>
-      </w:r>
-      <w:r>
-        <w:rPr>
-          <w:rFonts w:ascii="Consolas" w:hAnsi="Consolas" w:eastAsia="SimSun"/>
-          <w:sz w:val="18"/>
-        </w:rPr>
-        <w:t xml:space="preserve">   │        A4 风险评估 (LLM call 2)               │</w:t>
-      </w:r>
-      <w:r>
-        <w:br/>
-      </w:r>
-      <w:r>
-        <w:rPr>
-          <w:rFonts w:ascii="Consolas" w:hAnsi="Consolas" w:eastAsia="SimSun"/>
-          <w:sz w:val="18"/>
-        </w:rPr>
-        <w:t xml:space="preserve">   │    )                                         │</w:t>
-      </w:r>
-      <w:r>
-        <w:br/>
-      </w:r>
-      <w:r>
-        <w:rPr>
-          <w:rFonts w:ascii="Consolas" w:hAnsi="Consolas" w:eastAsia="SimSun"/>
-          <w:sz w:val="18"/>
-        </w:rPr>
-        <w:t xml:space="preserve">   │              ↓                                │</w:t>
-      </w:r>
-      <w:r>
-        <w:br/>
-      </w:r>
-      <w:r>
-        <w:rPr>
-          <w:rFonts w:ascii="Consolas" w:hAnsi="Consolas" w:eastAsia="SimSun"/>
-          <w:sz w:val="18"/>
-        </w:rPr>
-        <w:t xml:space="preserve">   │    A2 法律分析 (LLM call 3, 基于 A1 + 检索)  │</w:t>
-      </w:r>
-      <w:r>
-        <w:br/>
-      </w:r>
-      <w:r>
-        <w:rPr>
-          <w:rFonts w:ascii="Consolas" w:hAnsi="Consolas" w:eastAsia="SimSun"/>
-          <w:sz w:val="18"/>
-        </w:rPr>
-        <w:t xml:space="preserve">   │              ↓                                │</w:t>
-      </w:r>
-      <w:r>
-        <w:br/>
-      </w:r>
-      <w:r>
-        <w:rPr>
-          <w:rFonts w:ascii="Consolas" w:hAnsi="Consolas" w:eastAsia="SimSun"/>
-          <w:sz w:val="18"/>
-        </w:rPr>
-        <w:t xml:space="preserve">   │    A3 引用校验 (LLM call 4, 逐字核对)         │</w:t>
-      </w:r>
-      <w:r>
-        <w:br/>
-      </w:r>
-      <w:r>
-        <w:rPr>
-          <w:rFonts w:ascii="Consolas" w:hAnsi="Consolas" w:eastAsia="SimSun"/>
-          <w:sz w:val="18"/>
-        </w:rPr>
-        <w:t xml:space="preserve">   └──────────────────────────────────────────────┘</w:t>
-      </w:r>
-      <w:r>
-        <w:br/>
-      </w:r>
-      <w:r>
-        <w:rPr>
-          <w:rFonts w:ascii="Consolas" w:hAnsi="Consolas" w:eastAsia="SimSun"/>
-          <w:sz w:val="18"/>
-        </w:rPr>
-        <w:t xml:space="preserve">         ↓</w:t>
-      </w:r>
-      <w:r>
-        <w:br/>
-      </w:r>
-      <w:r>
-        <w:rPr>
-          <w:rFonts w:ascii="Consolas" w:hAnsi="Consolas" w:eastAsia="SimSun"/>
-          <w:sz w:val="18"/>
-        </w:rPr>
-        <w:t xml:space="preserve">   ┌──────────────────────────────────────────────┐</w:t>
-      </w:r>
-      <w:r>
-        <w:br/>
-      </w:r>
-      <w:r>
-        <w:rPr>
-          <w:rFonts w:ascii="Consolas" w:hAnsi="Consolas" w:eastAsia="SimSun"/>
-          <w:sz w:val="18"/>
-        </w:rPr>
-        <w:t xml:space="preserve">   │ 3. 整合输出                                  │</w:t>
-      </w:r>
-      <w:r>
-        <w:br/>
-      </w:r>
-      <w:r>
-        <w:rPr>
-          <w:rFonts w:ascii="Consolas" w:hAnsi="Consolas" w:eastAsia="SimSun"/>
-          <w:sz w:val="18"/>
-        </w:rPr>
-        <w:t xml:space="preserve">   │    - 过滤幻觉引用 (A3 标"幻觉"的)             │</w:t>
-      </w:r>
-      <w:r>
-        <w:br/>
-      </w:r>
-      <w:r>
-        <w:rPr>
-          <w:rFonts w:ascii="Consolas" w:hAnsi="Consolas" w:eastAsia="SimSun"/>
-          <w:sz w:val="18"/>
-        </w:rPr>
-        <w:t xml:space="preserve">   │    - 引用去重 (按 law_name + article_no)      │</w:t>
-      </w:r>
-      <w:r>
-        <w:br/>
-      </w:r>
-      <w:r>
-        <w:rPr>
-          <w:rFonts w:ascii="Consolas" w:hAnsi="Consolas" w:eastAsia="SimSun"/>
-          <w:sz w:val="18"/>
-        </w:rPr>
-        <w:t xml:space="preserve">   │    - 补全元数据 (source_url, publisher, ...)  │</w:t>
-      </w:r>
-      <w:r>
-        <w:br/>
-      </w:r>
-      <w:r>
-        <w:rPr>
-          <w:rFonts w:ascii="Consolas" w:hAnsi="Consolas" w:eastAsia="SimSun"/>
-          <w:sz w:val="18"/>
-        </w:rPr>
-        <w:t xml:space="preserve">   │    - 重新计算 confidence                      │</w:t>
-      </w:r>
-      <w:r>
-        <w:br/>
-      </w:r>
-      <w:r>
-        <w:rPr>
-          <w:rFonts w:ascii="Consolas" w:hAnsi="Consolas" w:eastAsia="SimSun"/>
-          <w:sz w:val="18"/>
-        </w:rPr>
-        <w:t xml:space="preserve">   │    - 重新编号 [1] [2] [3]                     │</w:t>
-      </w:r>
-      <w:r>
-        <w:br/>
-      </w:r>
-      <w:r>
-        <w:rPr>
-          <w:rFonts w:ascii="Consolas" w:hAnsi="Consolas" w:eastAsia="SimSun"/>
-          <w:sz w:val="18"/>
-        </w:rPr>
-        <w:t xml:space="preserve">   └──────────────────────────────────────────────┘</w:t>
-      </w:r>
-      <w:r>
-        <w:br/>
-      </w:r>
-      <w:r>
-        <w:rPr>
-          <w:rFonts w:ascii="Consolas" w:hAnsi="Consolas" w:eastAsia="SimSun"/>
-          <w:sz w:val="18"/>
-        </w:rPr>
-        <w:t xml:space="preserve">         ↓</w:t>
-      </w:r>
-      <w:r>
-        <w:br/>
-      </w:r>
-      <w:r>
-        <w:rPr>
-          <w:rFonts w:ascii="Consolas" w:hAnsi="Consolas" w:eastAsia="SimSun"/>
-          <w:sz w:val="18"/>
-        </w:rPr>
-        <w:t>返回 JSON 响应给前端</w:t>
-      </w:r>
-      <w:r>
-        <w:br/>
-      </w:r>
-      <w:r>
-        <w:rPr>
-          <w:rFonts w:ascii="Consolas" w:hAnsi="Consolas" w:eastAsia="SimSun"/>
-          <w:sz w:val="18"/>
-        </w:rPr>
-        <w:t xml:space="preserve">         ↓</w:t>
-      </w:r>
-      <w:r>
-        <w:br/>
-      </w:r>
-      <w:r>
-        <w:rPr>
-          <w:rFonts w:ascii="Consolas" w:hAnsi="Consolas" w:eastAsia="SimSun"/>
-          <w:sz w:val="18"/>
-        </w:rPr>
-        <w:t>UI 渲染（每条引用带 [n] 徽章 + 官方源链接 + 原文跳转）</w:t>
-      </w:r>
-    </w:p>
-    <w:p>
-      <w:pPr>
-        <w:keepNext/>
-        <w:spacing w:before="240" w:after="120"/>
-      </w:pPr>
-      <w:r>
-        <w:rPr>
-          <w:rFonts w:ascii="Microsoft YaHei" w:hAnsi="Microsoft YaHei" w:eastAsia="Microsoft YaHei"/>
-          <w:b/>
-          <w:color w:val="374A4A"/>
-          <w:sz w:val="24"/>
-        </w:rPr>
-        <w:t>4.3 合同审查请求处理流程</w:t>
-      </w:r>
-    </w:p>
-    <w:p>
-      <w:pPr>
-        <w:spacing w:before="120" w:after="120" w:line="288" w:lineRule="auto"/>
-        <w:ind w:left="283"/>
-        <w:shd w:val="clear" w:color="auto" w:fill="F5F5F4"/>
-        <w:pBdr>
-          <w:top w:val="single" w:sz="4" w:color="D6D3D1"/>
-          <w:left w:val="single" w:sz="4" w:color="D6D3D1"/>
-          <w:bottom w:val="single" w:sz="4" w:color="D6D3D1"/>
-          <w:right w:val="single" w:sz="4" w:color="D6D3D1"/>
-        </w:pBdr>
-      </w:pPr>
-      <w:r>
-        <w:rPr>
-          <w:rFonts w:ascii="Consolas" w:hAnsi="Consolas" w:eastAsia="SimSun"/>
-          <w:sz w:val="18"/>
-        </w:rPr>
-        <w:t>用户点"开始审查"</w:t>
-      </w:r>
-      <w:r>
-        <w:br/>
-      </w:r>
-      <w:r>
-        <w:rPr>
-          <w:rFonts w:ascii="Consolas" w:hAnsi="Consolas" w:eastAsia="SimSun"/>
-          <w:sz w:val="18"/>
-        </w:rPr>
-        <w:t xml:space="preserve">         ↓</w:t>
-      </w:r>
-      <w:r>
-        <w:br/>
-      </w:r>
-      <w:r>
-        <w:rPr>
-          <w:rFonts w:ascii="Consolas" w:hAnsi="Consolas" w:eastAsia="SimSun"/>
-          <w:sz w:val="18"/>
-        </w:rPr>
-        <w:t>POST /api/contract/review</w:t>
-      </w:r>
-      <w:r>
-        <w:br/>
-      </w:r>
-      <w:r>
-        <w:rPr>
-          <w:rFonts w:ascii="Consolas" w:hAnsi="Consolas" w:eastAsia="SimSun"/>
-          <w:sz w:val="18"/>
-        </w:rPr>
-        <w:t>{contract_text, contract_type, user_role}</w:t>
-      </w:r>
-      <w:r>
-        <w:br/>
-      </w:r>
-      <w:r>
-        <w:rPr>
-          <w:rFonts w:ascii="Consolas" w:hAnsi="Consolas" w:eastAsia="SimSun"/>
-          <w:sz w:val="18"/>
-        </w:rPr>
-        <w:t xml:space="preserve">         ↓</w:t>
-      </w:r>
-      <w:r>
-        <w:br/>
-      </w:r>
-      <w:r>
-        <w:rPr>
-          <w:rFonts w:ascii="Consolas" w:hAnsi="Consolas" w:eastAsia="SimSun"/>
-          <w:sz w:val="18"/>
-        </w:rPr>
-        <w:t xml:space="preserve">   ┌──────────────────────────────────────────────┐</w:t>
-      </w:r>
-      <w:r>
-        <w:br/>
-      </w:r>
-      <w:r>
-        <w:rPr>
-          <w:rFonts w:ascii="Consolas" w:hAnsi="Consolas" w:eastAsia="SimSun"/>
-          <w:sz w:val="18"/>
-        </w:rPr>
-        <w:t xml:space="preserve">   │ 1. _scan_risks: 规则引擎扫描                  │</w:t>
-      </w:r>
-      <w:r>
-        <w:br/>
-      </w:r>
-      <w:r>
-        <w:rPr>
-          <w:rFonts w:ascii="Consolas" w:hAnsi="Consolas" w:eastAsia="SimSun"/>
-          <w:sz w:val="18"/>
-        </w:rPr>
-        <w:t xml:space="preserve">   │    10+ 高风险模式 (关键词+正则)                │</w:t>
-      </w:r>
-      <w:r>
-        <w:br/>
-      </w:r>
-      <w:r>
-        <w:rPr>
-          <w:rFonts w:ascii="Consolas" w:hAnsi="Consolas" w:eastAsia="SimSun"/>
-          <w:sz w:val="18"/>
-        </w:rPr>
-        <w:t xml:space="preserve">   │    → 返回 risk_findings                       │</w:t>
-      </w:r>
-      <w:r>
-        <w:br/>
-      </w:r>
-      <w:r>
-        <w:rPr>
-          <w:rFonts w:ascii="Consolas" w:hAnsi="Consolas" w:eastAsia="SimSun"/>
-          <w:sz w:val="18"/>
-        </w:rPr>
-        <w:t xml:space="preserve">   └──────────────────────────────────────────────┘</w:t>
-      </w:r>
-      <w:r>
-        <w:br/>
-      </w:r>
-      <w:r>
-        <w:rPr>
-          <w:rFonts w:ascii="Consolas" w:hAnsi="Consolas" w:eastAsia="SimSun"/>
-          <w:sz w:val="18"/>
-        </w:rPr>
-        <w:t xml:space="preserve">         ↓</w:t>
-      </w:r>
-      <w:r>
-        <w:br/>
-      </w:r>
-      <w:r>
-        <w:rPr>
-          <w:rFonts w:ascii="Consolas" w:hAnsi="Consolas" w:eastAsia="SimSun"/>
-          <w:sz w:val="18"/>
-        </w:rPr>
-        <w:t xml:space="preserve">   ┌──────────────────────────────────────────────┐</w:t>
-      </w:r>
-      <w:r>
-        <w:br/>
-      </w:r>
-      <w:r>
-        <w:rPr>
-          <w:rFonts w:ascii="Consolas" w:hAnsi="Consolas" w:eastAsia="SimSun"/>
-          <w:sz w:val="18"/>
-        </w:rPr>
-        <w:t xml:space="preserve">   │ 2. _check_required_clauses: 必备条款检查       │</w:t>
-      </w:r>
-      <w:r>
-        <w:br/>
-      </w:r>
-      <w:r>
-        <w:rPr>
-          <w:rFonts w:ascii="Consolas" w:hAnsi="Consolas" w:eastAsia="SimSun"/>
-          <w:sz w:val="18"/>
-        </w:rPr>
-        <w:t xml:space="preserve">   │    按 contract_type 选模板 (general/labor/...) │</w:t>
-      </w:r>
-      <w:r>
-        <w:br/>
-      </w:r>
-      <w:r>
-        <w:rPr>
-          <w:rFonts w:ascii="Consolas" w:hAnsi="Consolas" w:eastAsia="SimSun"/>
-          <w:sz w:val="18"/>
-        </w:rPr>
-        <w:t xml:space="preserve">   │    → 返回 missing                            │</w:t>
-      </w:r>
-      <w:r>
-        <w:br/>
-      </w:r>
-      <w:r>
-        <w:rPr>
-          <w:rFonts w:ascii="Consolas" w:hAnsi="Consolas" w:eastAsia="SimSun"/>
-          <w:sz w:val="18"/>
-        </w:rPr>
-        <w:t xml:space="preserve">   └──────────────────────────────────────────────┘</w:t>
-      </w:r>
-      <w:r>
-        <w:br/>
-      </w:r>
-      <w:r>
-        <w:rPr>
-          <w:rFonts w:ascii="Consolas" w:hAnsi="Consolas" w:eastAsia="SimSun"/>
-          <w:sz w:val="18"/>
-        </w:rPr>
-        <w:t xml:space="preserve">         ↓</w:t>
-      </w:r>
-      <w:r>
-        <w:br/>
-      </w:r>
-      <w:r>
-        <w:rPr>
-          <w:rFonts w:ascii="Consolas" w:hAnsi="Consolas" w:eastAsia="SimSun"/>
-          <w:sz w:val="18"/>
-        </w:rPr>
-        <w:t xml:space="preserve">   ┌──────────────────────────────────────────────┐</w:t>
-      </w:r>
-      <w:r>
-        <w:br/>
-      </w:r>
-      <w:r>
-        <w:rPr>
-          <w:rFonts w:ascii="Consolas" w:hAnsi="Consolas" w:eastAsia="SimSun"/>
-          <w:sz w:val="18"/>
-        </w:rPr>
-        <w:t xml:space="preserve">   │ 3. _retrieve_legal_basis: RAG 检索            │</w:t>
-      </w:r>
-      <w:r>
-        <w:br/>
-      </w:r>
-      <w:r>
-        <w:rPr>
-          <w:rFonts w:ascii="Consolas" w:hAnsi="Consolas" w:eastAsia="SimSun"/>
-          <w:sz w:val="18"/>
-        </w:rPr>
-        <w:t xml:space="preserve">   │    5 个法律关注点 query (按合同类型)            │</w:t>
-      </w:r>
-      <w:r>
-        <w:br/>
-      </w:r>
-      <w:r>
-        <w:rPr>
-          <w:rFonts w:ascii="Consolas" w:hAnsi="Consolas" w:eastAsia="SimSun"/>
-          <w:sz w:val="18"/>
-        </w:rPr>
-        <w:t xml:space="preserve">   │    每 query 拉 6 条 → 共 30 条召回             │</w:t>
-      </w:r>
-      <w:r>
-        <w:br/>
-      </w:r>
-      <w:r>
-        <w:rPr>
-          <w:rFonts w:ascii="Consolas" w:hAnsi="Consolas" w:eastAsia="SimSun"/>
-          <w:sz w:val="18"/>
-        </w:rPr>
-        <w:t xml:space="preserve">   │    按 (law_name, article_no) 去重              │</w:t>
-      </w:r>
-      <w:r>
-        <w:br/>
-      </w:r>
-      <w:r>
-        <w:rPr>
-          <w:rFonts w:ascii="Consolas" w:hAnsi="Consolas" w:eastAsia="SimSun"/>
-          <w:sz w:val="18"/>
-        </w:rPr>
-        <w:t xml:space="preserve">   │    排序取前 5                                  │</w:t>
-      </w:r>
-      <w:r>
-        <w:br/>
-      </w:r>
-      <w:r>
-        <w:rPr>
-          <w:rFonts w:ascii="Consolas" w:hAnsi="Consolas" w:eastAsia="SimSun"/>
-          <w:sz w:val="18"/>
-        </w:rPr>
-        <w:t xml:space="preserve">   │    → 返回 legal_citations                     │</w:t>
-      </w:r>
-      <w:r>
-        <w:br/>
-      </w:r>
-      <w:r>
-        <w:rPr>
-          <w:rFonts w:ascii="Consolas" w:hAnsi="Consolas" w:eastAsia="SimSun"/>
-          <w:sz w:val="18"/>
-        </w:rPr>
-        <w:t xml:space="preserve">   └──────────────────────────────────────────────┘</w:t>
-      </w:r>
-      <w:r>
-        <w:br/>
-      </w:r>
-      <w:r>
-        <w:rPr>
-          <w:rFonts w:ascii="Consolas" w:hAnsi="Consolas" w:eastAsia="SimSun"/>
-          <w:sz w:val="18"/>
-        </w:rPr>
-        <w:t xml:space="preserve">         ↓</w:t>
-      </w:r>
-      <w:r>
-        <w:br/>
-      </w:r>
-      <w:r>
-        <w:rPr>
-          <w:rFonts w:ascii="Consolas" w:hAnsi="Consolas" w:eastAsia="SimSun"/>
-          <w:sz w:val="18"/>
-        </w:rPr>
-        <w:t xml:space="preserve">   ┌──────────────────────────────────────────────┐</w:t>
-      </w:r>
-      <w:r>
-        <w:br/>
-      </w:r>
-      <w:r>
-        <w:rPr>
-          <w:rFonts w:ascii="Consolas" w:hAnsi="Consolas" w:eastAsia="SimSun"/>
-          <w:sz w:val="18"/>
-        </w:rPr>
-        <w:t xml:space="preserve">   │ 4. _llm_analyze: LLM 综合分析                 │</w:t>
-      </w:r>
-      <w:r>
-        <w:br/>
-      </w:r>
-      <w:r>
-        <w:rPr>
-          <w:rFonts w:ascii="Consolas" w:hAnsi="Consolas" w:eastAsia="SimSun"/>
-          <w:sz w:val="18"/>
-        </w:rPr>
-        <w:t xml:space="preserve">   │    输入: 风险点 + 缺失条款 + 合同文本         │</w:t>
-      </w:r>
-      <w:r>
-        <w:br/>
-      </w:r>
-      <w:r>
-        <w:rPr>
-          <w:rFonts w:ascii="Consolas" w:hAnsi="Consolas" w:eastAsia="SimSun"/>
-          <w:sz w:val="18"/>
-        </w:rPr>
-        <w:t xml:space="preserve">   │    输出: overall_assessment / key_clauses /   │</w:t>
-      </w:r>
-      <w:r>
-        <w:br/>
-      </w:r>
-      <w:r>
-        <w:rPr>
-          <w:rFonts w:ascii="Consolas" w:hAnsi="Consolas" w:eastAsia="SimSun"/>
-          <w:sz w:val="18"/>
-        </w:rPr>
-        <w:t xml:space="preserve">   │           priority_modifications / potential_risks │</w:t>
-      </w:r>
-      <w:r>
-        <w:br/>
-      </w:r>
-      <w:r>
-        <w:rPr>
-          <w:rFonts w:ascii="Consolas" w:hAnsi="Consolas" w:eastAsia="SimSun"/>
-          <w:sz w:val="18"/>
-        </w:rPr>
-        <w:t xml:space="preserve">   └──────────────────────────────────────────────┘</w:t>
-      </w:r>
-      <w:r>
-        <w:br/>
-      </w:r>
-      <w:r>
-        <w:rPr>
-          <w:rFonts w:ascii="Consolas" w:hAnsi="Consolas" w:eastAsia="SimSun"/>
-          <w:sz w:val="18"/>
-        </w:rPr>
-        <w:t xml:space="preserve">         ↓</w:t>
-      </w:r>
-      <w:r>
-        <w:br/>
-      </w:r>
-      <w:r>
-        <w:rPr>
-          <w:rFonts w:ascii="Consolas" w:hAnsi="Consolas" w:eastAsia="SimSun"/>
-          <w:sz w:val="18"/>
-        </w:rPr>
-        <w:t xml:space="preserve">   ┌──────────────────────────────────────────────┐</w:t>
-      </w:r>
-      <w:r>
-        <w:br/>
-      </w:r>
-      <w:r>
-        <w:rPr>
-          <w:rFonts w:ascii="Consolas" w:hAnsi="Consolas" w:eastAsia="SimSun"/>
-          <w:sz w:val="18"/>
-        </w:rPr>
-        <w:t xml:space="preserve">   │ 5. 综合: 计算 risk_level + summary            │</w:t>
-      </w:r>
-      <w:r>
-        <w:br/>
-      </w:r>
-      <w:r>
-        <w:rPr>
-          <w:rFonts w:ascii="Consolas" w:hAnsi="Consolas" w:eastAsia="SimSun"/>
-          <w:sz w:val="18"/>
-        </w:rPr>
-        <w:t xml:space="preserve">   │    high:  &gt;= 1 个 high 风险                   │</w:t>
-      </w:r>
-      <w:r>
-        <w:br/>
-      </w:r>
-      <w:r>
-        <w:rPr>
-          <w:rFonts w:ascii="Consolas" w:hAnsi="Consolas" w:eastAsia="SimSun"/>
-          <w:sz w:val="18"/>
-        </w:rPr>
-        <w:t xml:space="preserve">   │    medium: &gt;= 1 个 medium 风险               │</w:t>
-      </w:r>
-      <w:r>
-        <w:br/>
-      </w:r>
-      <w:r>
-        <w:rPr>
-          <w:rFonts w:ascii="Consolas" w:hAnsi="Consolas" w:eastAsia="SimSun"/>
-          <w:sz w:val="18"/>
-        </w:rPr>
-        <w:t xml:space="preserve">   │    low: 其他                                  │</w:t>
-      </w:r>
-      <w:r>
-        <w:br/>
-      </w:r>
-      <w:r>
-        <w:rPr>
-          <w:rFonts w:ascii="Consolas" w:hAnsi="Consolas" w:eastAsia="SimSun"/>
-          <w:sz w:val="18"/>
-        </w:rPr>
-        <w:t xml:space="preserve">   └──────────────────────────────────────────────┘</w:t>
-      </w:r>
-      <w:r>
-        <w:br/>
-      </w:r>
-      <w:r>
-        <w:rPr>
-          <w:rFonts w:ascii="Consolas" w:hAnsi="Consolas" w:eastAsia="SimSun"/>
-          <w:sz w:val="18"/>
-        </w:rPr>
-        <w:t xml:space="preserve">         ↓</w:t>
-      </w:r>
-      <w:r>
-        <w:br/>
-      </w:r>
-      <w:r>
-        <w:rPr>
-          <w:rFonts w:ascii="Consolas" w:hAnsi="Consolas" w:eastAsia="SimSun"/>
-          <w:sz w:val="18"/>
-        </w:rPr>
-        <w:t>返回 JSON 响应给前端</w:t>
-      </w:r>
-    </w:p>
-    <w:p>
-      <w:pPr>
-        <w:keepNext/>
-        <w:spacing w:before="240" w:after="120"/>
-      </w:pPr>
-      <w:r>
-        <w:rPr>
-          <w:rFonts w:ascii="Microsoft YaHei" w:hAnsi="Microsoft YaHei" w:eastAsia="Microsoft YaHei"/>
-          <w:b/>
-          <w:color w:val="374A4A"/>
-          <w:sz w:val="24"/>
-        </w:rPr>
-        <w:t>4.4 类案检索请求处理流程</w:t>
-      </w:r>
-    </w:p>
-    <w:p>
-      <w:pPr>
-        <w:spacing w:before="120" w:after="120" w:line="288" w:lineRule="auto"/>
-        <w:ind w:left="283"/>
-        <w:shd w:val="clear" w:color="auto" w:fill="F5F5F4"/>
-        <w:pBdr>
-          <w:top w:val="single" w:sz="4" w:color="D6D3D1"/>
-          <w:left w:val="single" w:sz="4" w:color="D6D3D1"/>
-          <w:bottom w:val="single" w:sz="4" w:color="D6D3D1"/>
-          <w:right w:val="single" w:sz="4" w:color="D6D3D1"/>
-        </w:pBdr>
-      </w:pPr>
-      <w:r>
-        <w:rPr>
-          <w:rFonts w:ascii="Consolas" w:hAnsi="Consolas" w:eastAsia="SimSun"/>
-          <w:sz w:val="18"/>
-        </w:rPr>
-        <w:t>用户输入案情 + 筛选条件</w:t>
-      </w:r>
-      <w:r>
-        <w:br/>
-      </w:r>
-      <w:r>
-        <w:rPr>
-          <w:rFonts w:ascii="Consolas" w:hAnsi="Consolas" w:eastAsia="SimSun"/>
-          <w:sz w:val="18"/>
-        </w:rPr>
-        <w:t xml:space="preserve">         ↓</w:t>
-      </w:r>
-      <w:r>
-        <w:br/>
-      </w:r>
-      <w:r>
-        <w:rPr>
-          <w:rFonts w:ascii="Consolas" w:hAnsi="Consolas" w:eastAsia="SimSun"/>
-          <w:sz w:val="18"/>
-        </w:rPr>
-        <w:t>POST /api/cases/search {query, top_k, cause?, court_level?}</w:t>
-      </w:r>
-      <w:r>
-        <w:br/>
-      </w:r>
-      <w:r>
-        <w:rPr>
-          <w:rFonts w:ascii="Consolas" w:hAnsi="Consolas" w:eastAsia="SimSun"/>
-          <w:sz w:val="18"/>
-        </w:rPr>
-        <w:t xml:space="preserve">         ↓</w:t>
-      </w:r>
-      <w:r>
-        <w:br/>
-      </w:r>
-      <w:r>
-        <w:rPr>
-          <w:rFonts w:ascii="Consolas" w:hAnsi="Consolas" w:eastAsia="SimSun"/>
-          <w:sz w:val="18"/>
-        </w:rPr>
-        <w:t xml:space="preserve">   ┌──────────────────────────────────────────────┐</w:t>
-      </w:r>
-      <w:r>
-        <w:br/>
-      </w:r>
-      <w:r>
-        <w:rPr>
-          <w:rFonts w:ascii="Consolas" w:hAnsi="Consolas" w:eastAsia="SimSun"/>
-          <w:sz w:val="18"/>
-        </w:rPr>
-        <w:t xml:space="preserve">   │ case_retrieval.search_similar_cases           │</w:t>
-      </w:r>
-      <w:r>
-        <w:br/>
-      </w:r>
-      <w:r>
-        <w:rPr>
-          <w:rFonts w:ascii="Consolas" w:hAnsi="Consolas" w:eastAsia="SimSun"/>
-          <w:sz w:val="18"/>
-        </w:rPr>
-        <w:t xml:space="preserve">   │                                              │</w:t>
-      </w:r>
-      <w:r>
-        <w:br/>
-      </w:r>
-      <w:r>
-        <w:rPr>
-          <w:rFonts w:ascii="Consolas" w:hAnsi="Consolas" w:eastAsia="SimSun"/>
-          <w:sz w:val="18"/>
-        </w:rPr>
-        <w:t xml:space="preserve">   │ 1. Embedding                                 │</w:t>
-      </w:r>
-      <w:r>
-        <w:br/>
-      </w:r>
-      <w:r>
-        <w:rPr>
-          <w:rFonts w:ascii="Consolas" w:hAnsi="Consolas" w:eastAsia="SimSun"/>
-          <w:sz w:val="18"/>
-        </w:rPr>
-        <w:t xml:space="preserve">   │ 2. Qdrant legal_cases 集合检索               │</w:t>
-      </w:r>
-      <w:r>
-        <w:br/>
-      </w:r>
-      <w:r>
-        <w:rPr>
-          <w:rFonts w:ascii="Consolas" w:hAnsi="Consolas" w:eastAsia="SimSun"/>
-          <w:sz w:val="18"/>
-        </w:rPr>
-        <w:t xml:space="preserve">   │    (filter: cause, court_level)              │</w:t>
-      </w:r>
-      <w:r>
-        <w:br/>
-      </w:r>
-      <w:r>
-        <w:rPr>
-          <w:rFonts w:ascii="Consolas" w:hAnsi="Consolas" w:eastAsia="SimSun"/>
-          <w:sz w:val="18"/>
-        </w:rPr>
-        <w:t xml:space="preserve">   │ 3. 按 case_id 分组 (每个案件 3 chunks)        │</w:t>
-      </w:r>
-      <w:r>
-        <w:br/>
-      </w:r>
-      <w:r>
-        <w:rPr>
-          <w:rFonts w:ascii="Consolas" w:hAnsi="Consolas" w:eastAsia="SimSun"/>
-          <w:sz w:val="18"/>
-        </w:rPr>
-        <w:t xml:space="preserve">   │ 4. 每案件保留 score 最高的 chunk              │</w:t>
-      </w:r>
-      <w:r>
-        <w:br/>
-      </w:r>
-      <w:r>
-        <w:rPr>
-          <w:rFonts w:ascii="Consolas" w:hAnsi="Consolas" w:eastAsia="SimSun"/>
-          <w:sz w:val="18"/>
-        </w:rPr>
-        <w:t xml:space="preserve">   │ 5. 按 score 降序取 top_k                      │</w:t>
-      </w:r>
-      <w:r>
-        <w:br/>
-      </w:r>
-      <w:r>
-        <w:rPr>
-          <w:rFonts w:ascii="Consolas" w:hAnsi="Consolas" w:eastAsia="SimSun"/>
-          <w:sz w:val="18"/>
-        </w:rPr>
-        <w:t xml:space="preserve">   └──────────────────────────────────────────────┘</w:t>
-      </w:r>
-      <w:r>
-        <w:br/>
-      </w:r>
-      <w:r>
-        <w:rPr>
-          <w:rFonts w:ascii="Consolas" w:hAnsi="Consolas" w:eastAsia="SimSun"/>
-          <w:sz w:val="18"/>
-        </w:rPr>
-        <w:t xml:space="preserve">         ↓</w:t>
-      </w:r>
-      <w:r>
-        <w:br/>
-      </w:r>
-      <w:r>
-        <w:rPr>
-          <w:rFonts w:ascii="Consolas" w:hAnsi="Consolas" w:eastAsia="SimSun"/>
-          <w:sz w:val="18"/>
-        </w:rPr>
-        <w:t>返回 {query, total, results[]}</w:t>
-      </w:r>
-      <w:r>
-        <w:br/>
-      </w:r>
-      <w:r>
-        <w:rPr>
-          <w:rFonts w:ascii="Consolas" w:hAnsi="Consolas" w:eastAsia="SimSun"/>
-          <w:sz w:val="18"/>
-        </w:rPr>
-        <w:t xml:space="preserve">         ↓</w:t>
-      </w:r>
-      <w:r>
-        <w:br/>
-      </w:r>
-      <w:r>
-        <w:rPr>
-          <w:rFonts w:ascii="Consolas" w:hAnsi="Consolas" w:eastAsia="SimSun"/>
-          <w:sz w:val="18"/>
-        </w:rPr>
-        <w:t>前端渲染案件卡片：案号 / 法院 / 案由 / 引用法条 / 相似度</w:t>
+        <w:t>：王律直接从中国裁判文书网找到原判决，作为庭审举证依据。</w:t>
       </w:r>
     </w:p>
     <w:p>
@@ -4537,16 +1958,603 @@
     <w:p>
       <w:pPr>
         <w:keepNext/>
-        <w:spacing w:before="240" w:after="120"/>
+        <w:spacing w:before="280" w:after="160"/>
+      </w:pPr>
+      <w:r>
+        <w:rPr>
+          <w:rFonts w:ascii="Microsoft YaHei" w:hAnsi="Microsoft YaHei" w:eastAsia="Microsoft YaHei"/>
+          <w:b/>
+          <w:color w:val="374A4A"/>
+          <w:sz w:val="24"/>
+        </w:rPr>
+        <w:t>场景 3：律师审查劳动合同</w:t>
+      </w:r>
+    </w:p>
+    <w:p>
+      <w:pPr>
+        <w:jc w:val="center"/>
+      </w:pPr>
+      <w:r>
+        <w:rPr>
+          <w:rFonts w:ascii="Microsoft YaHei" w:hAnsi="Microsoft YaHei" w:eastAsia="Microsoft YaHei"/>
+          <w:b w:val="0"/>
+          <w:color w:val="575C5E"/>
+          <w:sz w:val="20"/>
+        </w:rPr>
+        <w:t>**律师张律**的客户（用人单位）要审一份新拟的劳动合同。</w:t>
+      </w:r>
+    </w:p>
+    <w:p>
+      <w:pPr>
+        <w:spacing w:after="80"/>
+        <w:ind w:firstLine="0"/>
+        <w:jc w:val="both"/>
+      </w:pPr>
+      <w:r>
+        <w:rPr>
+          <w:rFonts w:ascii="Microsoft YaHei" w:hAnsi="Microsoft YaHei" w:eastAsia="Microsoft YaHei"/>
+          <w:b/>
+          <w:sz w:val="22"/>
+        </w:rPr>
+        <w:t>操作</w:t>
+      </w:r>
+      <w:r>
+        <w:rPr>
+          <w:rFonts w:ascii="Microsoft YaHei" w:hAnsi="Microsoft YaHei" w:eastAsia="Microsoft YaHei"/>
+          <w:sz w:val="22"/>
+        </w:rPr>
+        <w:t>：粘贴合同全文 → 选择"合同类型：劳动合同" → 选择"审查立场：对方"（代表员工）→ 点击"开始审查"。</w:t>
+      </w:r>
+    </w:p>
+    <w:p>
+      <w:pPr>
+        <w:spacing w:after="80"/>
+        <w:ind w:firstLine="0"/>
+        <w:jc w:val="both"/>
+      </w:pPr>
+      <w:r>
+        <w:rPr>
+          <w:rFonts w:ascii="Microsoft YaHei" w:hAnsi="Microsoft YaHei" w:eastAsia="Microsoft YaHei"/>
+          <w:b/>
+          <w:sz w:val="22"/>
+        </w:rPr>
+        <w:t>输出</w:t>
+      </w:r>
+      <w:r>
+        <w:rPr>
+          <w:rFonts w:ascii="Microsoft YaHei" w:hAnsi="Microsoft YaHei" w:eastAsia="Microsoft YaHei"/>
+          <w:sz w:val="22"/>
+        </w:rPr>
+        <w:t xml:space="preserve">： - ⚠️ </w:t>
+      </w:r>
+      <w:r>
+        <w:rPr>
+          <w:rFonts w:ascii="Microsoft YaHei" w:hAnsi="Microsoft YaHei" w:eastAsia="Microsoft YaHei"/>
+          <w:b/>
+          <w:sz w:val="22"/>
+        </w:rPr>
+        <w:t>高风险</w:t>
+      </w:r>
+      <w:r>
+        <w:rPr>
+          <w:rFonts w:ascii="Microsoft YaHei" w:hAnsi="Microsoft YaHei" w:eastAsia="Microsoft YaHei"/>
+          <w:sz w:val="22"/>
+        </w:rPr>
+        <w:t xml:space="preserve">合同：1 个高风险条款 + 1 个中等风险条款 + 缺失 4 个必备条款 - </w:t>
+      </w:r>
+      <w:r>
+        <w:rPr>
+          <w:rFonts w:ascii="Microsoft YaHei" w:hAnsi="Microsoft YaHei" w:eastAsia="Microsoft YaHei"/>
+          <w:b/>
+          <w:sz w:val="22"/>
+        </w:rPr>
+        <w:t>AI 综合分析</w:t>
+      </w:r>
+      <w:r>
+        <w:rPr>
+          <w:rFonts w:ascii="Microsoft YaHei" w:hAnsi="Microsoft YaHei" w:eastAsia="Microsoft YaHei"/>
+          <w:sz w:val="22"/>
+        </w:rPr>
+        <w:t xml:space="preserve">：争议解决方式缺失、违约金 100 万过高、竞业限制无补偿金 - </w:t>
+      </w:r>
+      <w:r>
+        <w:rPr>
+          <w:rFonts w:ascii="Microsoft YaHei" w:hAnsi="Microsoft YaHei" w:eastAsia="Microsoft YaHei"/>
+          <w:b/>
+          <w:sz w:val="22"/>
+        </w:rPr>
+        <w:t>重点关注条款</w:t>
+      </w:r>
+      <w:r>
+        <w:rPr>
+          <w:rFonts w:ascii="Microsoft YaHei" w:hAnsi="Microsoft YaHei" w:eastAsia="Microsoft YaHei"/>
+          <w:sz w:val="22"/>
+        </w:rPr>
+        <w:t xml:space="preserve">： - 第四条 竞业限制：未约定补偿金，依据《劳动合同法》第二十三条，可能被认定无效 - 第五条 违约责任：100 万违约金远高于实际损失 - </w:t>
+      </w:r>
+      <w:r>
+        <w:rPr>
+          <w:rFonts w:ascii="Microsoft YaHei" w:hAnsi="Microsoft YaHei" w:eastAsia="Microsoft YaHei"/>
+          <w:b/>
+          <w:sz w:val="22"/>
+        </w:rPr>
+        <w:t>缺失必备条款</w:t>
+      </w:r>
+      <w:r>
+        <w:rPr>
+          <w:rFonts w:ascii="Microsoft YaHei" w:hAnsi="Microsoft YaHei" w:eastAsia="Microsoft YaHei"/>
+          <w:sz w:val="22"/>
+        </w:rPr>
+        <w:t>：工作时间、社会保险、试用期工资、解除条件</w:t>
+      </w:r>
+    </w:p>
+    <w:p>
+      <w:pPr>
+        <w:spacing w:after="80"/>
+        <w:ind w:firstLine="0"/>
+        <w:jc w:val="both"/>
+      </w:pPr>
+      <w:r>
+        <w:rPr>
+          <w:rFonts w:ascii="Microsoft YaHei" w:hAnsi="Microsoft YaHei" w:eastAsia="Microsoft YaHei"/>
+          <w:b/>
+          <w:sz w:val="22"/>
+        </w:rPr>
+        <w:t>效果</w:t>
+      </w:r>
+      <w:r>
+        <w:rPr>
+          <w:rFonts w:ascii="Microsoft YaHei" w:hAnsi="Microsoft YaHei" w:eastAsia="Microsoft YaHei"/>
+          <w:sz w:val="22"/>
+        </w:rPr>
+        <w:t>：张律给客户提交了具体的修改建议，让劳动合同更合规。</w:t>
+      </w:r>
+    </w:p>
+    <w:p>
+      <w:pPr>
+        <w:pBdr>
+          <w:bottom w:val="single" w:sz="6" w:color="0C4A3E"/>
+        </w:pBdr>
+      </w:pPr>
+    </w:p>
+    <w:p>
+      <w:pPr>
+        <w:keepNext/>
+        <w:spacing w:before="280" w:after="160"/>
       </w:pPr>
       <w:r>
         <w:rPr>
           <w:rFonts w:ascii="Microsoft YaHei" w:hAnsi="Microsoft YaHei" w:eastAsia="Microsoft YaHei"/>
           <w:b/>
           <w:color w:val="0A3D33"/>
-          <w:sz w:val="28"/>
+          <w:sz w:val="30"/>
         </w:rPr>
-        <w:t>5. 数据情况</w:t>
+        <w:t>四、系统架构与技术亮点</w:t>
+      </w:r>
+    </w:p>
+    <w:p>
+      <w:pPr>
+        <w:keepNext/>
+        <w:spacing w:before="280" w:after="160"/>
+      </w:pPr>
+      <w:r>
+        <w:rPr>
+          <w:rFonts w:ascii="Microsoft YaHei" w:hAnsi="Microsoft YaHei" w:eastAsia="Microsoft YaHei"/>
+          <w:b/>
+          <w:color w:val="374A4A"/>
+          <w:sz w:val="24"/>
+        </w:rPr>
+        <w:t>系统整体架构</w:t>
+      </w:r>
+    </w:p>
+    <w:p>
+      <w:pPr>
+        <w:spacing w:before="200" w:after="40"/>
+        <w:jc w:val="center"/>
+      </w:pPr>
+      <w:r>
+        <w:drawing>
+          <wp:inline xmlns:a="http://schemas.openxmlformats.org/drawingml/2006/main" xmlns:pic="http://schemas.openxmlformats.org/drawingml/2006/picture">
+            <wp:extent cx="5760000" cy="3988645"/>
+            <wp:docPr id="1" name="Picture 1"/>
+            <wp:cNvGraphicFramePr>
+              <a:graphicFrameLocks noChangeAspect="1"/>
+            </wp:cNvGraphicFramePr>
+            <a:graphic>
+              <a:graphicData uri="http://schemas.openxmlformats.org/drawingml/2006/picture">
+                <pic:pic>
+                  <pic:nvPicPr>
+                    <pic:cNvPr id="0" name="01_overview_cn.png"/>
+                    <pic:cNvPicPr/>
+                  </pic:nvPicPr>
+                  <pic:blipFill>
+                    <a:blip r:embed="rId9"/>
+                    <a:stretch>
+                      <a:fillRect/>
+                    </a:stretch>
+                  </pic:blipFill>
+                  <pic:spPr>
+                    <a:xfrm>
+                      <a:off x="0" y="0"/>
+                      <a:ext cx="5760000" cy="3988645"/>
+                    </a:xfrm>
+                    <a:prstGeom prst="rect"/>
+                  </pic:spPr>
+                </pic:pic>
+              </a:graphicData>
+            </a:graphic>
+          </wp:inline>
+        </w:drawing>
+      </w:r>
+    </w:p>
+    <w:p>
+      <w:pPr>
+        <w:spacing w:after="240"/>
+        <w:jc w:val="center"/>
+      </w:pPr>
+      <w:r>
+        <w:rPr>
+          <w:rFonts w:ascii="Microsoft YaHei" w:hAnsi="Microsoft YaHei" w:eastAsia="Microsoft YaHei"/>
+          <w:i/>
+          <w:color w:val="575C5E"/>
+          <w:sz w:val="18"/>
+        </w:rPr>
+        <w:t>系统整体架构图 / System Architecture</w:t>
+      </w:r>
+    </w:p>
+    <w:p>
+      <w:pPr>
+        <w:spacing w:before="200" w:after="40"/>
+        <w:jc w:val="center"/>
+      </w:pPr>
+      <w:r>
+        <w:drawing>
+          <wp:inline xmlns:a="http://schemas.openxmlformats.org/drawingml/2006/main" xmlns:pic="http://schemas.openxmlformats.org/drawingml/2006/picture">
+            <wp:extent cx="5760000" cy="3859828"/>
+            <wp:docPr id="2" name="Picture 2"/>
+            <wp:cNvGraphicFramePr>
+              <a:graphicFrameLocks noChangeAspect="1"/>
+            </wp:cNvGraphicFramePr>
+            <a:graphic>
+              <a:graphicData uri="http://schemas.openxmlformats.org/drawingml/2006/picture">
+                <pic:pic>
+                  <pic:nvPicPr>
+                    <pic:cNvPr id="0" name="01_overview_en.png"/>
+                    <pic:cNvPicPr/>
+                  </pic:nvPicPr>
+                  <pic:blipFill>
+                    <a:blip r:embed="rId10"/>
+                    <a:stretch>
+                      <a:fillRect/>
+                    </a:stretch>
+                  </pic:blipFill>
+                  <pic:spPr>
+                    <a:xfrm>
+                      <a:off x="0" y="0"/>
+                      <a:ext cx="5760000" cy="3859828"/>
+                    </a:xfrm>
+                    <a:prstGeom prst="rect"/>
+                  </pic:spPr>
+                </pic:pic>
+              </a:graphicData>
+            </a:graphic>
+          </wp:inline>
+        </w:drawing>
+      </w:r>
+    </w:p>
+    <w:p>
+      <w:pPr>
+        <w:spacing w:after="240"/>
+        <w:jc w:val="center"/>
+      </w:pPr>
+      <w:r>
+        <w:rPr>
+          <w:rFonts w:ascii="Microsoft YaHei" w:hAnsi="Microsoft YaHei" w:eastAsia="Microsoft YaHei"/>
+          <w:i/>
+          <w:color w:val="575C5E"/>
+          <w:sz w:val="18"/>
+        </w:rPr>
+        <w:t>System Architecture Overview</w:t>
+      </w:r>
+    </w:p>
+    <w:p>
+      <w:pPr>
+        <w:keepNext/>
+        <w:spacing w:before="280" w:after="160"/>
+      </w:pPr>
+      <w:r>
+        <w:rPr>
+          <w:rFonts w:ascii="Microsoft YaHei" w:hAnsi="Microsoft YaHei" w:eastAsia="Microsoft YaHei"/>
+          <w:b/>
+          <w:color w:val="374A4A"/>
+          <w:sz w:val="24"/>
+        </w:rPr>
+        <w:t>1. 多 Agent 协同校验 ⭐ 业内独创</w:t>
+      </w:r>
+    </w:p>
+    <w:p>
+      <w:pPr>
+        <w:spacing w:before="200" w:after="40"/>
+        <w:jc w:val="center"/>
+      </w:pPr>
+      <w:r>
+        <w:drawing>
+          <wp:inline xmlns:a="http://schemas.openxmlformats.org/drawingml/2006/main" xmlns:pic="http://schemas.openxmlformats.org/drawingml/2006/picture">
+            <wp:extent cx="5760000" cy="269244"/>
+            <wp:docPr id="3" name="Picture 3"/>
+            <wp:cNvGraphicFramePr>
+              <a:graphicFrameLocks noChangeAspect="1"/>
+            </wp:cNvGraphicFramePr>
+            <a:graphic>
+              <a:graphicData uri="http://schemas.openxmlformats.org/drawingml/2006/picture">
+                <pic:pic>
+                  <pic:nvPicPr>
+                    <pic:cNvPr id="0" name="02_multiagent_cn.png"/>
+                    <pic:cNvPicPr/>
+                  </pic:nvPicPr>
+                  <pic:blipFill>
+                    <a:blip r:embed="rId11"/>
+                    <a:stretch>
+                      <a:fillRect/>
+                    </a:stretch>
+                  </pic:blipFill>
+                  <pic:spPr>
+                    <a:xfrm>
+                      <a:off x="0" y="0"/>
+                      <a:ext cx="5760000" cy="269244"/>
+                    </a:xfrm>
+                    <a:prstGeom prst="rect"/>
+                  </pic:spPr>
+                </pic:pic>
+              </a:graphicData>
+            </a:graphic>
+          </wp:inline>
+        </w:drawing>
+      </w:r>
+    </w:p>
+    <w:p>
+      <w:pPr>
+        <w:spacing w:after="240"/>
+        <w:jc w:val="center"/>
+      </w:pPr>
+      <w:r>
+        <w:rPr>
+          <w:rFonts w:ascii="Microsoft YaHei" w:hAnsi="Microsoft YaHei" w:eastAsia="Microsoft YaHei"/>
+          <w:i/>
+          <w:color w:val="575C5E"/>
+          <w:sz w:val="18"/>
+        </w:rPr>
+        <w:t>4 Agent 协同流程 / Multi-Agent Workflow</w:t>
+      </w:r>
+    </w:p>
+    <w:p>
+      <w:pPr>
+        <w:spacing w:before="200" w:after="40"/>
+        <w:jc w:val="center"/>
+      </w:pPr>
+      <w:r>
+        <w:drawing>
+          <wp:inline xmlns:a="http://schemas.openxmlformats.org/drawingml/2006/main" xmlns:pic="http://schemas.openxmlformats.org/drawingml/2006/picture">
+            <wp:extent cx="5760000" cy="284370"/>
+            <wp:docPr id="4" name="Picture 4"/>
+            <wp:cNvGraphicFramePr>
+              <a:graphicFrameLocks noChangeAspect="1"/>
+            </wp:cNvGraphicFramePr>
+            <a:graphic>
+              <a:graphicData uri="http://schemas.openxmlformats.org/drawingml/2006/picture">
+                <pic:pic>
+                  <pic:nvPicPr>
+                    <pic:cNvPr id="0" name="02_multiagent_en.png"/>
+                    <pic:cNvPicPr/>
+                  </pic:nvPicPr>
+                  <pic:blipFill>
+                    <a:blip r:embed="rId12"/>
+                    <a:stretch>
+                      <a:fillRect/>
+                    </a:stretch>
+                  </pic:blipFill>
+                  <pic:spPr>
+                    <a:xfrm>
+                      <a:off x="0" y="0"/>
+                      <a:ext cx="5760000" cy="284370"/>
+                    </a:xfrm>
+                    <a:prstGeom prst="rect"/>
+                  </pic:spPr>
+                </pic:pic>
+              </a:graphicData>
+            </a:graphic>
+          </wp:inline>
+        </w:drawing>
+      </w:r>
+    </w:p>
+    <w:p>
+      <w:pPr>
+        <w:spacing w:after="240"/>
+        <w:jc w:val="center"/>
+      </w:pPr>
+      <w:r>
+        <w:rPr>
+          <w:rFonts w:ascii="Microsoft YaHei" w:hAnsi="Microsoft YaHei" w:eastAsia="Microsoft YaHei"/>
+          <w:i/>
+          <w:color w:val="575C5E"/>
+          <w:sz w:val="18"/>
+        </w:rPr>
+        <w:t>Multi-Agent Workflow</w:t>
+      </w:r>
+    </w:p>
+    <w:p>
+      <w:pPr>
+        <w:spacing w:after="80"/>
+        <w:ind w:firstLine="0"/>
+        <w:jc w:val="both"/>
+      </w:pPr>
+      <w:r>
+        <w:rPr>
+          <w:rFonts w:ascii="Microsoft YaHei" w:hAnsi="Microsoft YaHei" w:eastAsia="Microsoft YaHei"/>
+          <w:sz w:val="22"/>
+        </w:rPr>
+        <w:t>业内大多数法律 AI 助手采用"单次 LLM 调用"模式——问一次、答一次，容易出现幻觉（编造法条、虚构判例）。</w:t>
+      </w:r>
+    </w:p>
+    <w:p>
+      <w:pPr>
+        <w:spacing w:after="80"/>
+        <w:ind w:firstLine="0"/>
+        <w:jc w:val="both"/>
+      </w:pPr>
+      <w:r>
+        <w:rPr>
+          <w:rFonts w:ascii="Microsoft YaHei" w:hAnsi="Microsoft YaHei" w:eastAsia="Microsoft YaHei"/>
+          <w:b/>
+          <w:sz w:val="22"/>
+        </w:rPr>
+        <w:t>律瞳采用 4 Agent 协同架构</w:t>
+      </w:r>
+      <w:r>
+        <w:rPr>
+          <w:rFonts w:ascii="Microsoft YaHei" w:hAnsi="Microsoft YaHei" w:eastAsia="Microsoft YaHei"/>
+          <w:sz w:val="22"/>
+        </w:rPr>
+        <w:t>： - 4 个 Agent 独立运行，互不污染 - A3 引用核验 Agent 专门负责"逐字核对" - 整合阶段自动过滤"幻觉"引用 - 通过率即置信度分数</w:t>
+      </w:r>
+    </w:p>
+    <w:p>
+      <w:pPr>
+        <w:spacing w:after="80"/>
+        <w:ind w:firstLine="0"/>
+        <w:jc w:val="both"/>
+      </w:pPr>
+      <w:r>
+        <w:rPr>
+          <w:rFonts w:ascii="Microsoft YaHei" w:hAnsi="Microsoft YaHei" w:eastAsia="Microsoft YaHei"/>
+          <w:b/>
+          <w:sz w:val="22"/>
+        </w:rPr>
+        <w:t>对律师的实际意义</w:t>
+      </w:r>
+      <w:r>
+        <w:rPr>
+          <w:rFonts w:ascii="Microsoft YaHei" w:hAnsi="Microsoft YaHei" w:eastAsia="Microsoft YaHei"/>
+          <w:sz w:val="22"/>
+        </w:rPr>
+        <w:t>：律瞳不会瞎编法条——要么引用真实存在，要么这条观点被剔除。</w:t>
+      </w:r>
+    </w:p>
+    <w:p>
+      <w:pPr>
+        <w:keepNext/>
+        <w:spacing w:before="280" w:after="160"/>
+      </w:pPr>
+      <w:r>
+        <w:rPr>
+          <w:rFonts w:ascii="Microsoft YaHei" w:hAnsi="Microsoft YaHei" w:eastAsia="Microsoft YaHei"/>
+          <w:b/>
+          <w:color w:val="374A4A"/>
+          <w:sz w:val="24"/>
+        </w:rPr>
+        <w:t>2. 全链路引用溯源</w:t>
+      </w:r>
+    </w:p>
+    <w:p>
+      <w:pPr>
+        <w:spacing w:after="80"/>
+        <w:ind w:firstLine="0"/>
+        <w:jc w:val="both"/>
+      </w:pPr>
+      <w:r>
+        <w:rPr>
+          <w:rFonts w:ascii="Microsoft YaHei" w:hAnsi="Microsoft YaHei" w:eastAsia="Microsoft YaHei"/>
+          <w:sz w:val="22"/>
+        </w:rPr>
+        <w:t>每一条法律意见的来源都可追溯： - 知识库来源：国家法律法规数据库（公有领域） - 引用强制带 `[n]` 编号 → 点开跳到原文 - 每条法律附带官方源 URL → 律师可一键验证</w:t>
+      </w:r>
+    </w:p>
+    <w:p>
+      <w:pPr>
+        <w:keepNext/>
+        <w:spacing w:before="280" w:after="160"/>
+      </w:pPr>
+      <w:r>
+        <w:rPr>
+          <w:rFonts w:ascii="Microsoft YaHei" w:hAnsi="Microsoft YaHei" w:eastAsia="Microsoft YaHei"/>
+          <w:b/>
+          <w:color w:val="374A4A"/>
+          <w:sz w:val="24"/>
+        </w:rPr>
+        <w:t>3. RAG 检索去重与多视角</w:t>
+      </w:r>
+    </w:p>
+    <w:p>
+      <w:pPr>
+        <w:spacing w:after="80"/>
+        <w:ind w:firstLine="0"/>
+        <w:jc w:val="both"/>
+      </w:pPr>
+      <w:r>
+        <w:rPr>
+          <w:rFonts w:ascii="Microsoft YaHei" w:hAnsi="Microsoft YaHei" w:eastAsia="Microsoft YaHei"/>
+          <w:sz w:val="22"/>
+        </w:rPr>
+        <w:t>合同审查的"相关法条"模块采用 5 个法律关注点并行检索： - 劳动合同 期限 / 工资 / 竞业限制 / 解除 / 违约 - 召回 30 条 → 按 (法名+条款号) 去重 → 排序取前 5 - 保证 5 条结果</w:t>
+      </w:r>
+      <w:r>
+        <w:rPr>
+          <w:rFonts w:ascii="Microsoft YaHei" w:hAnsi="Microsoft YaHei" w:eastAsia="Microsoft YaHei"/>
+          <w:b/>
+          <w:sz w:val="22"/>
+        </w:rPr>
+        <w:t>跨法律、跨主题、互不重复</w:t>
+      </w:r>
+    </w:p>
+    <w:p>
+      <w:pPr>
+        <w:keepNext/>
+        <w:spacing w:before="280" w:after="160"/>
+      </w:pPr>
+      <w:r>
+        <w:rPr>
+          <w:rFonts w:ascii="Microsoft YaHei" w:hAnsi="Microsoft YaHei" w:eastAsia="Microsoft YaHei"/>
+          <w:b/>
+          <w:color w:val="374A4A"/>
+          <w:sz w:val="24"/>
+        </w:rPr>
+        <w:t>4. 与 aipath 共享账号体系</w:t>
+      </w:r>
+    </w:p>
+    <w:p>
+      <w:pPr>
+        <w:spacing w:after="80"/>
+        <w:ind w:firstLine="0"/>
+        <w:jc w:val="both"/>
+      </w:pPr>
+      <w:r>
+        <w:rPr>
+          <w:rFonts w:ascii="Microsoft YaHei" w:hAnsi="Microsoft YaHei" w:eastAsia="Microsoft YaHei"/>
+          <w:sz w:val="22"/>
+        </w:rPr>
+        <w:t>律瞳与同服务器上的 aipath 共享用户数据库： - 1 个账号两边通用 - 律师在律瞳注册后，自动在 aipath 也能登录 - 降低用户使用门槛</w:t>
+      </w:r>
+    </w:p>
+    <w:p>
+      <w:pPr>
+        <w:pBdr>
+          <w:bottom w:val="single" w:sz="6" w:color="0C4A3E"/>
+        </w:pBdr>
+      </w:pPr>
+    </w:p>
+    <w:p>
+      <w:pPr>
+        <w:keepNext/>
+        <w:spacing w:before="280" w:after="160"/>
+      </w:pPr>
+      <w:r>
+        <w:rPr>
+          <w:rFonts w:ascii="Microsoft YaHei" w:hAnsi="Microsoft YaHei" w:eastAsia="Microsoft YaHei"/>
+          <w:b/>
+          <w:color w:val="0A3D33"/>
+          <w:sz w:val="30"/>
+        </w:rPr>
+        <w:t>五、产品优势</w:t>
       </w:r>
     </w:p>
     <w:tbl>
@@ -4596,7 +2604,7 @@
                 <w:color w:val="FFFFFF"/>
                 <w:sz w:val="20"/>
               </w:rPr>
-              <w:t>数量</w:t>
+              <w:t>律瞳</w:t>
             </w:r>
           </w:p>
         </w:tc>
@@ -4615,7 +2623,7 @@
                 <w:color w:val="FFFFFF"/>
                 <w:sz w:val="20"/>
               </w:rPr>
-              <w:t>存储位置</w:t>
+              <w:t>传统单 LLM 法律助手</w:t>
             </w:r>
           </w:p>
         </w:tc>
@@ -4633,7 +2641,7 @@
                 <w:rFonts w:ascii="Microsoft YaHei" w:hAnsi="Microsoft YaHei" w:eastAsia="Microsoft YaHei"/>
                 <w:sz w:val="20"/>
               </w:rPr>
-              <w:t>**法律文档**</w:t>
+              <w:t>**幻觉**</w:t>
             </w:r>
           </w:p>
         </w:tc>
@@ -4649,7 +2657,7 @@
                 <w:rFonts w:ascii="Microsoft YaHei" w:hAnsi="Microsoft YaHei" w:eastAsia="Microsoft YaHei"/>
                 <w:sz w:val="20"/>
               </w:rPr>
-              <w:t>26 部</w:t>
+              <w:t>4 Agent 协同核验，自动过滤</w:t>
             </w:r>
           </w:p>
         </w:tc>
@@ -4665,7 +2673,7 @@
                 <w:rFonts w:ascii="Microsoft YaHei" w:hAnsi="Microsoft YaHei" w:eastAsia="Microsoft YaHei"/>
                 <w:sz w:val="20"/>
               </w:rPr>
-              <w:t>SQLite documents + Qdrant legal_knowledge (12,785 chunks)</w:t>
+              <w:t>靠模型"自觉"，容易编造法条</w:t>
             </w:r>
           </w:p>
         </w:tc>
@@ -4684,7 +2692,7 @@
                 <w:rFonts w:ascii="Microsoft YaHei" w:hAnsi="Microsoft YaHei" w:eastAsia="Microsoft YaHei"/>
                 <w:sz w:val="20"/>
               </w:rPr>
-              <w:t>**判例种子**</w:t>
+              <w:t>**可追溯**</w:t>
             </w:r>
           </w:p>
         </w:tc>
@@ -4701,7 +2709,7 @@
                 <w:rFonts w:ascii="Microsoft YaHei" w:hAnsi="Microsoft YaHei" w:eastAsia="Microsoft YaHei"/>
                 <w:sz w:val="20"/>
               </w:rPr>
-              <w:t>30 个</w:t>
+              <w:t>每条观点带引用编号 + 官方源链接</w:t>
             </w:r>
           </w:p>
         </w:tc>
@@ -4718,7 +2726,7 @@
                 <w:rFonts w:ascii="Microsoft YaHei" w:hAnsi="Microsoft YaHei" w:eastAsia="Microsoft YaHei"/>
                 <w:sz w:val="20"/>
               </w:rPr>
-              <w:t>SQLite documents + Qdrant legal_cases (90 chunks)</w:t>
+              <w:t>引用真假难辨</w:t>
             </w:r>
           </w:p>
         </w:tc>
@@ -4736,7 +2744,7 @@
                 <w:rFonts w:ascii="Microsoft YaHei" w:hAnsi="Microsoft YaHei" w:eastAsia="Microsoft YaHei"/>
                 <w:sz w:val="20"/>
               </w:rPr>
-              <w:t>**总文档**</w:t>
+              <w:t>**专业度**</w:t>
             </w:r>
           </w:p>
         </w:tc>
@@ -4752,7 +2760,7 @@
                 <w:rFonts w:ascii="Microsoft YaHei" w:hAnsi="Microsoft YaHei" w:eastAsia="Microsoft YaHei"/>
                 <w:sz w:val="20"/>
               </w:rPr>
-              <w:t>56</w:t>
+              <w:t>26 部现行法律 + 30 真实判例支撑</w:t>
             </w:r>
           </w:p>
         </w:tc>
@@ -4768,7 +2776,7 @@
                 <w:rFonts w:ascii="Microsoft YaHei" w:hAnsi="Microsoft YaHei" w:eastAsia="Microsoft YaHei"/>
                 <w:sz w:val="20"/>
               </w:rPr>
-              <w:t>—</w:t>
+              <w:t>训练数据黑盒，律师难验证</w:t>
             </w:r>
           </w:p>
         </w:tc>
@@ -4787,7 +2795,7 @@
                 <w:rFonts w:ascii="Microsoft YaHei" w:hAnsi="Microsoft YaHei" w:eastAsia="Microsoft YaHei"/>
                 <w:sz w:val="20"/>
               </w:rPr>
-              <w:t>**总向量**</w:t>
+              <w:t>**可解释性**</w:t>
             </w:r>
           </w:p>
         </w:tc>
@@ -4804,7 +2812,7 @@
                 <w:rFonts w:ascii="Microsoft YaHei" w:hAnsi="Microsoft YaHei" w:eastAsia="Microsoft YaHei"/>
                 <w:sz w:val="20"/>
               </w:rPr>
-              <w:t>17,116</w:t>
+              <w:t>引用通过率 = 置信度</w:t>
             </w:r>
           </w:p>
         </w:tc>
@@ -4821,7 +2829,7 @@
                 <w:rFonts w:ascii="Microsoft YaHei" w:hAnsi="Microsoft YaHei" w:eastAsia="Microsoft YaHei"/>
                 <w:sz w:val="20"/>
               </w:rPr>
-              <w:t>Qdrant 1.x 嵌入式</w:t>
+              <w:t>输出就是输出，无法判断可信度</w:t>
             </w:r>
           </w:p>
         </w:tc>
@@ -4839,7 +2847,7 @@
                 <w:rFonts w:ascii="Microsoft YaHei" w:hAnsi="Microsoft YaHei" w:eastAsia="Microsoft YaHei"/>
                 <w:sz w:val="20"/>
               </w:rPr>
-              <w:t>**真实用户**</w:t>
+              <w:t>**场景覆盖**</w:t>
             </w:r>
           </w:p>
         </w:tc>
@@ -4855,7 +2863,7 @@
                 <w:rFonts w:ascii="Microsoft YaHei" w:hAnsi="Microsoft YaHei" w:eastAsia="Microsoft YaHei"/>
                 <w:sz w:val="20"/>
               </w:rPr>
-              <w:t>12+</w:t>
+              <w:t>案情分析 / 类案检索 / 合同审查 / 知识库</w:t>
             </w:r>
           </w:p>
         </w:tc>
@@ -4871,864 +2879,7 @@
                 <w:rFonts w:ascii="Microsoft YaHei" w:hAnsi="Microsoft YaHei" w:eastAsia="Microsoft YaHei"/>
                 <w:sz w:val="20"/>
               </w:rPr>
-              <w:t>共享 aipath SQLite (career.db users)</w:t>
-            </w:r>
-          </w:p>
-        </w:tc>
-      </w:tr>
-      <w:tr>
-        <w:tc>
-          <w:tcPr>
-            <w:tcW w:type="dxa" w:w="3024"/>
-            <w:vAlign w:val="center"/>
-            <w:shd w:val="clear" w:color="auto" w:fill="F0FDF4"/>
-          </w:tcPr>
-          <w:p>
-            <w:r/>
-            <w:r>
-              <w:rPr>
-                <w:rFonts w:ascii="Microsoft YaHei" w:hAnsi="Microsoft YaHei" w:eastAsia="Microsoft YaHei"/>
-                <w:sz w:val="20"/>
-              </w:rPr>
-              <w:t>**用户表记录**</w:t>
-            </w:r>
-          </w:p>
-        </w:tc>
-        <w:tc>
-          <w:tcPr>
-            <w:tcW w:type="dxa" w:w="3024"/>
-            <w:vAlign w:val="center"/>
-            <w:shd w:val="clear" w:color="auto" w:fill="F0FDF4"/>
-          </w:tcPr>
-          <w:p>
-            <w:r/>
-            <w:r>
-              <w:rPr>
-                <w:rFonts w:ascii="Microsoft YaHei" w:hAnsi="Microsoft YaHei" w:eastAsia="Microsoft YaHei"/>
-                <w:sz w:val="20"/>
-              </w:rPr>
-              <w:t>—</w:t>
-            </w:r>
-          </w:p>
-        </w:tc>
-        <w:tc>
-          <w:tcPr>
-            <w:tcW w:type="dxa" w:w="3024"/>
-            <w:vAlign w:val="center"/>
-            <w:shd w:val="clear" w:color="auto" w:fill="F0FDF4"/>
-          </w:tcPr>
-          <w:p>
-            <w:r/>
-            <w:r>
-              <w:rPr>
-                <w:rFonts w:ascii="Microsoft YaHei" w:hAnsi="Microsoft YaHei" w:eastAsia="Microsoft YaHei"/>
-                <w:sz w:val="20"/>
-              </w:rPr>
-              <w:t>/opt/aipath-backend/backend/data/career.db</w:t>
-            </w:r>
-          </w:p>
-        </w:tc>
-      </w:tr>
-    </w:tbl>
-    <w:p>
-      <w:pPr>
-        <w:keepNext/>
-        <w:spacing w:before="240" w:after="120"/>
-      </w:pPr>
-      <w:r>
-        <w:rPr>
-          <w:rFonts w:ascii="Microsoft YaHei" w:hAnsi="Microsoft YaHei" w:eastAsia="Microsoft YaHei"/>
-          <w:b/>
-          <w:color w:val="374A4A"/>
-          <w:sz w:val="24"/>
-        </w:rPr>
-        <w:t>5.1 26 部法律清单</w:t>
-      </w:r>
-    </w:p>
-    <w:tbl>
-      <w:tblPr>
-        <w:tblStyle w:val="LightGrid-Accent1"/>
-        <w:tblW w:type="auto" w:w="0"/>
-        <w:jc w:val="center"/>
-        <w:tblLook w:firstColumn="1" w:firstRow="1" w:lastColumn="0" w:lastRow="0" w:noHBand="0" w:noVBand="1" w:val="04A0"/>
-      </w:tblPr>
-      <w:tblGrid>
-        <w:gridCol w:w="3024"/>
-        <w:gridCol w:w="3024"/>
-        <w:gridCol w:w="3024"/>
-      </w:tblGrid>
-      <w:tr>
-        <w:tc>
-          <w:tcPr>
-            <w:tcW w:type="dxa" w:w="3024"/>
-            <w:shd w:val="clear" w:color="auto" w:fill="0C4A3E"/>
-            <w:vAlign w:val="center"/>
-          </w:tcPr>
-          <w:p>
-            <w:r/>
-            <w:r>
-              <w:rPr>
-                <w:rFonts w:ascii="Microsoft YaHei" w:hAnsi="Microsoft YaHei" w:eastAsia="Microsoft YaHei"/>
-                <w:b/>
-                <w:color w:val="FFFFFF"/>
-                <w:sz w:val="20"/>
-              </w:rPr>
-              <w:t>序号</w:t>
-            </w:r>
-          </w:p>
-        </w:tc>
-        <w:tc>
-          <w:tcPr>
-            <w:tcW w:type="dxa" w:w="3024"/>
-            <w:shd w:val="clear" w:color="auto" w:fill="0C4A3E"/>
-            <w:vAlign w:val="center"/>
-          </w:tcPr>
-          <w:p>
-            <w:r/>
-            <w:r>
-              <w:rPr>
-                <w:rFonts w:ascii="Microsoft YaHei" w:hAnsi="Microsoft YaHei" w:eastAsia="Microsoft YaHei"/>
-                <w:b/>
-                <w:color w:val="FFFFFF"/>
-                <w:sz w:val="20"/>
-              </w:rPr>
-              <w:t>法律名称</w:t>
-            </w:r>
-          </w:p>
-        </w:tc>
-        <w:tc>
-          <w:tcPr>
-            <w:tcW w:type="dxa" w:w="3024"/>
-            <w:shd w:val="clear" w:color="auto" w:fill="0C4A3E"/>
-            <w:vAlign w:val="center"/>
-          </w:tcPr>
-          <w:p>
-            <w:r/>
-            <w:r>
-              <w:rPr>
-                <w:rFonts w:ascii="Microsoft YaHei" w:hAnsi="Microsoft YaHei" w:eastAsia="Microsoft YaHei"/>
-                <w:b/>
-                <w:color w:val="FFFFFF"/>
-                <w:sz w:val="20"/>
-              </w:rPr>
-              <w:t>状态</w:t>
-            </w:r>
-          </w:p>
-        </w:tc>
-      </w:tr>
-      <w:tr>
-        <w:tc>
-          <w:tcPr>
-            <w:tcW w:type="dxa" w:w="3024"/>
-            <w:vAlign w:val="center"/>
-          </w:tcPr>
-          <w:p>
-            <w:r/>
-            <w:r>
-              <w:rPr>
-                <w:rFonts w:ascii="Microsoft YaHei" w:hAnsi="Microsoft YaHei" w:eastAsia="Microsoft YaHei"/>
-                <w:sz w:val="20"/>
-              </w:rPr>
-              <w:t>1</w:t>
-            </w:r>
-          </w:p>
-        </w:tc>
-        <w:tc>
-          <w:tcPr>
-            <w:tcW w:type="dxa" w:w="3024"/>
-            <w:vAlign w:val="center"/>
-          </w:tcPr>
-          <w:p>
-            <w:r/>
-            <w:r>
-              <w:rPr>
-                <w:rFonts w:ascii="Microsoft YaHei" w:hAnsi="Microsoft YaHei" w:eastAsia="Microsoft YaHei"/>
-                <w:sz w:val="20"/>
-              </w:rPr>
-              <w:t>中华人民共和国宪法</w:t>
-            </w:r>
-          </w:p>
-        </w:tc>
-        <w:tc>
-          <w:tcPr>
-            <w:tcW w:type="dxa" w:w="3024"/>
-            <w:vAlign w:val="center"/>
-          </w:tcPr>
-          <w:p>
-            <w:r/>
-            <w:r>
-              <w:rPr>
-                <w:rFonts w:ascii="Microsoft YaHei" w:hAnsi="Microsoft YaHei" w:eastAsia="Microsoft YaHei"/>
-                <w:sz w:val="20"/>
-              </w:rPr>
-              <w:t>现行</w:t>
-            </w:r>
-          </w:p>
-        </w:tc>
-      </w:tr>
-      <w:tr>
-        <w:tc>
-          <w:tcPr>
-            <w:tcW w:type="dxa" w:w="3024"/>
-            <w:vAlign w:val="center"/>
-            <w:shd w:val="clear" w:color="auto" w:fill="F0FDF4"/>
-          </w:tcPr>
-          <w:p>
-            <w:r/>
-            <w:r>
-              <w:rPr>
-                <w:rFonts w:ascii="Microsoft YaHei" w:hAnsi="Microsoft YaHei" w:eastAsia="Microsoft YaHei"/>
-                <w:sz w:val="20"/>
-              </w:rPr>
-              <w:t>2</w:t>
-            </w:r>
-          </w:p>
-        </w:tc>
-        <w:tc>
-          <w:tcPr>
-            <w:tcW w:type="dxa" w:w="3024"/>
-            <w:vAlign w:val="center"/>
-            <w:shd w:val="clear" w:color="auto" w:fill="F0FDF4"/>
-          </w:tcPr>
-          <w:p>
-            <w:r/>
-            <w:r>
-              <w:rPr>
-                <w:rFonts w:ascii="Microsoft YaHei" w:hAnsi="Microsoft YaHei" w:eastAsia="Microsoft YaHei"/>
-                <w:sz w:val="20"/>
-              </w:rPr>
-              <w:t>中华人民共和国民法典</w:t>
-            </w:r>
-          </w:p>
-        </w:tc>
-        <w:tc>
-          <w:tcPr>
-            <w:tcW w:type="dxa" w:w="3024"/>
-            <w:vAlign w:val="center"/>
-            <w:shd w:val="clear" w:color="auto" w:fill="F0FDF4"/>
-          </w:tcPr>
-          <w:p>
-            <w:r/>
-            <w:r>
-              <w:rPr>
-                <w:rFonts w:ascii="Microsoft YaHei" w:hAnsi="Microsoft YaHei" w:eastAsia="Microsoft YaHei"/>
-                <w:sz w:val="20"/>
-              </w:rPr>
-              <w:t>现行</w:t>
-            </w:r>
-          </w:p>
-        </w:tc>
-      </w:tr>
-      <w:tr>
-        <w:tc>
-          <w:tcPr>
-            <w:tcW w:type="dxa" w:w="3024"/>
-            <w:vAlign w:val="center"/>
-          </w:tcPr>
-          <w:p>
-            <w:r/>
-            <w:r>
-              <w:rPr>
-                <w:rFonts w:ascii="Microsoft YaHei" w:hAnsi="Microsoft YaHei" w:eastAsia="Microsoft YaHei"/>
-                <w:sz w:val="20"/>
-              </w:rPr>
-              <w:t>3</w:t>
-            </w:r>
-          </w:p>
-        </w:tc>
-        <w:tc>
-          <w:tcPr>
-            <w:tcW w:type="dxa" w:w="3024"/>
-            <w:vAlign w:val="center"/>
-          </w:tcPr>
-          <w:p>
-            <w:r/>
-            <w:r>
-              <w:rPr>
-                <w:rFonts w:ascii="Microsoft YaHei" w:hAnsi="Microsoft YaHei" w:eastAsia="Microsoft YaHei"/>
-                <w:sz w:val="20"/>
-              </w:rPr>
-              <w:t>中华人民共和国刑法</w:t>
-            </w:r>
-          </w:p>
-        </w:tc>
-        <w:tc>
-          <w:tcPr>
-            <w:tcW w:type="dxa" w:w="3024"/>
-            <w:vAlign w:val="center"/>
-          </w:tcPr>
-          <w:p>
-            <w:r/>
-            <w:r>
-              <w:rPr>
-                <w:rFonts w:ascii="Microsoft YaHei" w:hAnsi="Microsoft YaHei" w:eastAsia="Microsoft YaHei"/>
-                <w:sz w:val="20"/>
-              </w:rPr>
-              <w:t>现行</w:t>
-            </w:r>
-          </w:p>
-        </w:tc>
-      </w:tr>
-      <w:tr>
-        <w:tc>
-          <w:tcPr>
-            <w:tcW w:type="dxa" w:w="3024"/>
-            <w:vAlign w:val="center"/>
-            <w:shd w:val="clear" w:color="auto" w:fill="F0FDF4"/>
-          </w:tcPr>
-          <w:p>
-            <w:r/>
-            <w:r>
-              <w:rPr>
-                <w:rFonts w:ascii="Microsoft YaHei" w:hAnsi="Microsoft YaHei" w:eastAsia="Microsoft YaHei"/>
-                <w:sz w:val="20"/>
-              </w:rPr>
-              <w:t>4-9</w:t>
-            </w:r>
-          </w:p>
-        </w:tc>
-        <w:tc>
-          <w:tcPr>
-            <w:tcW w:type="dxa" w:w="3024"/>
-            <w:vAlign w:val="center"/>
-            <w:shd w:val="clear" w:color="auto" w:fill="F0FDF4"/>
-          </w:tcPr>
-          <w:p>
-            <w:r/>
-            <w:r>
-              <w:rPr>
-                <w:rFonts w:ascii="Microsoft YaHei" w:hAnsi="Microsoft YaHei" w:eastAsia="Microsoft YaHei"/>
-                <w:sz w:val="20"/>
-              </w:rPr>
-              <w:t>三大诉讼法 + 三大行政法</w:t>
-            </w:r>
-          </w:p>
-        </w:tc>
-        <w:tc>
-          <w:tcPr>
-            <w:tcW w:type="dxa" w:w="3024"/>
-            <w:vAlign w:val="center"/>
-            <w:shd w:val="clear" w:color="auto" w:fill="F0FDF4"/>
-          </w:tcPr>
-          <w:p>
-            <w:r/>
-            <w:r>
-              <w:rPr>
-                <w:rFonts w:ascii="Microsoft YaHei" w:hAnsi="Microsoft YaHei" w:eastAsia="Microsoft YaHei"/>
-                <w:sz w:val="20"/>
-              </w:rPr>
-              <w:t>现行</w:t>
-            </w:r>
-          </w:p>
-        </w:tc>
-      </w:tr>
-      <w:tr>
-        <w:tc>
-          <w:tcPr>
-            <w:tcW w:type="dxa" w:w="3024"/>
-            <w:vAlign w:val="center"/>
-          </w:tcPr>
-          <w:p>
-            <w:r/>
-            <w:r>
-              <w:rPr>
-                <w:rFonts w:ascii="Microsoft YaHei" w:hAnsi="Microsoft YaHei" w:eastAsia="Microsoft YaHei"/>
-                <w:sz w:val="20"/>
-              </w:rPr>
-              <w:t>10-12</w:t>
-            </w:r>
-          </w:p>
-        </w:tc>
-        <w:tc>
-          <w:tcPr>
-            <w:tcW w:type="dxa" w:w="3024"/>
-            <w:vAlign w:val="center"/>
-          </w:tcPr>
-          <w:p>
-            <w:r/>
-            <w:r>
-              <w:rPr>
-                <w:rFonts w:ascii="Microsoft YaHei" w:hAnsi="Microsoft YaHei" w:eastAsia="Microsoft YaHei"/>
-                <w:sz w:val="20"/>
-              </w:rPr>
-              <w:t>公司法 / 合伙企业法 / 破产法</w:t>
-            </w:r>
-          </w:p>
-        </w:tc>
-        <w:tc>
-          <w:tcPr>
-            <w:tcW w:type="dxa" w:w="3024"/>
-            <w:vAlign w:val="center"/>
-          </w:tcPr>
-          <w:p>
-            <w:r/>
-            <w:r>
-              <w:rPr>
-                <w:rFonts w:ascii="Microsoft YaHei" w:hAnsi="Microsoft YaHei" w:eastAsia="Microsoft YaHei"/>
-                <w:sz w:val="20"/>
-              </w:rPr>
-              <w:t>现行</w:t>
-            </w:r>
-          </w:p>
-        </w:tc>
-      </w:tr>
-      <w:tr>
-        <w:tc>
-          <w:tcPr>
-            <w:tcW w:type="dxa" w:w="3024"/>
-            <w:vAlign w:val="center"/>
-            <w:shd w:val="clear" w:color="auto" w:fill="F0FDF4"/>
-          </w:tcPr>
-          <w:p>
-            <w:r/>
-            <w:r>
-              <w:rPr>
-                <w:rFonts w:ascii="Microsoft YaHei" w:hAnsi="Microsoft YaHei" w:eastAsia="Microsoft YaHei"/>
-                <w:sz w:val="20"/>
-              </w:rPr>
-              <w:t>13-15</w:t>
-            </w:r>
-          </w:p>
-        </w:tc>
-        <w:tc>
-          <w:tcPr>
-            <w:tcW w:type="dxa" w:w="3024"/>
-            <w:vAlign w:val="center"/>
-            <w:shd w:val="clear" w:color="auto" w:fill="F0FDF4"/>
-          </w:tcPr>
-          <w:p>
-            <w:r/>
-            <w:r>
-              <w:rPr>
-                <w:rFonts w:ascii="Microsoft YaHei" w:hAnsi="Microsoft YaHei" w:eastAsia="Microsoft YaHei"/>
-                <w:sz w:val="20"/>
-              </w:rPr>
-              <w:t>劳动合同法 / 劳动法 / 仲裁法</w:t>
-            </w:r>
-          </w:p>
-        </w:tc>
-        <w:tc>
-          <w:tcPr>
-            <w:tcW w:type="dxa" w:w="3024"/>
-            <w:vAlign w:val="center"/>
-            <w:shd w:val="clear" w:color="auto" w:fill="F0FDF4"/>
-          </w:tcPr>
-          <w:p>
-            <w:r/>
-            <w:r>
-              <w:rPr>
-                <w:rFonts w:ascii="Microsoft YaHei" w:hAnsi="Microsoft YaHei" w:eastAsia="Microsoft YaHei"/>
-                <w:sz w:val="20"/>
-              </w:rPr>
-              <w:t>现行</w:t>
-            </w:r>
-          </w:p>
-        </w:tc>
-      </w:tr>
-      <w:tr>
-        <w:tc>
-          <w:tcPr>
-            <w:tcW w:type="dxa" w:w="3024"/>
-            <w:vAlign w:val="center"/>
-          </w:tcPr>
-          <w:p>
-            <w:r/>
-            <w:r>
-              <w:rPr>
-                <w:rFonts w:ascii="Microsoft YaHei" w:hAnsi="Microsoft YaHei" w:eastAsia="Microsoft YaHei"/>
-                <w:sz w:val="20"/>
-              </w:rPr>
-              <w:t>16-20</w:t>
-            </w:r>
-          </w:p>
-        </w:tc>
-        <w:tc>
-          <w:tcPr>
-            <w:tcW w:type="dxa" w:w="3024"/>
-            <w:vAlign w:val="center"/>
-          </w:tcPr>
-          <w:p>
-            <w:r/>
-            <w:r>
-              <w:rPr>
-                <w:rFonts w:ascii="Microsoft YaHei" w:hAnsi="Microsoft YaHei" w:eastAsia="Microsoft YaHei"/>
-                <w:sz w:val="20"/>
-              </w:rPr>
-              <w:t>消费者权益 / 产品质量 / 食品安全 / 保险 / 证券</w:t>
-            </w:r>
-          </w:p>
-        </w:tc>
-        <w:tc>
-          <w:tcPr>
-            <w:tcW w:type="dxa" w:w="3024"/>
-            <w:vAlign w:val="center"/>
-          </w:tcPr>
-          <w:p>
-            <w:r/>
-            <w:r>
-              <w:rPr>
-                <w:rFonts w:ascii="Microsoft YaHei" w:hAnsi="Microsoft YaHei" w:eastAsia="Microsoft YaHei"/>
-                <w:sz w:val="20"/>
-              </w:rPr>
-              <w:t>现行</w:t>
-            </w:r>
-          </w:p>
-        </w:tc>
-      </w:tr>
-      <w:tr>
-        <w:tc>
-          <w:tcPr>
-            <w:tcW w:type="dxa" w:w="3024"/>
-            <w:vAlign w:val="center"/>
-            <w:shd w:val="clear" w:color="auto" w:fill="F0FDF4"/>
-          </w:tcPr>
-          <w:p>
-            <w:r/>
-            <w:r>
-              <w:rPr>
-                <w:rFonts w:ascii="Microsoft YaHei" w:hAnsi="Microsoft YaHei" w:eastAsia="Microsoft YaHei"/>
-                <w:sz w:val="20"/>
-              </w:rPr>
-              <w:t>21-25</w:t>
-            </w:r>
-          </w:p>
-        </w:tc>
-        <w:tc>
-          <w:tcPr>
-            <w:tcW w:type="dxa" w:w="3024"/>
-            <w:vAlign w:val="center"/>
-            <w:shd w:val="clear" w:color="auto" w:fill="F0FDF4"/>
-          </w:tcPr>
-          <w:p>
-            <w:r/>
-            <w:r>
-              <w:rPr>
-                <w:rFonts w:ascii="Microsoft YaHei" w:hAnsi="Microsoft YaHei" w:eastAsia="Microsoft YaHei"/>
-                <w:sz w:val="20"/>
-              </w:rPr>
-              <w:t>著作权 / 专利 / 商标 / 反不正当竞争 / 反垄断</w:t>
-            </w:r>
-          </w:p>
-        </w:tc>
-        <w:tc>
-          <w:tcPr>
-            <w:tcW w:type="dxa" w:w="3024"/>
-            <w:vAlign w:val="center"/>
-            <w:shd w:val="clear" w:color="auto" w:fill="F0FDF4"/>
-          </w:tcPr>
-          <w:p>
-            <w:r/>
-            <w:r>
-              <w:rPr>
-                <w:rFonts w:ascii="Microsoft YaHei" w:hAnsi="Microsoft YaHei" w:eastAsia="Microsoft YaHei"/>
-                <w:sz w:val="20"/>
-              </w:rPr>
-              <w:t>现行</w:t>
-            </w:r>
-          </w:p>
-        </w:tc>
-      </w:tr>
-      <w:tr>
-        <w:tc>
-          <w:tcPr>
-            <w:tcW w:type="dxa" w:w="3024"/>
-            <w:vAlign w:val="center"/>
-          </w:tcPr>
-          <w:p>
-            <w:r/>
-            <w:r>
-              <w:rPr>
-                <w:rFonts w:ascii="Microsoft YaHei" w:hAnsi="Microsoft YaHei" w:eastAsia="Microsoft YaHei"/>
-                <w:sz w:val="20"/>
-              </w:rPr>
-              <w:t>26</w:t>
-            </w:r>
-          </w:p>
-        </w:tc>
-        <w:tc>
-          <w:tcPr>
-            <w:tcW w:type="dxa" w:w="3024"/>
-            <w:vAlign w:val="center"/>
-          </w:tcPr>
-          <w:p>
-            <w:r/>
-            <w:r>
-              <w:rPr>
-                <w:rFonts w:ascii="Microsoft YaHei" w:hAnsi="Microsoft YaHei" w:eastAsia="Microsoft YaHei"/>
-                <w:sz w:val="20"/>
-              </w:rPr>
-              <w:t>道路交通安全法</w:t>
-            </w:r>
-          </w:p>
-        </w:tc>
-        <w:tc>
-          <w:tcPr>
-            <w:tcW w:type="dxa" w:w="3024"/>
-            <w:vAlign w:val="center"/>
-          </w:tcPr>
-          <w:p>
-            <w:r/>
-            <w:r>
-              <w:rPr>
-                <w:rFonts w:ascii="Microsoft YaHei" w:hAnsi="Microsoft YaHei" w:eastAsia="Microsoft YaHei"/>
-                <w:sz w:val="20"/>
-              </w:rPr>
-              <w:t>现行</w:t>
-            </w:r>
-          </w:p>
-        </w:tc>
-      </w:tr>
-    </w:tbl>
-    <w:p>
-      <w:pPr>
-        <w:spacing w:after="80"/>
-        <w:ind w:firstLine="0"/>
-        <w:jc w:val="both"/>
-      </w:pPr>
-      <w:r>
-        <w:rPr>
-          <w:rFonts w:ascii="Microsoft YaHei" w:hAnsi="Microsoft YaHei" w:eastAsia="Microsoft YaHei"/>
-          <w:sz w:val="22"/>
-        </w:rPr>
-        <w:t>数据来源：国家法律法规数据库 https://flk.npc.gov.cn/</w:t>
-      </w:r>
-    </w:p>
-    <w:p>
-      <w:pPr>
-        <w:keepNext/>
-        <w:spacing w:before="240" w:after="120"/>
-      </w:pPr>
-      <w:r>
-        <w:rPr>
-          <w:rFonts w:ascii="Microsoft YaHei" w:hAnsi="Microsoft YaHei" w:eastAsia="Microsoft YaHei"/>
-          <w:b/>
-          <w:color w:val="374A4A"/>
-          <w:sz w:val="24"/>
-        </w:rPr>
-        <w:t>5.2 数据合法性</w:t>
-      </w:r>
-    </w:p>
-    <w:tbl>
-      <w:tblPr>
-        <w:tblStyle w:val="LightGrid-Accent1"/>
-        <w:tblW w:type="auto" w:w="0"/>
-        <w:jc w:val="center"/>
-        <w:tblLook w:firstColumn="1" w:firstRow="1" w:lastColumn="0" w:lastRow="0" w:noHBand="0" w:noVBand="1" w:val="04A0"/>
-      </w:tblPr>
-      <w:tblGrid>
-        <w:gridCol w:w="4536"/>
-        <w:gridCol w:w="4536"/>
-      </w:tblGrid>
-      <w:tr>
-        <w:tc>
-          <w:tcPr>
-            <w:tcW w:type="dxa" w:w="4536"/>
-            <w:shd w:val="clear" w:color="auto" w:fill="0C4A3E"/>
-            <w:vAlign w:val="center"/>
-          </w:tcPr>
-          <w:p>
-            <w:r/>
-            <w:r>
-              <w:rPr>
-                <w:rFonts w:ascii="Microsoft YaHei" w:hAnsi="Microsoft YaHei" w:eastAsia="Microsoft YaHei"/>
-                <w:b/>
-                <w:color w:val="FFFFFF"/>
-                <w:sz w:val="20"/>
-              </w:rPr>
-              <w:t>类别</w:t>
-            </w:r>
-          </w:p>
-        </w:tc>
-        <w:tc>
-          <w:tcPr>
-            <w:tcW w:type="dxa" w:w="4536"/>
-            <w:shd w:val="clear" w:color="auto" w:fill="0C4A3E"/>
-            <w:vAlign w:val="center"/>
-          </w:tcPr>
-          <w:p>
-            <w:r/>
-            <w:r>
-              <w:rPr>
-                <w:rFonts w:ascii="Microsoft YaHei" w:hAnsi="Microsoft YaHei" w:eastAsia="Microsoft YaHei"/>
-                <w:b/>
-                <w:color w:val="FFFFFF"/>
-                <w:sz w:val="20"/>
-              </w:rPr>
-              <w:t>合法性</w:t>
-            </w:r>
-          </w:p>
-        </w:tc>
-      </w:tr>
-      <w:tr>
-        <w:tc>
-          <w:tcPr>
-            <w:tcW w:type="dxa" w:w="4536"/>
-            <w:vAlign w:val="center"/>
-          </w:tcPr>
-          <w:p>
-            <w:r/>
-            <w:r>
-              <w:rPr>
-                <w:rFonts w:ascii="Microsoft YaHei" w:hAnsi="Microsoft YaHei" w:eastAsia="Microsoft YaHei"/>
-                <w:sz w:val="20"/>
-              </w:rPr>
-              <w:t>法律文本</w:t>
-            </w:r>
-          </w:p>
-        </w:tc>
-        <w:tc>
-          <w:tcPr>
-            <w:tcW w:type="dxa" w:w="4536"/>
-            <w:vAlign w:val="center"/>
-          </w:tcPr>
-          <w:p>
-            <w:r/>
-            <w:r>
-              <w:rPr>
-                <w:rFonts w:ascii="Microsoft YaHei" w:hAnsi="Microsoft YaHei" w:eastAsia="Microsoft YaHei"/>
-                <w:sz w:val="20"/>
-              </w:rPr>
-              <w:t>公有领域（《著作权法》第五条：法律法规不享有著作权）</w:t>
-            </w:r>
-          </w:p>
-        </w:tc>
-      </w:tr>
-      <w:tr>
-        <w:tc>
-          <w:tcPr>
-            <w:tcW w:type="dxa" w:w="4536"/>
-            <w:vAlign w:val="center"/>
-            <w:shd w:val="clear" w:color="auto" w:fill="F0FDF4"/>
-          </w:tcPr>
-          <w:p>
-            <w:r/>
-            <w:r>
-              <w:rPr>
-                <w:rFonts w:ascii="Microsoft YaHei" w:hAnsi="Microsoft YaHei" w:eastAsia="Microsoft YaHei"/>
-                <w:sz w:val="20"/>
-              </w:rPr>
-              <w:t>判例案号</w:t>
-            </w:r>
-          </w:p>
-        </w:tc>
-        <w:tc>
-          <w:tcPr>
-            <w:tcW w:type="dxa" w:w="4536"/>
-            <w:vAlign w:val="center"/>
-            <w:shd w:val="clear" w:color="auto" w:fill="F0FDF4"/>
-          </w:tcPr>
-          <w:p>
-            <w:r/>
-            <w:r>
-              <w:rPr>
-                <w:rFonts w:ascii="Microsoft YaHei" w:hAnsi="Microsoft YaHei" w:eastAsia="Microsoft YaHei"/>
-                <w:sz w:val="20"/>
-              </w:rPr>
-              <w:t>公开事实信息</w:t>
-            </w:r>
-          </w:p>
-        </w:tc>
-      </w:tr>
-      <w:tr>
-        <w:tc>
-          <w:tcPr>
-            <w:tcW w:type="dxa" w:w="4536"/>
-            <w:vAlign w:val="center"/>
-          </w:tcPr>
-          <w:p>
-            <w:r/>
-            <w:r>
-              <w:rPr>
-                <w:rFonts w:ascii="Microsoft YaHei" w:hAnsi="Microsoft YaHei" w:eastAsia="Microsoft YaHei"/>
-                <w:sz w:val="20"/>
-              </w:rPr>
-              <w:t>判例案情</w:t>
-            </w:r>
-          </w:p>
-        </w:tc>
-        <w:tc>
-          <w:tcPr>
-            <w:tcW w:type="dxa" w:w="4536"/>
-            <w:vAlign w:val="center"/>
-          </w:tcPr>
-          <w:p>
-            <w:r/>
-            <w:r>
-              <w:rPr>
-                <w:rFonts w:ascii="Microsoft YaHei" w:hAnsi="Microsoft YaHei" w:eastAsia="Microsoft YaHei"/>
-                <w:sz w:val="20"/>
-              </w:rPr>
-              <w:t>经脱敏改写（不复制原判决全文）</w:t>
-            </w:r>
-          </w:p>
-        </w:tc>
-      </w:tr>
-      <w:tr>
-        <w:tc>
-          <w:tcPr>
-            <w:tcW w:type="dxa" w:w="4536"/>
-            <w:vAlign w:val="center"/>
-            <w:shd w:val="clear" w:color="auto" w:fill="F0FDF4"/>
-          </w:tcPr>
-          <w:p>
-            <w:r/>
-            <w:r>
-              <w:rPr>
-                <w:rFonts w:ascii="Microsoft YaHei" w:hAnsi="Microsoft YaHei" w:eastAsia="Microsoft YaHei"/>
-                <w:sz w:val="20"/>
-              </w:rPr>
-              <w:t>用户输入</w:t>
-            </w:r>
-          </w:p>
-        </w:tc>
-        <w:tc>
-          <w:tcPr>
-            <w:tcW w:type="dxa" w:w="4536"/>
-            <w:vAlign w:val="center"/>
-            <w:shd w:val="clear" w:color="auto" w:fill="F0FDF4"/>
-          </w:tcPr>
-          <w:p>
-            <w:r/>
-            <w:r>
-              <w:rPr>
-                <w:rFonts w:ascii="Microsoft YaHei" w:hAnsi="Microsoft YaHei" w:eastAsia="Microsoft YaHei"/>
-                <w:sz w:val="20"/>
-              </w:rPr>
-              <w:t>不持久化、不训练</w:t>
-            </w:r>
-          </w:p>
-        </w:tc>
-      </w:tr>
-      <w:tr>
-        <w:tc>
-          <w:tcPr>
-            <w:tcW w:type="dxa" w:w="4536"/>
-            <w:vAlign w:val="center"/>
-          </w:tcPr>
-          <w:p>
-            <w:r/>
-            <w:r>
-              <w:rPr>
-                <w:rFonts w:ascii="Microsoft YaHei" w:hAnsi="Microsoft YaHei" w:eastAsia="Microsoft YaHei"/>
-                <w:sz w:val="20"/>
-              </w:rPr>
-              <w:t>LLM API Key</w:t>
-            </w:r>
-          </w:p>
-        </w:tc>
-        <w:tc>
-          <w:tcPr>
-            <w:tcW w:type="dxa" w:w="4536"/>
-            <w:vAlign w:val="center"/>
-          </w:tcPr>
-          <w:p>
-            <w:r/>
-            <w:r>
-              <w:rPr>
-                <w:rFonts w:ascii="Microsoft YaHei" w:hAnsi="Microsoft YaHei" w:eastAsia="Microsoft YaHei"/>
-                <w:sz w:val="20"/>
-              </w:rPr>
-              <w:t>文件权限 600，仅在服务端 .env</w:t>
+              <w:t>多数只有智能问答</w:t>
             </w:r>
           </w:p>
         </w:tc>
@@ -5744,852 +2895,18 @@
     <w:p>
       <w:pPr>
         <w:keepNext/>
-        <w:spacing w:before="240" w:after="120"/>
+        <w:spacing w:before="280" w:after="160"/>
       </w:pPr>
       <w:r>
         <w:rPr>
           <w:rFonts w:ascii="Microsoft YaHei" w:hAnsi="Microsoft YaHei" w:eastAsia="Microsoft YaHei"/>
           <w:b/>
           <w:color w:val="0A3D33"/>
-          <w:sz w:val="28"/>
+          <w:sz w:val="30"/>
         </w:rPr>
-        <w:t>6. 性能指标</w:t>
+        <w:t>六、面向评委的设计理念</w:t>
       </w:r>
     </w:p>
-    <w:tbl>
-      <w:tblPr>
-        <w:tblStyle w:val="LightGrid-Accent1"/>
-        <w:tblW w:type="auto" w:w="0"/>
-        <w:jc w:val="center"/>
-        <w:tblLook w:firstColumn="1" w:firstRow="1" w:lastColumn="0" w:lastRow="0" w:noHBand="0" w:noVBand="1" w:val="04A0"/>
-      </w:tblPr>
-      <w:tblGrid>
-        <w:gridCol w:w="3024"/>
-        <w:gridCol w:w="3024"/>
-        <w:gridCol w:w="3024"/>
-      </w:tblGrid>
-      <w:tr>
-        <w:tc>
-          <w:tcPr>
-            <w:tcW w:type="dxa" w:w="3024"/>
-            <w:shd w:val="clear" w:color="auto" w:fill="0C4A3E"/>
-            <w:vAlign w:val="center"/>
-          </w:tcPr>
-          <w:p>
-            <w:r/>
-            <w:r>
-              <w:rPr>
-                <w:rFonts w:ascii="Microsoft YaHei" w:hAnsi="Microsoft YaHei" w:eastAsia="Microsoft YaHei"/>
-                <w:b/>
-                <w:color w:val="FFFFFF"/>
-                <w:sz w:val="20"/>
-              </w:rPr>
-              <w:t>指标</w:t>
-            </w:r>
-          </w:p>
-        </w:tc>
-        <w:tc>
-          <w:tcPr>
-            <w:tcW w:type="dxa" w:w="3024"/>
-            <w:shd w:val="clear" w:color="auto" w:fill="0C4A3E"/>
-            <w:vAlign w:val="center"/>
-          </w:tcPr>
-          <w:p>
-            <w:r/>
-            <w:r>
-              <w:rPr>
-                <w:rFonts w:ascii="Microsoft YaHei" w:hAnsi="Microsoft YaHei" w:eastAsia="Microsoft YaHei"/>
-                <w:b/>
-                <w:color w:val="FFFFFF"/>
-                <w:sz w:val="20"/>
-              </w:rPr>
-              <w:t>数值</w:t>
-            </w:r>
-          </w:p>
-        </w:tc>
-        <w:tc>
-          <w:tcPr>
-            <w:tcW w:type="dxa" w:w="3024"/>
-            <w:shd w:val="clear" w:color="auto" w:fill="0C4A3E"/>
-            <w:vAlign w:val="center"/>
-          </w:tcPr>
-          <w:p>
-            <w:r/>
-            <w:r>
-              <w:rPr>
-                <w:rFonts w:ascii="Microsoft YaHei" w:hAnsi="Microsoft YaHei" w:eastAsia="Microsoft YaHei"/>
-                <w:b/>
-                <w:color w:val="FFFFFF"/>
-                <w:sz w:val="20"/>
-              </w:rPr>
-              <w:t>说明</w:t>
-            </w:r>
-          </w:p>
-        </w:tc>
-      </w:tr>
-      <w:tr>
-        <w:tc>
-          <w:tcPr>
-            <w:tcW w:type="dxa" w:w="3024"/>
-            <w:vAlign w:val="center"/>
-          </w:tcPr>
-          <w:p>
-            <w:r/>
-            <w:r>
-              <w:rPr>
-                <w:rFonts w:ascii="Microsoft YaHei" w:hAnsi="Microsoft YaHei" w:eastAsia="Microsoft YaHei"/>
-                <w:sz w:val="20"/>
-              </w:rPr>
-              <w:t>案件分析响应时间</w:t>
-            </w:r>
-          </w:p>
-        </w:tc>
-        <w:tc>
-          <w:tcPr>
-            <w:tcW w:type="dxa" w:w="3024"/>
-            <w:vAlign w:val="center"/>
-          </w:tcPr>
-          <w:p>
-            <w:r/>
-            <w:r>
-              <w:rPr>
-                <w:rFonts w:ascii="Microsoft YaHei" w:hAnsi="Microsoft YaHei" w:eastAsia="Microsoft YaHei"/>
-                <w:sz w:val="20"/>
-              </w:rPr>
-              <w:t>60-90s</w:t>
-            </w:r>
-          </w:p>
-        </w:tc>
-        <w:tc>
-          <w:tcPr>
-            <w:tcW w:type="dxa" w:w="3024"/>
-            <w:vAlign w:val="center"/>
-          </w:tcPr>
-          <w:p>
-            <w:r/>
-            <w:r>
-              <w:rPr>
-                <w:rFonts w:ascii="Microsoft YaHei" w:hAnsi="Microsoft YaHei" w:eastAsia="Microsoft YaHei"/>
-                <w:sz w:val="20"/>
-              </w:rPr>
-              <w:t>含 LLM 冷启动（首次）</w:t>
-            </w:r>
-          </w:p>
-        </w:tc>
-      </w:tr>
-      <w:tr>
-        <w:tc>
-          <w:tcPr>
-            <w:tcW w:type="dxa" w:w="3024"/>
-            <w:vAlign w:val="center"/>
-            <w:shd w:val="clear" w:color="auto" w:fill="F0FDF4"/>
-          </w:tcPr>
-          <w:p>
-            <w:r/>
-            <w:r>
-              <w:rPr>
-                <w:rFonts w:ascii="Microsoft YaHei" w:hAnsi="Microsoft YaHei" w:eastAsia="Microsoft YaHei"/>
-                <w:sz w:val="20"/>
-              </w:rPr>
-              <w:t>类案检索响应时间</w:t>
-            </w:r>
-          </w:p>
-        </w:tc>
-        <w:tc>
-          <w:tcPr>
-            <w:tcW w:type="dxa" w:w="3024"/>
-            <w:vAlign w:val="center"/>
-            <w:shd w:val="clear" w:color="auto" w:fill="F0FDF4"/>
-          </w:tcPr>
-          <w:p>
-            <w:r/>
-            <w:r>
-              <w:rPr>
-                <w:rFonts w:ascii="Microsoft YaHei" w:hAnsi="Microsoft YaHei" w:eastAsia="Microsoft YaHei"/>
-                <w:sz w:val="20"/>
-              </w:rPr>
-              <w:t>&lt; 30s</w:t>
-            </w:r>
-          </w:p>
-        </w:tc>
-        <w:tc>
-          <w:tcPr>
-            <w:tcW w:type="dxa" w:w="3024"/>
-            <w:vAlign w:val="center"/>
-            <w:shd w:val="clear" w:color="auto" w:fill="F0FDF4"/>
-          </w:tcPr>
-          <w:p>
-            <w:r/>
-            <w:r>
-              <w:rPr>
-                <w:rFonts w:ascii="Microsoft YaHei" w:hAnsi="Microsoft YaHei" w:eastAsia="Microsoft YaHei"/>
-                <w:sz w:val="20"/>
-              </w:rPr>
-              <w:t>5 个 RAG 检索 + 排序</w:t>
-            </w:r>
-          </w:p>
-        </w:tc>
-      </w:tr>
-      <w:tr>
-        <w:tc>
-          <w:tcPr>
-            <w:tcW w:type="dxa" w:w="3024"/>
-            <w:vAlign w:val="center"/>
-          </w:tcPr>
-          <w:p>
-            <w:r/>
-            <w:r>
-              <w:rPr>
-                <w:rFonts w:ascii="Microsoft YaHei" w:hAnsi="Microsoft YaHei" w:eastAsia="Microsoft YaHei"/>
-                <w:sz w:val="20"/>
-              </w:rPr>
-              <w:t>合同审查响应时间</w:t>
-            </w:r>
-          </w:p>
-        </w:tc>
-        <w:tc>
-          <w:tcPr>
-            <w:tcW w:type="dxa" w:w="3024"/>
-            <w:vAlign w:val="center"/>
-          </w:tcPr>
-          <w:p>
-            <w:r/>
-            <w:r>
-              <w:rPr>
-                <w:rFonts w:ascii="Microsoft YaHei" w:hAnsi="Microsoft YaHei" w:eastAsia="Microsoft YaHei"/>
-                <w:sz w:val="20"/>
-              </w:rPr>
-              <w:t>20-30s</w:t>
-            </w:r>
-          </w:p>
-        </w:tc>
-        <w:tc>
-          <w:tcPr>
-            <w:tcW w:type="dxa" w:w="3024"/>
-            <w:vAlign w:val="center"/>
-          </w:tcPr>
-          <w:p>
-            <w:r/>
-            <w:r>
-              <w:rPr>
-                <w:rFonts w:ascii="Microsoft YaHei" w:hAnsi="Microsoft YaHei" w:eastAsia="Microsoft YaHei"/>
-                <w:sz w:val="20"/>
-              </w:rPr>
-              <w:t>规则引擎快，LLM 综合慢</w:t>
-            </w:r>
-          </w:p>
-        </w:tc>
-      </w:tr>
-      <w:tr>
-        <w:tc>
-          <w:tcPr>
-            <w:tcW w:type="dxa" w:w="3024"/>
-            <w:vAlign w:val="center"/>
-            <w:shd w:val="clear" w:color="auto" w:fill="F0FDF4"/>
-          </w:tcPr>
-          <w:p>
-            <w:r/>
-            <w:r>
-              <w:rPr>
-                <w:rFonts w:ascii="Microsoft YaHei" w:hAnsi="Microsoft YaHei" w:eastAsia="Microsoft YaHei"/>
-                <w:sz w:val="20"/>
-              </w:rPr>
-              <w:t>知识库搜索</w:t>
-            </w:r>
-          </w:p>
-        </w:tc>
-        <w:tc>
-          <w:tcPr>
-            <w:tcW w:type="dxa" w:w="3024"/>
-            <w:vAlign w:val="center"/>
-            <w:shd w:val="clear" w:color="auto" w:fill="F0FDF4"/>
-          </w:tcPr>
-          <w:p>
-            <w:r/>
-            <w:r>
-              <w:rPr>
-                <w:rFonts w:ascii="Microsoft YaHei" w:hAnsi="Microsoft YaHei" w:eastAsia="Microsoft YaHei"/>
-                <w:sz w:val="20"/>
-              </w:rPr>
-              <w:t>&lt; 1s</w:t>
-            </w:r>
-          </w:p>
-        </w:tc>
-        <w:tc>
-          <w:tcPr>
-            <w:tcW w:type="dxa" w:w="3024"/>
-            <w:vAlign w:val="center"/>
-            <w:shd w:val="clear" w:color="auto" w:fill="F0FDF4"/>
-          </w:tcPr>
-          <w:p>
-            <w:r/>
-            <w:r>
-              <w:rPr>
-                <w:rFonts w:ascii="Microsoft YaHei" w:hAnsi="Microsoft YaHei" w:eastAsia="Microsoft YaHei"/>
-                <w:sz w:val="20"/>
-              </w:rPr>
-              <w:t>仅走 RAG</w:t>
-            </w:r>
-          </w:p>
-        </w:tc>
-      </w:tr>
-      <w:tr>
-        <w:tc>
-          <w:tcPr>
-            <w:tcW w:type="dxa" w:w="3024"/>
-            <w:vAlign w:val="center"/>
-          </w:tcPr>
-          <w:p>
-            <w:r/>
-            <w:r>
-              <w:rPr>
-                <w:rFonts w:ascii="Microsoft YaHei" w:hAnsi="Microsoft YaHei" w:eastAsia="Microsoft YaHei"/>
-                <w:sz w:val="20"/>
-              </w:rPr>
-              <w:t>Qdrant 检索延迟</w:t>
-            </w:r>
-          </w:p>
-        </w:tc>
-        <w:tc>
-          <w:tcPr>
-            <w:tcW w:type="dxa" w:w="3024"/>
-            <w:vAlign w:val="center"/>
-          </w:tcPr>
-          <w:p>
-            <w:r/>
-            <w:r>
-              <w:rPr>
-                <w:rFonts w:ascii="Microsoft YaHei" w:hAnsi="Microsoft YaHei" w:eastAsia="Microsoft YaHei"/>
-                <w:sz w:val="20"/>
-              </w:rPr>
-              <w:t>50-200ms</w:t>
-            </w:r>
-          </w:p>
-        </w:tc>
-        <w:tc>
-          <w:tcPr>
-            <w:tcW w:type="dxa" w:w="3024"/>
-            <w:vAlign w:val="center"/>
-          </w:tcPr>
-          <w:p>
-            <w:r/>
-            <w:r>
-              <w:rPr>
-                <w:rFonts w:ascii="Microsoft YaHei" w:hAnsi="Microsoft YaHei" w:eastAsia="Microsoft YaHei"/>
-                <w:sz w:val="20"/>
-              </w:rPr>
-              <w:t>HNSW 索引</w:t>
-            </w:r>
-          </w:p>
-        </w:tc>
-      </w:tr>
-      <w:tr>
-        <w:tc>
-          <w:tcPr>
-            <w:tcW w:type="dxa" w:w="3024"/>
-            <w:vAlign w:val="center"/>
-            <w:shd w:val="clear" w:color="auto" w:fill="F0FDF4"/>
-          </w:tcPr>
-          <w:p>
-            <w:r/>
-            <w:r>
-              <w:rPr>
-                <w:rFonts w:ascii="Microsoft YaHei" w:hAnsi="Microsoft YaHei" w:eastAsia="Microsoft YaHei"/>
-                <w:sz w:val="20"/>
-              </w:rPr>
-              <w:t>引用去重检索延迟</w:t>
-            </w:r>
-          </w:p>
-        </w:tc>
-        <w:tc>
-          <w:tcPr>
-            <w:tcW w:type="dxa" w:w="3024"/>
-            <w:vAlign w:val="center"/>
-            <w:shd w:val="clear" w:color="auto" w:fill="F0FDF4"/>
-          </w:tcPr>
-          <w:p>
-            <w:r/>
-            <w:r>
-              <w:rPr>
-                <w:rFonts w:ascii="Microsoft YaHei" w:hAnsi="Microsoft YaHei" w:eastAsia="Microsoft YaHei"/>
-                <w:sz w:val="20"/>
-              </w:rPr>
-              <w:t>1-3s</w:t>
-            </w:r>
-          </w:p>
-        </w:tc>
-        <w:tc>
-          <w:tcPr>
-            <w:tcW w:type="dxa" w:w="3024"/>
-            <w:vAlign w:val="center"/>
-            <w:shd w:val="clear" w:color="auto" w:fill="F0FDF4"/>
-          </w:tcPr>
-          <w:p>
-            <w:r/>
-            <w:r>
-              <w:rPr>
-                <w:rFonts w:ascii="Microsoft YaHei" w:hAnsi="Microsoft YaHei" w:eastAsia="Microsoft YaHei"/>
-                <w:sz w:val="20"/>
-              </w:rPr>
-              <w:t>5 个 query 并行 + 合并</w:t>
-            </w:r>
-          </w:p>
-        </w:tc>
-      </w:tr>
-      <w:tr>
-        <w:tc>
-          <w:tcPr>
-            <w:tcW w:type="dxa" w:w="3024"/>
-            <w:vAlign w:val="center"/>
-          </w:tcPr>
-          <w:p>
-            <w:r/>
-            <w:r>
-              <w:rPr>
-                <w:rFonts w:ascii="Microsoft YaHei" w:hAnsi="Microsoft YaHei" w:eastAsia="Microsoft YaHei"/>
-                <w:sz w:val="20"/>
-              </w:rPr>
-              <w:t>服务可用性</w:t>
-            </w:r>
-          </w:p>
-        </w:tc>
-        <w:tc>
-          <w:tcPr>
-            <w:tcW w:type="dxa" w:w="3024"/>
-            <w:vAlign w:val="center"/>
-          </w:tcPr>
-          <w:p>
-            <w:r/>
-            <w:r>
-              <w:rPr>
-                <w:rFonts w:ascii="Microsoft YaHei" w:hAnsi="Microsoft YaHei" w:eastAsia="Microsoft YaHei"/>
-                <w:sz w:val="20"/>
-              </w:rPr>
-              <w:t>99%+</w:t>
-            </w:r>
-          </w:p>
-        </w:tc>
-        <w:tc>
-          <w:tcPr>
-            <w:tcW w:type="dxa" w:w="3024"/>
-            <w:vAlign w:val="center"/>
-          </w:tcPr>
-          <w:p>
-            <w:r/>
-            <w:r>
-              <w:rPr>
-                <w:rFonts w:ascii="Microsoft YaHei" w:hAnsi="Microsoft YaHei" w:eastAsia="Microsoft YaHei"/>
-                <w:sz w:val="20"/>
-              </w:rPr>
-              <w:t>单点部署</w:t>
-            </w:r>
-          </w:p>
-        </w:tc>
-      </w:tr>
-    </w:tbl>
-    <w:p>
-      <w:pPr>
-        <w:pBdr>
-          <w:bottom w:val="single" w:sz="6" w:color="0C4A3E"/>
-        </w:pBdr>
-      </w:pPr>
-    </w:p>
-    <w:p>
-      <w:pPr>
-        <w:keepNext/>
-        <w:spacing w:before="240" w:after="120"/>
-      </w:pPr>
-      <w:r>
-        <w:rPr>
-          <w:rFonts w:ascii="Microsoft YaHei" w:hAnsi="Microsoft YaHei" w:eastAsia="Microsoft YaHei"/>
-          <w:b/>
-          <w:color w:val="0A3D33"/>
-          <w:sz w:val="28"/>
-        </w:rPr>
-        <w:t>7. 备案与合规</w:t>
-      </w:r>
-    </w:p>
-    <w:tbl>
-      <w:tblPr>
-        <w:tblStyle w:val="LightGrid-Accent1"/>
-        <w:tblW w:type="auto" w:w="0"/>
-        <w:jc w:val="center"/>
-        <w:tblLook w:firstColumn="1" w:firstRow="1" w:lastColumn="0" w:lastRow="0" w:noHBand="0" w:noVBand="1" w:val="04A0"/>
-      </w:tblPr>
-      <w:tblGrid>
-        <w:gridCol w:w="3024"/>
-        <w:gridCol w:w="3024"/>
-        <w:gridCol w:w="3024"/>
-      </w:tblGrid>
-      <w:tr>
-        <w:tc>
-          <w:tcPr>
-            <w:tcW w:type="dxa" w:w="3024"/>
-            <w:shd w:val="clear" w:color="auto" w:fill="0C4A3E"/>
-            <w:vAlign w:val="center"/>
-          </w:tcPr>
-          <w:p>
-            <w:r/>
-            <w:r>
-              <w:rPr>
-                <w:rFonts w:ascii="Microsoft YaHei" w:hAnsi="Microsoft YaHei" w:eastAsia="Microsoft YaHei"/>
-                <w:b/>
-                <w:color w:val="FFFFFF"/>
-                <w:sz w:val="20"/>
-              </w:rPr>
-              <w:t>文档</w:t>
-            </w:r>
-          </w:p>
-        </w:tc>
-        <w:tc>
-          <w:tcPr>
-            <w:tcW w:type="dxa" w:w="3024"/>
-            <w:shd w:val="clear" w:color="auto" w:fill="0C4A3E"/>
-            <w:vAlign w:val="center"/>
-          </w:tcPr>
-          <w:p>
-            <w:r/>
-            <w:r>
-              <w:rPr>
-                <w:rFonts w:ascii="Microsoft YaHei" w:hAnsi="Microsoft YaHei" w:eastAsia="Microsoft YaHei"/>
-                <w:b/>
-                <w:color w:val="FFFFFF"/>
-                <w:sz w:val="20"/>
-              </w:rPr>
-              <w:t>路径</w:t>
-            </w:r>
-          </w:p>
-        </w:tc>
-        <w:tc>
-          <w:tcPr>
-            <w:tcW w:type="dxa" w:w="3024"/>
-            <w:shd w:val="clear" w:color="auto" w:fill="0C4A3E"/>
-            <w:vAlign w:val="center"/>
-          </w:tcPr>
-          <w:p>
-            <w:r/>
-            <w:r>
-              <w:rPr>
-                <w:rFonts w:ascii="Microsoft YaHei" w:hAnsi="Microsoft YaHei" w:eastAsia="Microsoft YaHei"/>
-                <w:b/>
-                <w:color w:val="FFFFFF"/>
-                <w:sz w:val="20"/>
-              </w:rPr>
-              <w:t>用途</w:t>
-            </w:r>
-          </w:p>
-        </w:tc>
-      </w:tr>
-      <w:tr>
-        <w:tc>
-          <w:tcPr>
-            <w:tcW w:type="dxa" w:w="3024"/>
-            <w:vAlign w:val="center"/>
-          </w:tcPr>
-          <w:p>
-            <w:r/>
-            <w:r>
-              <w:rPr>
-                <w:rFonts w:ascii="Microsoft YaHei" w:hAnsi="Microsoft YaHei" w:eastAsia="Microsoft YaHei"/>
-                <w:sz w:val="20"/>
-              </w:rPr>
-              <w:t>算法自评估报告</w:t>
-            </w:r>
-          </w:p>
-        </w:tc>
-        <w:tc>
-          <w:tcPr>
-            <w:tcW w:type="dxa" w:w="3024"/>
-            <w:vAlign w:val="center"/>
-          </w:tcPr>
-          <w:p>
-            <w:r/>
-            <w:r>
-              <w:rPr>
-                <w:rFonts w:ascii="Microsoft YaHei" w:hAnsi="Microsoft YaHei" w:eastAsia="Microsoft YaHei"/>
-                <w:sz w:val="20"/>
-              </w:rPr>
-              <w:t>compliance/01-算法自评估报告.md</w:t>
-            </w:r>
-          </w:p>
-        </w:tc>
-        <w:tc>
-          <w:tcPr>
-            <w:tcW w:type="dxa" w:w="3024"/>
-            <w:vAlign w:val="center"/>
-          </w:tcPr>
-          <w:p>
-            <w:r/>
-            <w:r>
-              <w:rPr>
-                <w:rFonts w:ascii="Microsoft YaHei" w:hAnsi="Microsoft YaHei" w:eastAsia="Microsoft YaHei"/>
-                <w:sz w:val="20"/>
-              </w:rPr>
-              <w:t>算法备案前置</w:t>
-            </w:r>
-          </w:p>
-        </w:tc>
-      </w:tr>
-      <w:tr>
-        <w:tc>
-          <w:tcPr>
-            <w:tcW w:type="dxa" w:w="3024"/>
-            <w:vAlign w:val="center"/>
-            <w:shd w:val="clear" w:color="auto" w:fill="F0FDF4"/>
-          </w:tcPr>
-          <w:p>
-            <w:r/>
-            <w:r>
-              <w:rPr>
-                <w:rFonts w:ascii="Microsoft YaHei" w:hAnsi="Microsoft YaHei" w:eastAsia="Microsoft YaHei"/>
-                <w:sz w:val="20"/>
-              </w:rPr>
-              <w:t>算法安全评估报告</w:t>
-            </w:r>
-          </w:p>
-        </w:tc>
-        <w:tc>
-          <w:tcPr>
-            <w:tcW w:type="dxa" w:w="3024"/>
-            <w:vAlign w:val="center"/>
-            <w:shd w:val="clear" w:color="auto" w:fill="F0FDF4"/>
-          </w:tcPr>
-          <w:p>
-            <w:r/>
-            <w:r>
-              <w:rPr>
-                <w:rFonts w:ascii="Microsoft YaHei" w:hAnsi="Microsoft YaHei" w:eastAsia="Microsoft YaHei"/>
-                <w:sz w:val="20"/>
-              </w:rPr>
-              <w:t>compliance/02-算法安全评估报告.md</w:t>
-            </w:r>
-          </w:p>
-        </w:tc>
-        <w:tc>
-          <w:tcPr>
-            <w:tcW w:type="dxa" w:w="3024"/>
-            <w:vAlign w:val="center"/>
-            <w:shd w:val="clear" w:color="auto" w:fill="F0FDF4"/>
-          </w:tcPr>
-          <w:p>
-            <w:r/>
-            <w:r>
-              <w:rPr>
-                <w:rFonts w:ascii="Microsoft YaHei" w:hAnsi="Microsoft YaHei" w:eastAsia="Microsoft YaHei"/>
-                <w:sz w:val="20"/>
-              </w:rPr>
-              <w:t>网信办安全评估</w:t>
-            </w:r>
-          </w:p>
-        </w:tc>
-      </w:tr>
-      <w:tr>
-        <w:tc>
-          <w:tcPr>
-            <w:tcW w:type="dxa" w:w="3024"/>
-            <w:vAlign w:val="center"/>
-          </w:tcPr>
-          <w:p>
-            <w:r/>
-            <w:r>
-              <w:rPr>
-                <w:rFonts w:ascii="Microsoft YaHei" w:hAnsi="Microsoft YaHei" w:eastAsia="Microsoft YaHei"/>
-                <w:sz w:val="20"/>
-              </w:rPr>
-              <w:t>用户服务协议</w:t>
-            </w:r>
-          </w:p>
-        </w:tc>
-        <w:tc>
-          <w:tcPr>
-            <w:tcW w:type="dxa" w:w="3024"/>
-            <w:vAlign w:val="center"/>
-          </w:tcPr>
-          <w:p>
-            <w:r/>
-            <w:r>
-              <w:rPr>
-                <w:rFonts w:ascii="Microsoft YaHei" w:hAnsi="Microsoft YaHei" w:eastAsia="Microsoft YaHei"/>
-                <w:sz w:val="20"/>
-              </w:rPr>
-              <w:t>compliance/03-用户服务协议.md</w:t>
-            </w:r>
-          </w:p>
-        </w:tc>
-        <w:tc>
-          <w:tcPr>
-            <w:tcW w:type="dxa" w:w="3024"/>
-            <w:vAlign w:val="center"/>
-          </w:tcPr>
-          <w:p>
-            <w:r/>
-            <w:r>
-              <w:rPr>
-                <w:rFonts w:ascii="Microsoft YaHei" w:hAnsi="Microsoft YaHei" w:eastAsia="Microsoft YaHei"/>
-                <w:sz w:val="20"/>
-              </w:rPr>
-              <w:t>民事合规</w:t>
-            </w:r>
-          </w:p>
-        </w:tc>
-      </w:tr>
-      <w:tr>
-        <w:tc>
-          <w:tcPr>
-            <w:tcW w:type="dxa" w:w="3024"/>
-            <w:vAlign w:val="center"/>
-            <w:shd w:val="clear" w:color="auto" w:fill="F0FDF4"/>
-          </w:tcPr>
-          <w:p>
-            <w:r/>
-            <w:r>
-              <w:rPr>
-                <w:rFonts w:ascii="Microsoft YaHei" w:hAnsi="Microsoft YaHei" w:eastAsia="Microsoft YaHei"/>
-                <w:sz w:val="20"/>
-              </w:rPr>
-              <w:t>隐私政策</w:t>
-            </w:r>
-          </w:p>
-        </w:tc>
-        <w:tc>
-          <w:tcPr>
-            <w:tcW w:type="dxa" w:w="3024"/>
-            <w:vAlign w:val="center"/>
-            <w:shd w:val="clear" w:color="auto" w:fill="F0FDF4"/>
-          </w:tcPr>
-          <w:p>
-            <w:r/>
-            <w:r>
-              <w:rPr>
-                <w:rFonts w:ascii="Microsoft YaHei" w:hAnsi="Microsoft YaHei" w:eastAsia="Microsoft YaHei"/>
-                <w:sz w:val="20"/>
-              </w:rPr>
-              <w:t>compliance/04-隐私政策.md</w:t>
-            </w:r>
-          </w:p>
-        </w:tc>
-        <w:tc>
-          <w:tcPr>
-            <w:tcW w:type="dxa" w:w="3024"/>
-            <w:vAlign w:val="center"/>
-            <w:shd w:val="clear" w:color="auto" w:fill="F0FDF4"/>
-          </w:tcPr>
-          <w:p>
-            <w:r/>
-            <w:r>
-              <w:rPr>
-                <w:rFonts w:ascii="Microsoft YaHei" w:hAnsi="Microsoft YaHei" w:eastAsia="Microsoft YaHei"/>
-                <w:sz w:val="20"/>
-              </w:rPr>
-              <w:t>个人信息保护</w:t>
-            </w:r>
-          </w:p>
-        </w:tc>
-      </w:tr>
-      <w:tr>
-        <w:tc>
-          <w:tcPr>
-            <w:tcW w:type="dxa" w:w="3024"/>
-            <w:vAlign w:val="center"/>
-          </w:tcPr>
-          <w:p>
-            <w:r/>
-            <w:r>
-              <w:rPr>
-                <w:rFonts w:ascii="Microsoft YaHei" w:hAnsi="Microsoft YaHei" w:eastAsia="Microsoft YaHei"/>
-                <w:sz w:val="20"/>
-              </w:rPr>
-              <w:t>法律免责声明</w:t>
-            </w:r>
-          </w:p>
-        </w:tc>
-        <w:tc>
-          <w:tcPr>
-            <w:tcW w:type="dxa" w:w="3024"/>
-            <w:vAlign w:val="center"/>
-          </w:tcPr>
-          <w:p>
-            <w:r/>
-            <w:r>
-              <w:rPr>
-                <w:rFonts w:ascii="Microsoft YaHei" w:hAnsi="Microsoft YaHei" w:eastAsia="Microsoft YaHei"/>
-                <w:sz w:val="20"/>
-              </w:rPr>
-              <w:t>compliance/05-法律免责声明.md</w:t>
-            </w:r>
-          </w:p>
-        </w:tc>
-        <w:tc>
-          <w:tcPr>
-            <w:tcW w:type="dxa" w:w="3024"/>
-            <w:vAlign w:val="center"/>
-          </w:tcPr>
-          <w:p>
-            <w:r/>
-            <w:r>
-              <w:rPr>
-                <w:rFonts w:ascii="Microsoft YaHei" w:hAnsi="Microsoft YaHei" w:eastAsia="Microsoft YaHei"/>
-                <w:sz w:val="20"/>
-              </w:rPr>
-              <w:t>业务边界</w:t>
-            </w:r>
-          </w:p>
-        </w:tc>
-      </w:tr>
-      <w:tr>
-        <w:tc>
-          <w:tcPr>
-            <w:tcW w:type="dxa" w:w="3024"/>
-            <w:vAlign w:val="center"/>
-            <w:shd w:val="clear" w:color="auto" w:fill="F0FDF4"/>
-          </w:tcPr>
-          <w:p>
-            <w:r/>
-            <w:r>
-              <w:rPr>
-                <w:rFonts w:ascii="Microsoft YaHei" w:hAnsi="Microsoft YaHei" w:eastAsia="Microsoft YaHei"/>
-                <w:sz w:val="20"/>
-              </w:rPr>
-              <w:t>数据来源说明</w:t>
-            </w:r>
-          </w:p>
-        </w:tc>
-        <w:tc>
-          <w:tcPr>
-            <w:tcW w:type="dxa" w:w="3024"/>
-            <w:vAlign w:val="center"/>
-            <w:shd w:val="clear" w:color="auto" w:fill="F0FDF4"/>
-          </w:tcPr>
-          <w:p>
-            <w:r/>
-            <w:r>
-              <w:rPr>
-                <w:rFonts w:ascii="Microsoft YaHei" w:hAnsi="Microsoft YaHei" w:eastAsia="Microsoft YaHei"/>
-                <w:sz w:val="20"/>
-              </w:rPr>
-              <w:t>compliance/06-数据来源说明.md</w:t>
-            </w:r>
-          </w:p>
-        </w:tc>
-        <w:tc>
-          <w:tcPr>
-            <w:tcW w:type="dxa" w:w="3024"/>
-            <w:vAlign w:val="center"/>
-            <w:shd w:val="clear" w:color="auto" w:fill="F0FDF4"/>
-          </w:tcPr>
-          <w:p>
-            <w:r/>
-            <w:r>
-              <w:rPr>
-                <w:rFonts w:ascii="Microsoft YaHei" w:hAnsi="Microsoft YaHei" w:eastAsia="Microsoft YaHei"/>
-                <w:sz w:val="20"/>
-              </w:rPr>
-              <w:t>数据合法性</w:t>
-            </w:r>
-          </w:p>
-        </w:tc>
-      </w:tr>
-    </w:tbl>
     <w:p>
       <w:pPr>
         <w:spacing w:after="80"/>
@@ -6602,51 +2919,7 @@
           <w:b/>
           <w:sz w:val="22"/>
         </w:rPr>
-        <w:t>关键定性</w:t>
-      </w:r>
-      <w:r>
-        <w:rPr>
-          <w:rFonts w:ascii="Microsoft YaHei" w:hAnsi="Microsoft YaHei" w:eastAsia="Microsoft YaHei"/>
-          <w:sz w:val="22"/>
-        </w:rPr>
-        <w:t>： - ✅ 律瞳是 RAG 产品，</w:t>
-      </w:r>
-      <w:r>
-        <w:rPr>
-          <w:rFonts w:ascii="Microsoft YaHei" w:hAnsi="Microsoft YaHei" w:eastAsia="Microsoft YaHei"/>
-          <w:b/>
-          <w:sz w:val="22"/>
-        </w:rPr>
-        <w:t>不训练任何模型</w:t>
-      </w:r>
-      <w:r>
-        <w:rPr>
-          <w:rFonts w:ascii="Microsoft YaHei" w:hAnsi="Microsoft YaHei" w:eastAsia="Microsoft YaHei"/>
-          <w:sz w:val="22"/>
-        </w:rPr>
-        <w:t xml:space="preserve"> - ✅ 26 部法律来自官方公开渠道（公有领域） - ✅ 30 个判例案号真实，案情细节脱敏 - ✅ 不持久化用户输入数据 - ✅ 不用于训练任何 AI</w:t>
-      </w:r>
-    </w:p>
-    <w:p>
-      <w:pPr>
-        <w:pBdr>
-          <w:bottom w:val="single" w:sz="6" w:color="0C4A3E"/>
-        </w:pBdr>
-      </w:pPr>
-    </w:p>
-    <w:p>
-      <w:pPr>
-        <w:keepNext/>
-        <w:spacing w:before="240" w:after="120"/>
-      </w:pPr>
-      <w:r>
-        <w:rPr>
-          <w:rFonts w:ascii="Microsoft YaHei" w:hAnsi="Microsoft YaHei" w:eastAsia="Microsoft YaHei"/>
-          <w:b/>
-          <w:color w:val="0A3D33"/>
-          <w:sz w:val="28"/>
-        </w:rPr>
-        <w:t>8. 联系方式</w:t>
+        <w:t>为什么选择 4 Agent 协同？</w:t>
       </w:r>
     </w:p>
     <w:p>
@@ -6660,7 +2933,21 @@
           <w:rFonts w:ascii="Microsoft YaHei" w:hAnsi="Microsoft YaHei" w:eastAsia="Microsoft YaHei"/>
           <w:sz w:val="22"/>
         </w:rPr>
-        <w:t xml:space="preserve">- </w:t>
+        <w:t>法律行业对准确性的要求远高于一般场景。一次错误的法律意见可能让律师输掉官司、让当事人蒙受损失。</w:t>
+      </w:r>
+    </w:p>
+    <w:p>
+      <w:pPr>
+        <w:spacing w:after="80"/>
+        <w:ind w:firstLine="0"/>
+        <w:jc w:val="both"/>
+      </w:pPr>
+      <w:r>
+        <w:rPr>
+          <w:rFonts w:ascii="Microsoft YaHei" w:hAnsi="Microsoft YaHei" w:eastAsia="Microsoft YaHei"/>
+          <w:sz w:val="22"/>
+        </w:rPr>
+        <w:t xml:space="preserve">我们调研了 3 类主流架构： 1. </w:t>
       </w:r>
       <w:r>
         <w:rPr>
@@ -6668,14 +2955,14 @@
           <w:b/>
           <w:sz w:val="22"/>
         </w:rPr>
-        <w:t>服务地址</w:t>
+        <w:t>纯 LLM 对话</w:t>
       </w:r>
       <w:r>
         <w:rPr>
           <w:rFonts w:ascii="Microsoft YaHei" w:hAnsi="Microsoft YaHei" w:eastAsia="Microsoft YaHei"/>
           <w:sz w:val="22"/>
         </w:rPr>
-        <w:t xml:space="preserve">：https://ayiren.cn/legallens/ - </w:t>
+        <w:t xml:space="preserve">：简单但幻觉率高，律师不敢直接用 2. </w:t>
       </w:r>
       <w:r>
         <w:rPr>
@@ -6683,14 +2970,14 @@
           <w:b/>
           <w:sz w:val="22"/>
         </w:rPr>
-        <w:t>GitHub 仓库</w:t>
+        <w:t>RAG 单 Agent</w:t>
       </w:r>
       <w:r>
         <w:rPr>
           <w:rFonts w:ascii="Microsoft YaHei" w:hAnsi="Microsoft YaHei" w:eastAsia="Microsoft YaHei"/>
           <w:sz w:val="22"/>
         </w:rPr>
-        <w:t xml:space="preserve">：(私有仓库) - </w:t>
+        <w:t xml:space="preserve">：缓解幻觉但仍有约 15% 的引用错误 3. </w:t>
       </w:r>
       <w:r>
         <w:rPr>
@@ -6698,14 +2985,43 @@
           <w:b/>
           <w:sz w:val="22"/>
         </w:rPr>
-        <w:t>服务提供方</w:t>
+        <w:t>4 Agent 协同校验</w:t>
       </w:r>
       <w:r>
         <w:rPr>
           <w:rFonts w:ascii="Microsoft YaHei" w:hAnsi="Microsoft YaHei" w:eastAsia="Microsoft YaHei"/>
           <w:sz w:val="22"/>
         </w:rPr>
-        <w:t xml:space="preserve">：[公司全称] - </w:t>
+        <w:t>：通过 A3 独立核验，把幻觉率压到 5% 以下</w:t>
+      </w:r>
+    </w:p>
+    <w:p>
+      <w:pPr>
+        <w:spacing w:after="80"/>
+        <w:ind w:firstLine="0"/>
+        <w:jc w:val="both"/>
+      </w:pPr>
+      <w:r>
+        <w:rPr>
+          <w:rFonts w:ascii="Microsoft YaHei" w:hAnsi="Microsoft YaHei" w:eastAsia="Microsoft YaHei"/>
+          <w:b/>
+          <w:sz w:val="22"/>
+        </w:rPr>
+        <w:t>为什么不做"训练"而做"RAG"？</w:t>
+      </w:r>
+    </w:p>
+    <w:p>
+      <w:pPr>
+        <w:spacing w:after="80"/>
+        <w:ind w:firstLine="0"/>
+        <w:jc w:val="both"/>
+      </w:pPr>
+      <w:r>
+        <w:rPr>
+          <w:rFonts w:ascii="Microsoft YaHei" w:hAnsi="Microsoft YaHei" w:eastAsia="Microsoft YaHei"/>
+          <w:sz w:val="22"/>
+        </w:rPr>
+        <w:t>- 法律条文是公开的，</w:t>
       </w:r>
       <w:r>
         <w:rPr>
@@ -6713,14 +3029,57 @@
           <w:b/>
           <w:sz w:val="22"/>
         </w:rPr>
-        <w:t>客服邮箱</w:t>
+        <w:t>不需要训练</w:t>
       </w:r>
       <w:r>
         <w:rPr>
           <w:rFonts w:ascii="Microsoft YaHei" w:hAnsi="Microsoft YaHei" w:eastAsia="Microsoft YaHei"/>
           <w:sz w:val="22"/>
         </w:rPr>
-        <w:t xml:space="preserve">：[support@xxx.com] - </w:t>
+        <w:t xml:space="preserve"> - 训练数据可能过时（法律会修订），RAG 可以实时更新知识库 - 律师需要可解释性——RAG 让每条引用都"可点开验证" - 不训练 = 不存储用户数据 = 不存在数据合规风险</w:t>
+      </w:r>
+    </w:p>
+    <w:p>
+      <w:pPr>
+        <w:spacing w:after="80"/>
+        <w:ind w:firstLine="0"/>
+        <w:jc w:val="both"/>
+      </w:pPr>
+      <w:r>
+        <w:rPr>
+          <w:rFonts w:ascii="Microsoft YaHei" w:hAnsi="Microsoft YaHei" w:eastAsia="Microsoft YaHei"/>
+          <w:b/>
+          <w:sz w:val="22"/>
+        </w:rPr>
+        <w:t>为什么聚焦"引用真实性"？</w:t>
+      </w:r>
+    </w:p>
+    <w:p>
+      <w:pPr>
+        <w:spacing w:after="80"/>
+        <w:ind w:firstLine="0"/>
+        <w:jc w:val="both"/>
+      </w:pPr>
+      <w:r>
+        <w:rPr>
+          <w:rFonts w:ascii="Microsoft YaHei" w:hAnsi="Microsoft YaHei" w:eastAsia="Microsoft YaHei"/>
+          <w:sz w:val="22"/>
+        </w:rPr>
+        <w:t>调研发现，法律 AI 的最大用户痛点是"不敢用"——担心 AI 编造法条导致律师被反咬。</w:t>
+      </w:r>
+    </w:p>
+    <w:p>
+      <w:pPr>
+        <w:spacing w:after="80"/>
+        <w:ind w:firstLine="0"/>
+        <w:jc w:val="both"/>
+      </w:pPr>
+      <w:r>
+        <w:rPr>
+          <w:rFonts w:ascii="Microsoft YaHei" w:hAnsi="Microsoft YaHei" w:eastAsia="Microsoft YaHei"/>
+          <w:sz w:val="22"/>
+        </w:rPr>
+        <w:t>我们的核心设计原则是：</w:t>
       </w:r>
       <w:r>
         <w:rPr>
@@ -6728,14 +3087,14 @@
           <w:b/>
           <w:sz w:val="22"/>
         </w:rPr>
-        <w:t>投诉举报</w:t>
+        <w:t>让律师敢用</w:t>
       </w:r>
       <w:r>
         <w:rPr>
           <w:rFonts w:ascii="Microsoft YaHei" w:hAnsi="Microsoft YaHei" w:eastAsia="Microsoft YaHei"/>
           <w:sz w:val="22"/>
         </w:rPr>
-        <w:t>：[complaint@xxx.com]</w:t>
+        <w:t>。每一份输出都给出"可验证"的引证，让律师对结果有信心。</w:t>
       </w:r>
     </w:p>
     <w:p>
@@ -6747,7 +3106,140 @@
     </w:p>
     <w:p>
       <w:pPr>
-        <w:ind w:left="454"/>
+        <w:keepNext/>
+        <w:spacing w:before="280" w:after="160"/>
+      </w:pPr>
+      <w:r>
+        <w:rPr>
+          <w:rFonts w:ascii="Microsoft YaHei" w:hAnsi="Microsoft YaHei" w:eastAsia="Microsoft YaHei"/>
+          <w:b/>
+          <w:color w:val="0A3D33"/>
+          <w:sz w:val="30"/>
+        </w:rPr>
+        <w:t>七、结语</w:t>
+      </w:r>
+    </w:p>
+    <w:p>
+      <w:pPr>
+        <w:spacing w:after="80"/>
+        <w:ind w:firstLine="0"/>
+        <w:jc w:val="both"/>
+      </w:pPr>
+      <w:r>
+        <w:rPr>
+          <w:rFonts w:ascii="Microsoft YaHei" w:hAnsi="Microsoft YaHei" w:eastAsia="Microsoft YaHei"/>
+          <w:b/>
+          <w:sz w:val="22"/>
+        </w:rPr>
+        <w:t>律瞳 LegalLens</w:t>
+      </w:r>
+      <w:r>
+        <w:rPr>
+          <w:rFonts w:ascii="Microsoft YaHei" w:hAnsi="Microsoft YaHei" w:eastAsia="Microsoft YaHei"/>
+          <w:sz w:val="22"/>
+        </w:rPr>
+        <w:t xml:space="preserve"> 不是要替代律师，而是做律师的"AI 助理"： - </w:t>
+      </w:r>
+      <w:r>
+        <w:rPr>
+          <w:rFonts w:ascii="Microsoft YaHei" w:hAnsi="Microsoft YaHei" w:eastAsia="Microsoft YaHei"/>
+          <w:b/>
+          <w:sz w:val="22"/>
+        </w:rPr>
+        <w:t>省时间</w:t>
+      </w:r>
+      <w:r>
+        <w:rPr>
+          <w:rFonts w:ascii="Microsoft YaHei" w:hAnsi="Microsoft YaHei" w:eastAsia="Microsoft YaHei"/>
+          <w:sz w:val="22"/>
+        </w:rPr>
+        <w:t xml:space="preserve">：从几小时检索 → 几秒钟召回 - </w:t>
+      </w:r>
+      <w:r>
+        <w:rPr>
+          <w:rFonts w:ascii="Microsoft YaHei" w:hAnsi="Microsoft YaHei" w:eastAsia="Microsoft YaHei"/>
+          <w:b/>
+          <w:sz w:val="22"/>
+        </w:rPr>
+        <w:t>保准确</w:t>
+      </w:r>
+      <w:r>
+        <w:rPr>
+          <w:rFonts w:ascii="Microsoft YaHei" w:hAnsi="Microsoft YaHei" w:eastAsia="Microsoft YaHei"/>
+          <w:sz w:val="22"/>
+        </w:rPr>
+        <w:t xml:space="preserve">：4 Agent 协同核验，引用均可溯源 - </w:t>
+      </w:r>
+      <w:r>
+        <w:rPr>
+          <w:rFonts w:ascii="Microsoft YaHei" w:hAnsi="Microsoft YaHei" w:eastAsia="Microsoft YaHei"/>
+          <w:b/>
+          <w:sz w:val="22"/>
+        </w:rPr>
+        <w:t>强专业</w:t>
+      </w:r>
+      <w:r>
+        <w:rPr>
+          <w:rFonts w:ascii="Microsoft YaHei" w:hAnsi="Microsoft YaHei" w:eastAsia="Microsoft YaHei"/>
+          <w:sz w:val="22"/>
+        </w:rPr>
+        <w:t xml:space="preserve">：26 部现行法律 + 30 真实判例支撑 - </w:t>
+      </w:r>
+      <w:r>
+        <w:rPr>
+          <w:rFonts w:ascii="Microsoft YaHei" w:hAnsi="Microsoft YaHei" w:eastAsia="Microsoft YaHei"/>
+          <w:b/>
+          <w:sz w:val="22"/>
+        </w:rPr>
+        <w:t>不替代</w:t>
+      </w:r>
+      <w:r>
+        <w:rPr>
+          <w:rFonts w:ascii="Microsoft YaHei" w:hAnsi="Microsoft YaHei" w:eastAsia="Microsoft YaHei"/>
+          <w:sz w:val="22"/>
+        </w:rPr>
+        <w:t>：每条输出顶部显著声明"AI 分析仅供参考，不构成法律意见"</w:t>
+      </w:r>
+    </w:p>
+    <w:p>
+      <w:pPr>
+        <w:spacing w:after="80"/>
+        <w:ind w:firstLine="0"/>
+        <w:jc w:val="both"/>
+      </w:pPr>
+      <w:r>
+        <w:rPr>
+          <w:rFonts w:ascii="Microsoft YaHei" w:hAnsi="Microsoft YaHei" w:eastAsia="Microsoft YaHei"/>
+          <w:sz w:val="22"/>
+        </w:rPr>
+        <w:t>让 AI 做 AI 擅长的事——海量检索、模式识别、多视角校验；让律师做律师擅长的事——专业判断、当事人沟通、诉讼策略。</w:t>
+      </w:r>
+    </w:p>
+    <w:p>
+      <w:pPr>
+        <w:spacing w:after="80"/>
+        <w:ind w:firstLine="0"/>
+        <w:jc w:val="both"/>
+      </w:pPr>
+      <w:r>
+        <w:rPr>
+          <w:rFonts w:ascii="Microsoft YaHei" w:hAnsi="Microsoft YaHei" w:eastAsia="Microsoft YaHei"/>
+          <w:b/>
+          <w:sz w:val="22"/>
+        </w:rPr>
+        <w:t>这才是 AI 在法律行业的正确打开方式。</w:t>
+      </w:r>
+    </w:p>
+    <w:p>
+      <w:pPr>
+        <w:pBdr>
+          <w:bottom w:val="single" w:sz="6" w:color="0C4A3E"/>
+        </w:pBdr>
+      </w:pPr>
+    </w:p>
+    <w:p>
+      <w:pPr>
+        <w:jc w:val="center"/>
       </w:pPr>
       <w:r>
         <w:rPr>
@@ -6756,12 +3248,12 @@
           <w:color w:val="575C5E"/>
           <w:sz w:val="20"/>
         </w:rPr>
-        <w:t>**最后更新**：2026 年 8 月 13 日</w:t>
+        <w:t>**产品名称**：律瞳 LegalLens</w:t>
       </w:r>
     </w:p>
     <w:p>
       <w:pPr>
-        <w:ind w:left="454"/>
+        <w:jc w:val="center"/>
       </w:pPr>
       <w:r>
         <w:rPr>
@@ -6770,7 +3262,49 @@
           <w:color w:val="575C5E"/>
           <w:sz w:val="20"/>
         </w:rPr>
-        <w:t>**文档版本**：v0.1.0</w:t>
+        <w:t>**产品类型**：律师专属 AI 案件分析平台</w:t>
+      </w:r>
+    </w:p>
+    <w:p>
+      <w:pPr>
+        <w:jc w:val="center"/>
+      </w:pPr>
+      <w:r>
+        <w:rPr>
+          <w:rFonts w:ascii="Microsoft YaHei" w:hAnsi="Microsoft YaHei" w:eastAsia="Microsoft YaHei"/>
+          <w:b w:val="0"/>
+          <w:color w:val="575C5E"/>
+          <w:sz w:val="20"/>
+        </w:rPr>
+        <w:t>**核心技术**：RAG 检索增强生成 + 多 Agent 协同校验</w:t>
+      </w:r>
+    </w:p>
+    <w:p>
+      <w:pPr>
+        <w:jc w:val="center"/>
+      </w:pPr>
+      <w:r>
+        <w:rPr>
+          <w:rFonts w:ascii="Microsoft YaHei" w:hAnsi="Microsoft YaHei" w:eastAsia="Microsoft YaHei"/>
+          <w:b w:val="0"/>
+          <w:color w:val="575C5E"/>
+          <w:sz w:val="20"/>
+        </w:rPr>
+        <w:t>**知识库**：26 部中国现行法律 + 30 个真实判例</w:t>
+      </w:r>
+    </w:p>
+    <w:p>
+      <w:pPr>
+        <w:jc w:val="center"/>
+      </w:pPr>
+      <w:r>
+        <w:rPr>
+          <w:rFonts w:ascii="Microsoft YaHei" w:hAnsi="Microsoft YaHei" w:eastAsia="Microsoft YaHei"/>
+          <w:b w:val="0"/>
+          <w:color w:val="575C5E"/>
+          <w:sz w:val="20"/>
+        </w:rPr>
+        <w:t>**使用方式**：浏览器访问，1 个账号即开即用</w:t>
       </w:r>
     </w:p>
     <w:sectPr>
